--- a/Document/MÔ TẢ YÊU CẦU HỆ THỐNG.docx
+++ b/Document/MÔ TẢ YÊU CẦU HỆ THỐNG.docx
@@ -5,119 +5,104 @@
     <w:p>
       <w:pPr>
         <w:pStyle w:val="Heading1"/>
-        <w:jc w:val="center"/>
-      </w:pPr>
+      </w:pPr>
+      <w:r>
+        <w:t>Đề tài: Hệ thống đặt vé và quản trị rạp chiếu phim trực tuyến</w:t>
+      </w:r>
+    </w:p>
+    <w:p>
+      <w:pPr>
+        <w:pStyle w:val="Heading1"/>
+      </w:pPr>
+    </w:p>
+    <w:p>
+      <w:pPr>
+        <w:pStyle w:val="Heading1"/>
+      </w:pPr>
+      <w:r>
+        <w:t xml:space="preserve">I. </w:t>
+      </w:r>
       <w:r>
         <w:t>MÔ TẢ YÊU CẦU HỆ THỐNG</w:t>
       </w:r>
     </w:p>
     <w:p>
       <w:pPr>
-        <w:pStyle w:val="Heading1"/>
-        <w:jc w:val="center"/>
-      </w:pPr>
-      <w:r>
-        <w:t>Đề tài: Hệ thống đặt vé và quản trị rạp chiếu phim trực tuyến</w:t>
-      </w:r>
-    </w:p>
-    <w:p>
-      <w:pPr>
-        <w:pStyle w:val="Heading2"/>
+        <w:pStyle w:val="Heading3"/>
       </w:pPr>
       <w:r>
         <w:t>1. Giới thiệu bài toán</w:t>
       </w:r>
     </w:p>
     <w:p>
-      <w:pPr>
+      <w:r>
+        <w:t>Trong bối cảnh nhu cầu giải trí ngày càng tăng, việc quản lý rạp chiếu phim theo cách thủ công gây ra nhiều hạn chế về hiệu suất và trải nghiệm khách hàng. Hệ thống được xây dựng nhằm tự động hóa quy trình đặt vé, quản lý lịch chiếu và tối ưu hóa việc quản trị rạp phim cho người quản lý.</w:t>
+      </w:r>
+    </w:p>
+    <w:p>
+      <w:pPr>
+        <w:pStyle w:val="Heading3"/>
+      </w:pPr>
+      <w:r>
+        <w:t>2. Mục tiêu hệ thống</w:t>
+      </w:r>
+    </w:p>
+    <w:p>
+      <w:pPr>
+        <w:pStyle w:val="ListParagraph"/>
+        <w:numPr>
+          <w:ilvl w:val="0"/>
+          <w:numId w:val="1"/>
+        </w:numPr>
+      </w:pPr>
+      <w:r>
         <w:rPr>
-          <w:rFonts w:ascii="Times New Roman" w:hAnsi="Times New Roman" w:cs="Times New Roman"/>
-        </w:rPr>
-      </w:pPr>
-      <w:r>
-        <w:rPr>
-          <w:rFonts w:ascii="Times New Roman" w:hAnsi="Times New Roman" w:cs="Times New Roman"/>
-        </w:rPr>
-        <w:t>Trong bối cảnh nhu cầu giải trí ngày càng tăng, việc quản lý rạp chiếu phim theo cách thủ công gây ra nhiều hạn chế về hiệu suất và trải nghiệm khách hàng. Hệ thống được xây dựng nhằm tự động hóa quy trình đặt vé, quản lý lịch chiếu và tối ưu hóa việc quản trị rạp phim cho người quản lý.</w:t>
-      </w:r>
-    </w:p>
-    <w:p>
-      <w:pPr>
-        <w:pStyle w:val="Heading2"/>
-      </w:pPr>
-      <w:r>
-        <w:t>2. Mục tiêu hệ thống</w:t>
-      </w:r>
-    </w:p>
-    <w:p>
-      <w:pPr>
-        <w:numPr>
-          <w:ilvl w:val="0"/>
-          <w:numId w:val="1"/>
-        </w:numPr>
-        <w:rPr>
-          <w:rFonts w:ascii="Times New Roman" w:hAnsi="Times New Roman" w:cs="Times New Roman"/>
-        </w:rPr>
-      </w:pPr>
-      <w:r>
-        <w:rPr>
-          <w:rFonts w:ascii="Times New Roman" w:hAnsi="Times New Roman" w:cs="Times New Roman"/>
           <w:b/>
           <w:bCs/>
         </w:rPr>
         <w:t>Đối với khách hàng:</w:t>
       </w:r>
       <w:r>
+        <w:t xml:space="preserve"> Cung cấp giao diện trực quan để xem lịch chiếu, thông tin phim và đặt vé chọn ghế trực tuyến.</w:t>
+      </w:r>
+    </w:p>
+    <w:p>
+      <w:pPr>
+        <w:pStyle w:val="ListParagraph"/>
+        <w:numPr>
+          <w:ilvl w:val="0"/>
+          <w:numId w:val="1"/>
+        </w:numPr>
+      </w:pPr>
+      <w:r>
         <w:rPr>
-          <w:rFonts w:ascii="Times New Roman" w:hAnsi="Times New Roman" w:cs="Times New Roman"/>
-        </w:rPr>
-        <w:t xml:space="preserve"> Cung cấp giao diện trực quan để xem lịch chiếu, thông tin phim và đặt vé chọn ghế trực tuyến.</w:t>
-      </w:r>
-    </w:p>
-    <w:p>
-      <w:pPr>
-        <w:numPr>
-          <w:ilvl w:val="0"/>
-          <w:numId w:val="1"/>
-        </w:numPr>
-        <w:rPr>
-          <w:rFonts w:ascii="Times New Roman" w:hAnsi="Times New Roman" w:cs="Times New Roman"/>
-        </w:rPr>
-      </w:pPr>
-      <w:r>
-        <w:rPr>
-          <w:rFonts w:ascii="Times New Roman" w:hAnsi="Times New Roman" w:cs="Times New Roman"/>
           <w:b/>
           <w:bCs/>
         </w:rPr>
         <w:t>Đối với quản trị viên:</w:t>
       </w:r>
       <w:r>
+        <w:t xml:space="preserve"> Cung cấp công cụ quản lý toàn diện từ thông tin phim, phòng chiếu, suất chiếu đến thống kê doanh thu.</w:t>
+      </w:r>
+    </w:p>
+    <w:p>
+      <w:pPr>
+        <w:pStyle w:val="Heading3"/>
+      </w:pPr>
+      <w:r>
+        <w:t xml:space="preserve">3. Yêu cầu chức năng </w:t>
+      </w:r>
+    </w:p>
+    <w:p>
+      <w:pPr>
+        <w:ind w:left="360"/>
         <w:rPr>
-          <w:rFonts w:ascii="Times New Roman" w:hAnsi="Times New Roman" w:cs="Times New Roman"/>
-        </w:rPr>
-        <w:t xml:space="preserve"> Cung cấp công cụ quản lý toàn diện từ thông tin phim, phòng chiếu, suất chiếu đến thống kê doanh thu.</w:t>
-      </w:r>
-    </w:p>
-    <w:p>
-      <w:pPr>
-        <w:pStyle w:val="Heading2"/>
-      </w:pPr>
-      <w:r>
-        <w:t xml:space="preserve">3. Yêu cầu chức năng </w:t>
-      </w:r>
-    </w:p>
-    <w:p>
-      <w:pPr>
-        <w:rPr>
-          <w:rFonts w:ascii="Times New Roman" w:hAnsi="Times New Roman" w:cs="Times New Roman"/>
           <w:b/>
           <w:bCs/>
         </w:rPr>
       </w:pPr>
       <w:r>
         <w:rPr>
-          <w:rFonts w:ascii="Times New Roman" w:hAnsi="Times New Roman" w:cs="Times New Roman"/>
           <w:b/>
           <w:bCs/>
         </w:rPr>
@@ -126,140 +111,134 @@
     </w:p>
     <w:p>
       <w:pPr>
+        <w:pStyle w:val="ListParagraph"/>
         <w:numPr>
           <w:ilvl w:val="0"/>
           <w:numId w:val="2"/>
         </w:numPr>
+        <w:tabs>
+          <w:tab w:val="clear" w:pos="720"/>
+          <w:tab w:val="num" w:pos="1080"/>
+        </w:tabs>
+        <w:ind w:left="1080"/>
+      </w:pPr>
+      <w:r>
         <w:rPr>
-          <w:rFonts w:ascii="Times New Roman" w:hAnsi="Times New Roman" w:cs="Times New Roman"/>
-        </w:rPr>
-      </w:pPr>
-      <w:r>
-        <w:rPr>
-          <w:rFonts w:ascii="Times New Roman" w:hAnsi="Times New Roman" w:cs="Times New Roman"/>
           <w:b/>
           <w:bCs/>
         </w:rPr>
         <w:t>Xem danh sách phim:</w:t>
       </w:r>
       <w:r>
+        <w:t xml:space="preserve"> Hiển thị phim đang chiếu và sắp chiếu.</w:t>
+      </w:r>
+    </w:p>
+    <w:p>
+      <w:pPr>
+        <w:pStyle w:val="ListParagraph"/>
+        <w:numPr>
+          <w:ilvl w:val="0"/>
+          <w:numId w:val="2"/>
+        </w:numPr>
+        <w:tabs>
+          <w:tab w:val="clear" w:pos="720"/>
+          <w:tab w:val="num" w:pos="1080"/>
+        </w:tabs>
+        <w:ind w:left="1080"/>
+      </w:pPr>
+      <w:r>
         <w:rPr>
-          <w:rFonts w:ascii="Times New Roman" w:hAnsi="Times New Roman" w:cs="Times New Roman"/>
-        </w:rPr>
-        <w:t xml:space="preserve"> Hiển thị phim đang chiếu và sắp chiếu.</w:t>
-      </w:r>
-    </w:p>
-    <w:p>
-      <w:pPr>
-        <w:numPr>
-          <w:ilvl w:val="0"/>
-          <w:numId w:val="2"/>
-        </w:numPr>
-        <w:rPr>
-          <w:rFonts w:ascii="Times New Roman" w:hAnsi="Times New Roman" w:cs="Times New Roman"/>
-        </w:rPr>
-      </w:pPr>
-      <w:r>
-        <w:rPr>
-          <w:rFonts w:ascii="Times New Roman" w:hAnsi="Times New Roman" w:cs="Times New Roman"/>
           <w:b/>
           <w:bCs/>
         </w:rPr>
         <w:t>Chi tiết phim:</w:t>
       </w:r>
       <w:r>
+        <w:t xml:space="preserve"> Xem trailer, mô tả và đánh giá.</w:t>
+      </w:r>
+    </w:p>
+    <w:p>
+      <w:pPr>
+        <w:pStyle w:val="ListParagraph"/>
+        <w:numPr>
+          <w:ilvl w:val="0"/>
+          <w:numId w:val="2"/>
+        </w:numPr>
+        <w:tabs>
+          <w:tab w:val="clear" w:pos="720"/>
+          <w:tab w:val="num" w:pos="1080"/>
+        </w:tabs>
+        <w:ind w:left="1080"/>
+      </w:pPr>
+      <w:r>
         <w:rPr>
-          <w:rFonts w:ascii="Times New Roman" w:hAnsi="Times New Roman" w:cs="Times New Roman"/>
-        </w:rPr>
-        <w:t xml:space="preserve"> Xem trailer, mô tả và đánh giá.</w:t>
-      </w:r>
-    </w:p>
-    <w:p>
-      <w:pPr>
-        <w:numPr>
-          <w:ilvl w:val="0"/>
-          <w:numId w:val="2"/>
-        </w:numPr>
-        <w:rPr>
-          <w:rFonts w:ascii="Times New Roman" w:hAnsi="Times New Roman" w:cs="Times New Roman"/>
-        </w:rPr>
-      </w:pPr>
-      <w:r>
-        <w:rPr>
-          <w:rFonts w:ascii="Times New Roman" w:hAnsi="Times New Roman" w:cs="Times New Roman"/>
           <w:b/>
           <w:bCs/>
         </w:rPr>
         <w:t>Đặt vé:</w:t>
       </w:r>
       <w:r>
+        <w:t xml:space="preserve"> Chọn suất chiếu, chọn ghế trực tiếp trên sơ đồ phòng chiếu (Real-time).</w:t>
+      </w:r>
+    </w:p>
+    <w:p>
+      <w:pPr>
+        <w:pStyle w:val="ListParagraph"/>
+        <w:numPr>
+          <w:ilvl w:val="0"/>
+          <w:numId w:val="2"/>
+        </w:numPr>
+        <w:tabs>
+          <w:tab w:val="clear" w:pos="720"/>
+          <w:tab w:val="num" w:pos="1080"/>
+        </w:tabs>
+        <w:ind w:left="1080"/>
+      </w:pPr>
+      <w:r>
         <w:rPr>
-          <w:rFonts w:ascii="Times New Roman" w:hAnsi="Times New Roman" w:cs="Times New Roman"/>
-        </w:rPr>
-        <w:t xml:space="preserve"> Chọn suất chiếu, chọn ghế trực tiếp trên sơ đồ phòng chiếu (Real-time).</w:t>
-      </w:r>
-    </w:p>
-    <w:p>
-      <w:pPr>
-        <w:numPr>
-          <w:ilvl w:val="0"/>
-          <w:numId w:val="2"/>
-        </w:numPr>
-        <w:rPr>
-          <w:rFonts w:ascii="Times New Roman" w:hAnsi="Times New Roman" w:cs="Times New Roman"/>
-        </w:rPr>
-      </w:pPr>
-      <w:r>
-        <w:rPr>
-          <w:rFonts w:ascii="Times New Roman" w:hAnsi="Times New Roman" w:cs="Times New Roman"/>
           <w:b/>
           <w:bCs/>
         </w:rPr>
         <w:t>Thanh toán:</w:t>
       </w:r>
       <w:r>
+        <w:t xml:space="preserve"> Giả lập quy trình thanh toán và nhận mã vé điện tử.</w:t>
+      </w:r>
+    </w:p>
+    <w:p>
+      <w:pPr>
+        <w:pStyle w:val="ListParagraph"/>
+        <w:numPr>
+          <w:ilvl w:val="0"/>
+          <w:numId w:val="2"/>
+        </w:numPr>
+        <w:tabs>
+          <w:tab w:val="clear" w:pos="720"/>
+          <w:tab w:val="num" w:pos="1080"/>
+        </w:tabs>
+        <w:ind w:left="1080"/>
+      </w:pPr>
+      <w:r>
         <w:rPr>
-          <w:rFonts w:ascii="Times New Roman" w:hAnsi="Times New Roman" w:cs="Times New Roman"/>
-        </w:rPr>
-        <w:t xml:space="preserve"> Giả lập quy trình thanh toán và nhận mã vé điện tử.</w:t>
-      </w:r>
-    </w:p>
-    <w:p>
-      <w:pPr>
-        <w:numPr>
-          <w:ilvl w:val="0"/>
-          <w:numId w:val="2"/>
-        </w:numPr>
-        <w:rPr>
-          <w:rFonts w:ascii="Times New Roman" w:hAnsi="Times New Roman" w:cs="Times New Roman"/>
-        </w:rPr>
-      </w:pPr>
-      <w:r>
-        <w:rPr>
-          <w:rFonts w:ascii="Times New Roman" w:hAnsi="Times New Roman" w:cs="Times New Roman"/>
           <w:b/>
           <w:bCs/>
         </w:rPr>
         <w:t>Quản lý cá nhân:</w:t>
       </w:r>
       <w:r>
+        <w:t xml:space="preserve"> Xem lịch sử đặt vé.</w:t>
+      </w:r>
+    </w:p>
+    <w:p>
+      <w:pPr>
+        <w:ind w:left="360"/>
         <w:rPr>
-          <w:rFonts w:ascii="Times New Roman" w:hAnsi="Times New Roman" w:cs="Times New Roman"/>
-        </w:rPr>
-        <w:t xml:space="preserve"> Xem lịch sử đặt vé.</w:t>
-      </w:r>
-    </w:p>
-    <w:p>
-      <w:pPr>
-        <w:rPr>
-          <w:rFonts w:ascii="Times New Roman" w:hAnsi="Times New Roman" w:cs="Times New Roman"/>
           <w:b/>
           <w:bCs/>
         </w:rPr>
       </w:pPr>
       <w:r>
         <w:rPr>
-          <w:rFonts w:ascii="Times New Roman" w:hAnsi="Times New Roman" w:cs="Times New Roman"/>
           <w:b/>
           <w:bCs/>
         </w:rPr>
@@ -268,237 +247,1590 @@
     </w:p>
     <w:p>
       <w:pPr>
+        <w:pStyle w:val="ListParagraph"/>
         <w:numPr>
           <w:ilvl w:val="0"/>
           <w:numId w:val="3"/>
         </w:numPr>
+        <w:tabs>
+          <w:tab w:val="clear" w:pos="720"/>
+          <w:tab w:val="num" w:pos="1080"/>
+        </w:tabs>
+        <w:ind w:left="1080"/>
+      </w:pPr>
+      <w:r>
         <w:rPr>
-          <w:rFonts w:ascii="Times New Roman" w:hAnsi="Times New Roman" w:cs="Times New Roman"/>
-        </w:rPr>
-      </w:pPr>
-      <w:r>
-        <w:rPr>
-          <w:rFonts w:ascii="Times New Roman" w:hAnsi="Times New Roman" w:cs="Times New Roman"/>
           <w:b/>
           <w:bCs/>
         </w:rPr>
         <w:t>Quản lý phim:</w:t>
       </w:r>
       <w:r>
+        <w:t xml:space="preserve"> Thêm, sửa, xóa thông tin phim.</w:t>
+      </w:r>
+    </w:p>
+    <w:p>
+      <w:pPr>
+        <w:pStyle w:val="ListParagraph"/>
+        <w:numPr>
+          <w:ilvl w:val="0"/>
+          <w:numId w:val="3"/>
+        </w:numPr>
+        <w:tabs>
+          <w:tab w:val="clear" w:pos="720"/>
+          <w:tab w:val="num" w:pos="1080"/>
+        </w:tabs>
+        <w:ind w:left="1080"/>
+      </w:pPr>
+      <w:r>
         <w:rPr>
-          <w:rFonts w:ascii="Times New Roman" w:hAnsi="Times New Roman" w:cs="Times New Roman"/>
-        </w:rPr>
-        <w:t xml:space="preserve"> Thêm, sửa, xóa thông tin phim.</w:t>
-      </w:r>
-    </w:p>
-    <w:p>
-      <w:pPr>
-        <w:numPr>
-          <w:ilvl w:val="0"/>
-          <w:numId w:val="3"/>
-        </w:numPr>
-        <w:rPr>
-          <w:rFonts w:ascii="Times New Roman" w:hAnsi="Times New Roman" w:cs="Times New Roman"/>
-        </w:rPr>
-      </w:pPr>
-      <w:r>
-        <w:rPr>
-          <w:rFonts w:ascii="Times New Roman" w:hAnsi="Times New Roman" w:cs="Times New Roman"/>
           <w:b/>
           <w:bCs/>
         </w:rPr>
         <w:t>Quản lý suất chiếu:</w:t>
       </w:r>
       <w:r>
+        <w:t xml:space="preserve"> Thiết lập lịch chiếu cho từng phòng, tránh trùng giờ.</w:t>
+      </w:r>
+    </w:p>
+    <w:p>
+      <w:pPr>
+        <w:pStyle w:val="ListParagraph"/>
+        <w:numPr>
+          <w:ilvl w:val="0"/>
+          <w:numId w:val="3"/>
+        </w:numPr>
+        <w:tabs>
+          <w:tab w:val="clear" w:pos="720"/>
+          <w:tab w:val="num" w:pos="1080"/>
+        </w:tabs>
+        <w:ind w:left="1080"/>
+      </w:pPr>
+      <w:r>
         <w:rPr>
-          <w:rFonts w:ascii="Times New Roman" w:hAnsi="Times New Roman" w:cs="Times New Roman"/>
-        </w:rPr>
-        <w:t xml:space="preserve"> Thiết lập lịch chiếu cho từng phòng, tránh trùng giờ.</w:t>
-      </w:r>
-    </w:p>
-    <w:p>
-      <w:pPr>
-        <w:numPr>
-          <w:ilvl w:val="0"/>
-          <w:numId w:val="3"/>
-        </w:numPr>
-        <w:rPr>
-          <w:rFonts w:ascii="Times New Roman" w:hAnsi="Times New Roman" w:cs="Times New Roman"/>
-        </w:rPr>
-      </w:pPr>
-      <w:r>
-        <w:rPr>
-          <w:rFonts w:ascii="Times New Roman" w:hAnsi="Times New Roman" w:cs="Times New Roman"/>
           <w:b/>
           <w:bCs/>
         </w:rPr>
         <w:t>Quản lý phòng chiếu:</w:t>
       </w:r>
       <w:r>
+        <w:t xml:space="preserve"> Quản lý sơ đồ ghế, loại ghế (Thường/VIP).</w:t>
+      </w:r>
+    </w:p>
+    <w:p>
+      <w:pPr>
+        <w:pStyle w:val="ListParagraph"/>
+        <w:numPr>
+          <w:ilvl w:val="0"/>
+          <w:numId w:val="3"/>
+        </w:numPr>
+        <w:tabs>
+          <w:tab w:val="clear" w:pos="720"/>
+          <w:tab w:val="num" w:pos="1080"/>
+        </w:tabs>
+        <w:ind w:left="1080"/>
+      </w:pPr>
+      <w:r>
         <w:rPr>
-          <w:rFonts w:ascii="Times New Roman" w:hAnsi="Times New Roman" w:cs="Times New Roman"/>
-        </w:rPr>
-        <w:t xml:space="preserve"> Quản lý sơ đồ ghế, loại ghế (Thường/VIP).</w:t>
-      </w:r>
-    </w:p>
-    <w:p>
-      <w:pPr>
-        <w:numPr>
-          <w:ilvl w:val="0"/>
-          <w:numId w:val="3"/>
-        </w:numPr>
-        <w:rPr>
-          <w:rFonts w:ascii="Times New Roman" w:hAnsi="Times New Roman" w:cs="Times New Roman"/>
-        </w:rPr>
-      </w:pPr>
-      <w:r>
-        <w:rPr>
-          <w:rFonts w:ascii="Times New Roman" w:hAnsi="Times New Roman" w:cs="Times New Roman"/>
           <w:b/>
           <w:bCs/>
         </w:rPr>
         <w:t>Thống kê:</w:t>
       </w:r>
       <w:r>
+        <w:t xml:space="preserve"> Báo cáo doanh thu theo phim, theo ngày/tháng bằng biểu đồ.</w:t>
+      </w:r>
+    </w:p>
+    <w:p>
+      <w:pPr>
+        <w:pStyle w:val="Heading3"/>
+      </w:pPr>
+      <w:r>
+        <w:t>4. Công nghệ dự kiến sử dụng</w:t>
+      </w:r>
+    </w:p>
+    <w:p>
+      <w:pPr>
+        <w:pStyle w:val="ListParagraph"/>
+        <w:numPr>
+          <w:ilvl w:val="0"/>
+          <w:numId w:val="4"/>
+        </w:numPr>
+      </w:pPr>
+      <w:r>
         <w:rPr>
-          <w:rFonts w:ascii="Times New Roman" w:hAnsi="Times New Roman" w:cs="Times New Roman"/>
-        </w:rPr>
-        <w:t xml:space="preserve"> Báo cáo doanh thu theo phim, theo ngày/tháng bằng biểu đồ.</w:t>
-      </w:r>
-    </w:p>
-    <w:p>
-      <w:pPr>
-        <w:pStyle w:val="Heading2"/>
-      </w:pPr>
-      <w:r>
-        <w:t>4. Công nghệ dự kiến sử dụng</w:t>
-      </w:r>
-    </w:p>
-    <w:p>
-      <w:pPr>
-        <w:numPr>
-          <w:ilvl w:val="0"/>
-          <w:numId w:val="4"/>
-        </w:numPr>
-        <w:rPr>
-          <w:rFonts w:ascii="Times New Roman" w:hAnsi="Times New Roman" w:cs="Times New Roman"/>
-        </w:rPr>
-      </w:pPr>
-      <w:r>
-        <w:rPr>
-          <w:rFonts w:ascii="Times New Roman" w:hAnsi="Times New Roman" w:cs="Times New Roman"/>
           <w:b/>
           <w:bCs/>
         </w:rPr>
         <w:t>Backend:</w:t>
       </w:r>
       <w:r>
+        <w:t xml:space="preserve"> Java 21, Spring Boot </w:t>
+      </w:r>
+      <w:r>
+        <w:t>4.0.2</w:t>
+      </w:r>
+      <w:r>
+        <w:t>, Spring Data JPA.</w:t>
+      </w:r>
+    </w:p>
+    <w:p>
+      <w:pPr>
+        <w:pStyle w:val="ListParagraph"/>
+        <w:numPr>
+          <w:ilvl w:val="0"/>
+          <w:numId w:val="4"/>
+        </w:numPr>
+      </w:pPr>
+      <w:r>
         <w:rPr>
-          <w:rFonts w:ascii="Times New Roman" w:hAnsi="Times New Roman" w:cs="Times New Roman"/>
-        </w:rPr>
-        <w:t xml:space="preserve"> Java 21, Spring Boot </w:t>
-      </w:r>
-      <w:r>
-        <w:rPr>
-          <w:rFonts w:ascii="Times New Roman" w:hAnsi="Times New Roman" w:cs="Times New Roman"/>
-        </w:rPr>
-        <w:t>4.0.2</w:t>
-      </w:r>
-      <w:r>
-        <w:rPr>
-          <w:rFonts w:ascii="Times New Roman" w:hAnsi="Times New Roman" w:cs="Times New Roman"/>
-        </w:rPr>
-        <w:t>, Spring Data JPA.</w:t>
-      </w:r>
-    </w:p>
-    <w:p>
-      <w:pPr>
-        <w:numPr>
-          <w:ilvl w:val="0"/>
-          <w:numId w:val="4"/>
-        </w:numPr>
-        <w:rPr>
-          <w:rFonts w:ascii="Times New Roman" w:hAnsi="Times New Roman" w:cs="Times New Roman"/>
-        </w:rPr>
-      </w:pPr>
-      <w:r>
-        <w:rPr>
-          <w:rFonts w:ascii="Times New Roman" w:hAnsi="Times New Roman" w:cs="Times New Roman"/>
           <w:b/>
           <w:bCs/>
         </w:rPr>
         <w:t>Frontend:</w:t>
       </w:r>
       <w:r>
+        <w:t xml:space="preserve"> ReactJS, HTML5/CSS3, JavaScript.</w:t>
+      </w:r>
+    </w:p>
+    <w:p>
+      <w:pPr>
+        <w:pStyle w:val="ListParagraph"/>
+        <w:numPr>
+          <w:ilvl w:val="0"/>
+          <w:numId w:val="4"/>
+        </w:numPr>
+      </w:pPr>
+      <w:r>
         <w:rPr>
-          <w:rFonts w:ascii="Times New Roman" w:hAnsi="Times New Roman" w:cs="Times New Roman"/>
-        </w:rPr>
-        <w:t xml:space="preserve"> ReactJS, HTML5/CSS3, JavaScript.</w:t>
-      </w:r>
-    </w:p>
-    <w:p>
-      <w:pPr>
-        <w:numPr>
-          <w:ilvl w:val="0"/>
-          <w:numId w:val="4"/>
-        </w:numPr>
-        <w:rPr>
-          <w:rFonts w:ascii="Times New Roman" w:hAnsi="Times New Roman" w:cs="Times New Roman"/>
-        </w:rPr>
-      </w:pPr>
-      <w:r>
-        <w:rPr>
-          <w:rFonts w:ascii="Times New Roman" w:hAnsi="Times New Roman" w:cs="Times New Roman"/>
           <w:b/>
           <w:bCs/>
         </w:rPr>
         <w:t>Database:</w:t>
       </w:r>
       <w:r>
+        <w:t xml:space="preserve"> MySQL</w:t>
+      </w:r>
+      <w:r>
+        <w:t>.</w:t>
+      </w:r>
+    </w:p>
+    <w:p>
+      <w:pPr>
+        <w:pStyle w:val="ListParagraph"/>
+        <w:numPr>
+          <w:ilvl w:val="0"/>
+          <w:numId w:val="4"/>
+        </w:numPr>
+      </w:pPr>
+      <w:r>
         <w:rPr>
-          <w:rFonts w:ascii="Times New Roman" w:hAnsi="Times New Roman" w:cs="Times New Roman"/>
-        </w:rPr>
-        <w:t xml:space="preserve"> MySQL</w:t>
-      </w:r>
-      <w:r>
-        <w:rPr>
-          <w:rFonts w:ascii="Times New Roman" w:hAnsi="Times New Roman" w:cs="Times New Roman"/>
-        </w:rPr>
-        <w:t>.</w:t>
-      </w:r>
-    </w:p>
-    <w:p>
-      <w:pPr>
-        <w:numPr>
-          <w:ilvl w:val="0"/>
-          <w:numId w:val="4"/>
-        </w:numPr>
-        <w:rPr>
-          <w:rFonts w:ascii="Times New Roman" w:hAnsi="Times New Roman" w:cs="Times New Roman"/>
-        </w:rPr>
-      </w:pPr>
-      <w:r>
-        <w:rPr>
-          <w:rFonts w:ascii="Times New Roman" w:hAnsi="Times New Roman" w:cs="Times New Roman"/>
           <w:b/>
           <w:bCs/>
         </w:rPr>
+        <w:t>Server:</w:t>
+      </w:r>
+      <w:r>
+        <w:t xml:space="preserve"> Tomcat.</w:t>
+      </w:r>
+    </w:p>
+    <w:p>
+      <w:pPr>
+        <w:pStyle w:val="Heading2"/>
+      </w:pPr>
+      <w:r>
         <w:lastRenderedPageBreak/>
-        <w:t>Server:</w:t>
-      </w:r>
+        <w:t>II. Scenario</w:t>
+      </w:r>
+    </w:p>
+    <w:p>
+      <w:pPr>
+        <w:pStyle w:val="Heading3"/>
+        <w:numPr>
+          <w:ilvl w:val="0"/>
+          <w:numId w:val="23"/>
+        </w:numPr>
+      </w:pPr>
+      <w:r>
+        <w:t>KỊCH BẢN 1: KHÁCH HÀNG ĐẶT VÉ VÀ ÁP DỤNG MÃ GIẢM GIÁ (Core Flow)</w:t>
+      </w:r>
+    </w:p>
+    <w:p>
+      <w:pPr>
+        <w:pStyle w:val="ListParagraph"/>
+        <w:numPr>
+          <w:ilvl w:val="0"/>
+          <w:numId w:val="25"/>
+        </w:numPr>
+      </w:pPr>
       <w:r>
         <w:rPr>
-          <w:rFonts w:ascii="Times New Roman" w:hAnsi="Times New Roman" w:cs="Times New Roman"/>
+          <w:b/>
+          <w:bCs/>
         </w:rPr>
-        <w:t xml:space="preserve"> Tomcat.</w:t>
-      </w:r>
-    </w:p>
-    <w:p>
-      <w:pPr>
+        <w:t>Tên kịch bản:</w:t>
+      </w:r>
+      <w:r>
+        <w:t xml:space="preserve"> Khách hàng tiến hành đặt ghế và thanh toán có sử dụng Voucher.</w:t>
+      </w:r>
+    </w:p>
+    <w:p>
+      <w:pPr>
+        <w:pStyle w:val="ListParagraph"/>
+        <w:numPr>
+          <w:ilvl w:val="0"/>
+          <w:numId w:val="25"/>
+        </w:numPr>
+      </w:pPr>
+      <w:r>
         <w:rPr>
-          <w:rFonts w:ascii="Times New Roman" w:hAnsi="Times New Roman" w:cs="Times New Roman"/>
+          <w:b/>
+          <w:bCs/>
         </w:rPr>
-      </w:pPr>
+        <w:t>Tác nhân (Actor):</w:t>
+      </w:r>
+      <w:r>
+        <w:t xml:space="preserve"> Khách hàng (Customer).</w:t>
+      </w:r>
+    </w:p>
+    <w:p>
+      <w:pPr>
+        <w:pStyle w:val="ListParagraph"/>
+        <w:numPr>
+          <w:ilvl w:val="0"/>
+          <w:numId w:val="25"/>
+        </w:numPr>
+      </w:pPr>
+      <w:r>
+        <w:rPr>
+          <w:b/>
+          <w:bCs/>
+        </w:rPr>
+        <w:t>Điều kiện tiên quyết:</w:t>
+      </w:r>
+      <w:r>
+        <w:t xml:space="preserve"> Khách hàng đã đăng nhập thành công vào hệ thống và đang ở trang Chọn ghế của một Suất chiếu cụ thể.</w:t>
+      </w:r>
+    </w:p>
+    <w:p>
+      <w:pPr>
+        <w:pStyle w:val="ListParagraph"/>
+        <w:numPr>
+          <w:ilvl w:val="0"/>
+          <w:numId w:val="25"/>
+        </w:numPr>
+      </w:pPr>
+      <w:r>
+        <w:rPr>
+          <w:b/>
+          <w:bCs/>
+        </w:rPr>
+        <w:t>Luồng sự kiện chính (Main Flow):</w:t>
+      </w:r>
+    </w:p>
+    <w:p>
+      <w:pPr>
+        <w:numPr>
+          <w:ilvl w:val="1"/>
+          <w:numId w:val="23"/>
+        </w:numPr>
+      </w:pPr>
+      <w:r>
+        <w:t>Khách hàng nhấp chọn các ghế trống trên màn hình sơ đồ ghế (Ví dụ: chọn ghế H1, H2).</w:t>
+      </w:r>
+    </w:p>
+    <w:p>
+      <w:pPr>
+        <w:numPr>
+          <w:ilvl w:val="1"/>
+          <w:numId w:val="23"/>
+        </w:numPr>
+      </w:pPr>
+      <w:r>
+        <w:t>Hệ thống ghi nhận, đổi màu ghế sang trạng thái "Đang chọn" và tính toán tạm thời Tổng tiền vé (Ví dụ: 2 vé x 80.000đ = 160.000đ).</w:t>
+      </w:r>
+    </w:p>
+    <w:p>
+      <w:pPr>
+        <w:numPr>
+          <w:ilvl w:val="1"/>
+          <w:numId w:val="23"/>
+        </w:numPr>
+      </w:pPr>
+      <w:r>
+        <w:t>Khách hàng nhấn nút "Tiếp tục" để chuyển sang trang Thanh toán.</w:t>
+      </w:r>
+    </w:p>
+    <w:p>
+      <w:pPr>
+        <w:numPr>
+          <w:ilvl w:val="1"/>
+          <w:numId w:val="23"/>
+        </w:numPr>
+      </w:pPr>
+      <w:r>
+        <w:t>Tại trang Thanh toán, khách hàng nhập mã giảm giá (Ví dụ: "GIAM20K") vào ô Khuyến mãi hoặc chọn mã từ "Ví Voucher" của mình.</w:t>
+      </w:r>
+    </w:p>
+    <w:p>
+      <w:pPr>
+        <w:numPr>
+          <w:ilvl w:val="1"/>
+          <w:numId w:val="23"/>
+        </w:numPr>
+      </w:pPr>
+      <w:r>
+        <w:t>Hệ thống kiểm tra tính hợp lệ của mã (Chưa hết hạn, đủ điều kiện đơn tối thiểu). Hệ thống thông báo áp mã thành công và trừ trực tiếp 20.000đ vào tổng tiền (Thành tiền: 140.000đ).</w:t>
+      </w:r>
+    </w:p>
+    <w:p>
+      <w:pPr>
+        <w:numPr>
+          <w:ilvl w:val="1"/>
+          <w:numId w:val="23"/>
+        </w:numPr>
+      </w:pPr>
+      <w:r>
+        <w:t>Khách hàng chọn phương thức thanh toán (Ví dụ: VNPay) và tiến hành xác nhận giao dịch.</w:t>
+      </w:r>
+    </w:p>
+    <w:p>
+      <w:pPr>
+        <w:numPr>
+          <w:ilvl w:val="1"/>
+          <w:numId w:val="23"/>
+        </w:numPr>
+      </w:pPr>
+      <w:r>
+        <w:t>Hệ thống ghi nhận giao dịch thành công, tạo hóa đơn lưu vào cơ sở dữ liệu và hiển thị màn hình "Đặt vé thành công" kèm theo Mã vé (QR Code).</w:t>
+      </w:r>
+    </w:p>
+    <w:p>
+      <w:pPr>
+        <w:pStyle w:val="ListParagraph"/>
+        <w:numPr>
+          <w:ilvl w:val="0"/>
+          <w:numId w:val="26"/>
+        </w:numPr>
+      </w:pPr>
+      <w:r>
+        <w:rPr>
+          <w:b/>
+          <w:bCs/>
+        </w:rPr>
+        <w:t>Luồng ngoại lệ (Alternative Flow):</w:t>
+      </w:r>
+    </w:p>
+    <w:p>
+      <w:pPr>
+        <w:numPr>
+          <w:ilvl w:val="1"/>
+          <w:numId w:val="24"/>
+        </w:numPr>
+      </w:pPr>
+      <w:r>
+        <w:rPr>
+          <w:i/>
+          <w:iCs/>
+        </w:rPr>
+        <w:t>Ngoại lệ Mã không hợp lệ:</w:t>
+      </w:r>
+      <w:r>
+        <w:t xml:space="preserve"> Tại bước 5, nếu mã giảm giá đã hết lượt sử dụng hoặc đơn hàng chưa đủ giá trị tối thiểu, hệ thống báo lỗi đỏ: "Mã giảm giá không hợp lệ hoặc không đủ điều kiện áp dụng". Khách hàng phải tiếp tục thanh toán với giá gốc hoặc thử mã khác.</w:t>
+      </w:r>
+    </w:p>
+    <w:p>
+      <w:pPr>
+        <w:pStyle w:val="Heading2"/>
+      </w:pPr>
+      <w:r>
+        <w:t>III. Tạo Database</w:t>
+      </w:r>
+    </w:p>
+    <w:p>
+      <w:pPr>
+        <w:pStyle w:val="ListParagraph"/>
+        <w:numPr>
+          <w:ilvl w:val="0"/>
+          <w:numId w:val="6"/>
+        </w:numPr>
+      </w:pPr>
+      <w:r>
+        <w:t>Các bảng có trong hệ thống</w:t>
+      </w:r>
+    </w:p>
+    <w:p>
+      <w:pPr>
+        <w:pStyle w:val="ListParagraph"/>
+        <w:numPr>
+          <w:ilvl w:val="1"/>
+          <w:numId w:val="6"/>
+        </w:numPr>
+        <w:ind w:firstLine="273"/>
+      </w:pPr>
+      <w:r>
+        <w:lastRenderedPageBreak/>
+        <w:t>Bảng roles</w:t>
+      </w:r>
+    </w:p>
+    <w:p>
+      <w:pPr>
+        <w:pStyle w:val="ListParagraph"/>
+        <w:numPr>
+          <w:ilvl w:val="0"/>
+          <w:numId w:val="12"/>
+        </w:numPr>
+      </w:pPr>
+      <w:r>
+        <w:t>i</w:t>
+      </w:r>
+      <w:r>
+        <w:t>d:</w:t>
+      </w:r>
+      <w:r>
+        <w:t xml:space="preserve"> Khóa chính của bảng.</w:t>
+      </w:r>
+    </w:p>
+    <w:p>
+      <w:pPr>
+        <w:pStyle w:val="ListParagraph"/>
+        <w:numPr>
+          <w:ilvl w:val="0"/>
+          <w:numId w:val="12"/>
+        </w:numPr>
+      </w:pPr>
+      <w:r>
+        <w:t>name:</w:t>
+      </w:r>
+      <w:r>
+        <w:t xml:space="preserve"> Tên quyền (Ví dụ: ADMIN để quản trị, CUSTOMER dành cho khách hàng).</w:t>
+      </w:r>
+    </w:p>
+    <w:p>
+      <w:pPr>
+        <w:pStyle w:val="ListParagraph"/>
+        <w:numPr>
+          <w:ilvl w:val="1"/>
+          <w:numId w:val="6"/>
+        </w:numPr>
+        <w:ind w:firstLine="273"/>
+      </w:pPr>
+      <w:r>
+        <w:t>Bảng users</w:t>
+      </w:r>
+    </w:p>
+    <w:p>
+      <w:pPr>
+        <w:pStyle w:val="ListParagraph"/>
+        <w:numPr>
+          <w:ilvl w:val="0"/>
+          <w:numId w:val="12"/>
+        </w:numPr>
+      </w:pPr>
+      <w:r>
+        <w:t>id: Khóa chính của bảng.</w:t>
+      </w:r>
+    </w:p>
+    <w:p>
+      <w:pPr>
+        <w:pStyle w:val="ListParagraph"/>
+        <w:numPr>
+          <w:ilvl w:val="0"/>
+          <w:numId w:val="12"/>
+        </w:numPr>
+      </w:pPr>
+      <w:r>
+        <w:t>email: Địa chỉ email, dùng làm tên đăng nhập (bắt buộc duy nhất).</w:t>
+      </w:r>
+    </w:p>
+    <w:p>
+      <w:pPr>
+        <w:pStyle w:val="ListParagraph"/>
+        <w:numPr>
+          <w:ilvl w:val="0"/>
+          <w:numId w:val="12"/>
+        </w:numPr>
+      </w:pPr>
+      <w:r>
+        <w:t>password: Mật khẩu đăng nhập (đã được băm và mã hóa để bảo mật).</w:t>
+      </w:r>
+    </w:p>
+    <w:p>
+      <w:pPr>
+        <w:pStyle w:val="ListParagraph"/>
+        <w:numPr>
+          <w:ilvl w:val="0"/>
+          <w:numId w:val="12"/>
+        </w:numPr>
+      </w:pPr>
+      <w:r>
+        <w:t>full_name: Họ và tên đầy đủ của người dùng.</w:t>
+      </w:r>
+    </w:p>
+    <w:p>
+      <w:pPr>
+        <w:pStyle w:val="ListParagraph"/>
+        <w:numPr>
+          <w:ilvl w:val="0"/>
+          <w:numId w:val="12"/>
+        </w:numPr>
+      </w:pPr>
+      <w:r>
+        <w:t>phone: Số điện thoại liên hệ.</w:t>
+      </w:r>
+    </w:p>
+    <w:p>
+      <w:pPr>
+        <w:pStyle w:val="ListParagraph"/>
+        <w:numPr>
+          <w:ilvl w:val="0"/>
+          <w:numId w:val="12"/>
+        </w:numPr>
+      </w:pPr>
+      <w:r>
+        <w:t>role_id: Khóa ngoại liên kết với bảng roles</w:t>
+      </w:r>
+    </w:p>
+    <w:p>
+      <w:pPr>
+        <w:pStyle w:val="ListParagraph"/>
+        <w:numPr>
+          <w:ilvl w:val="1"/>
+          <w:numId w:val="6"/>
+        </w:numPr>
+        <w:ind w:firstLine="273"/>
+      </w:pPr>
+      <w:r>
+        <w:t>Bảng cinemas</w:t>
+      </w:r>
+    </w:p>
+    <w:p>
+      <w:pPr>
+        <w:pStyle w:val="ListParagraph"/>
+        <w:numPr>
+          <w:ilvl w:val="0"/>
+          <w:numId w:val="13"/>
+        </w:numPr>
+      </w:pPr>
+      <w:r>
+        <w:t>id: Khóa chính của bảng</w:t>
+      </w:r>
+    </w:p>
+    <w:p>
+      <w:pPr>
+        <w:pStyle w:val="ListParagraph"/>
+        <w:numPr>
+          <w:ilvl w:val="0"/>
+          <w:numId w:val="13"/>
+        </w:numPr>
+      </w:pPr>
+      <w:r>
+        <w:t>name: Tên chi nhánh rạp (Ví dụ: Rạp chiếu phim Beta Thanh Xuân).</w:t>
+      </w:r>
+    </w:p>
+    <w:p>
+      <w:pPr>
+        <w:pStyle w:val="ListParagraph"/>
+        <w:numPr>
+          <w:ilvl w:val="0"/>
+          <w:numId w:val="13"/>
+        </w:numPr>
+      </w:pPr>
+      <w:r>
+        <w:t>address: Địa chỉ cụ thể của rạp.</w:t>
+      </w:r>
+    </w:p>
+    <w:p>
+      <w:pPr>
+        <w:pStyle w:val="ListParagraph"/>
+        <w:numPr>
+          <w:ilvl w:val="1"/>
+          <w:numId w:val="6"/>
+        </w:numPr>
+        <w:ind w:firstLine="273"/>
+      </w:pPr>
+      <w:r>
+        <w:t>Bảng rooms</w:t>
+      </w:r>
+    </w:p>
+    <w:p>
+      <w:pPr>
+        <w:pStyle w:val="ListParagraph"/>
+        <w:numPr>
+          <w:ilvl w:val="0"/>
+          <w:numId w:val="14"/>
+        </w:numPr>
+      </w:pPr>
+      <w:r>
+        <w:t>id: Khóa chính của bảng.</w:t>
+      </w:r>
+    </w:p>
+    <w:p>
+      <w:pPr>
+        <w:pStyle w:val="ListParagraph"/>
+        <w:numPr>
+          <w:ilvl w:val="0"/>
+          <w:numId w:val="14"/>
+        </w:numPr>
+      </w:pPr>
+      <w:r>
+        <w:t xml:space="preserve">name: </w:t>
+      </w:r>
+      <w:r>
+        <w:t>Tên phòng</w:t>
+      </w:r>
+    </w:p>
+    <w:p>
+      <w:pPr>
+        <w:pStyle w:val="ListParagraph"/>
+        <w:numPr>
+          <w:ilvl w:val="0"/>
+          <w:numId w:val="14"/>
+        </w:numPr>
+      </w:pPr>
+      <w:r>
+        <w:t>cinema_id: Khóa ngoại liên kết với bảng cinemas</w:t>
+      </w:r>
+    </w:p>
+    <w:p>
+      <w:pPr>
+        <w:pStyle w:val="ListParagraph"/>
+        <w:numPr>
+          <w:ilvl w:val="1"/>
+          <w:numId w:val="6"/>
+        </w:numPr>
+        <w:ind w:firstLine="273"/>
+      </w:pPr>
+      <w:r>
+        <w:t>Bảng seats</w:t>
+      </w:r>
+    </w:p>
+    <w:p>
+      <w:pPr>
+        <w:pStyle w:val="ListParagraph"/>
+        <w:numPr>
+          <w:ilvl w:val="0"/>
+          <w:numId w:val="15"/>
+        </w:numPr>
+      </w:pPr>
+      <w:r>
+        <w:t>id: Khóa chính của bảng.</w:t>
+      </w:r>
+    </w:p>
+    <w:p>
+      <w:pPr>
+        <w:pStyle w:val="ListParagraph"/>
+        <w:numPr>
+          <w:ilvl w:val="0"/>
+          <w:numId w:val="15"/>
+        </w:numPr>
+      </w:pPr>
+      <w:r>
+        <w:t>seat_number: Ký hiệu vị trí ghế (Ví dụ: A1, A2, B1...).</w:t>
+      </w:r>
+    </w:p>
+    <w:p>
+      <w:pPr>
+        <w:pStyle w:val="ListParagraph"/>
+        <w:numPr>
+          <w:ilvl w:val="0"/>
+          <w:numId w:val="15"/>
+        </w:numPr>
+      </w:pPr>
+      <w:r>
+        <w:t>room_id: Khóa ngoại liên kết với bảng rooms</w:t>
+      </w:r>
+      <w:r>
+        <w:t>.</w:t>
+      </w:r>
+    </w:p>
+    <w:p>
+      <w:pPr>
+        <w:pStyle w:val="ListParagraph"/>
+        <w:numPr>
+          <w:ilvl w:val="1"/>
+          <w:numId w:val="6"/>
+        </w:numPr>
+        <w:ind w:firstLine="273"/>
+      </w:pPr>
+      <w:r>
+        <w:t>Bảng movies</w:t>
+      </w:r>
+    </w:p>
+    <w:p>
+      <w:pPr>
+        <w:pStyle w:val="ListParagraph"/>
+        <w:numPr>
+          <w:ilvl w:val="0"/>
+          <w:numId w:val="16"/>
+        </w:numPr>
+      </w:pPr>
+      <w:r>
+        <w:t>id: Khóa chính của bảng.</w:t>
+      </w:r>
+    </w:p>
+    <w:p>
+      <w:pPr>
+        <w:pStyle w:val="ListParagraph"/>
+        <w:numPr>
+          <w:ilvl w:val="0"/>
+          <w:numId w:val="16"/>
+        </w:numPr>
+      </w:pPr>
+      <w:r>
+        <w:t xml:space="preserve">title: Tên bộ </w:t>
+      </w:r>
+      <w:r>
+        <w:t>p</w:t>
+      </w:r>
+      <w:r>
+        <w:t>him.</w:t>
+      </w:r>
+    </w:p>
+    <w:p>
+      <w:pPr>
+        <w:pStyle w:val="ListParagraph"/>
+        <w:numPr>
+          <w:ilvl w:val="0"/>
+          <w:numId w:val="16"/>
+        </w:numPr>
+      </w:pPr>
+      <w:r>
+        <w:t>description: Mô tả tóm tắt nội dung bộ phim.</w:t>
+      </w:r>
+    </w:p>
+    <w:p>
+      <w:pPr>
+        <w:pStyle w:val="ListParagraph"/>
+        <w:numPr>
+          <w:ilvl w:val="0"/>
+          <w:numId w:val="16"/>
+        </w:numPr>
+      </w:pPr>
+      <w:r>
+        <w:t>release_date: Ngày phim chính thức khởi chiếu.</w:t>
+      </w:r>
+    </w:p>
+    <w:p>
+      <w:pPr>
+        <w:pStyle w:val="ListParagraph"/>
+        <w:numPr>
+          <w:ilvl w:val="0"/>
+          <w:numId w:val="16"/>
+        </w:numPr>
+      </w:pPr>
+      <w:r>
+        <w:t>status: Trạng thái của phim (Sử dụng Enum: NOW_SHOWING - Đang chiếu, COMING_SOON - Sắp chiếu, ENDED - Ngừng chiếu).</w:t>
+      </w:r>
+    </w:p>
+    <w:p>
+      <w:pPr>
+        <w:pStyle w:val="ListParagraph"/>
+        <w:numPr>
+          <w:ilvl w:val="1"/>
+          <w:numId w:val="6"/>
+        </w:numPr>
+        <w:ind w:firstLine="273"/>
+      </w:pPr>
+      <w:r>
+        <w:t>Bảng showtimes</w:t>
+      </w:r>
+    </w:p>
+    <w:p>
+      <w:pPr>
+        <w:pStyle w:val="ListParagraph"/>
+        <w:numPr>
+          <w:ilvl w:val="0"/>
+          <w:numId w:val="17"/>
+        </w:numPr>
+      </w:pPr>
+      <w:r>
+        <w:t>id: Khóa chính của bảng.</w:t>
+      </w:r>
+    </w:p>
+    <w:p>
+      <w:pPr>
+        <w:pStyle w:val="ListParagraph"/>
+        <w:numPr>
+          <w:ilvl w:val="0"/>
+          <w:numId w:val="17"/>
+        </w:numPr>
+      </w:pPr>
+      <w:r>
+        <w:t>movie_id: Khóa ngoại liên kết với bảng movies (Chiếu bộ phim nào).</w:t>
+      </w:r>
+    </w:p>
+    <w:p>
+      <w:pPr>
+        <w:pStyle w:val="ListParagraph"/>
+        <w:numPr>
+          <w:ilvl w:val="0"/>
+          <w:numId w:val="17"/>
+        </w:numPr>
+      </w:pPr>
+      <w:r>
+        <w:t>room_id: Khóa ngoại liên kết với bảng rooms (Được chiếu ở phòng nào).</w:t>
+      </w:r>
+    </w:p>
+    <w:p>
+      <w:pPr>
+        <w:pStyle w:val="ListParagraph"/>
+        <w:numPr>
+          <w:ilvl w:val="0"/>
+          <w:numId w:val="17"/>
+        </w:numPr>
+      </w:pPr>
+      <w:r>
+        <w:t>start_time: Thời gian bắt đầu chiếu phim.</w:t>
+      </w:r>
+    </w:p>
+    <w:p>
+      <w:pPr>
+        <w:pStyle w:val="ListParagraph"/>
+        <w:numPr>
+          <w:ilvl w:val="0"/>
+          <w:numId w:val="17"/>
+        </w:numPr>
+      </w:pPr>
+      <w:r>
+        <w:t>price: Giá vé cơ bản của suất chiếu này.</w:t>
+      </w:r>
+    </w:p>
+    <w:p>
+      <w:pPr>
+        <w:pStyle w:val="ListParagraph"/>
+        <w:numPr>
+          <w:ilvl w:val="1"/>
+          <w:numId w:val="6"/>
+        </w:numPr>
+        <w:ind w:firstLine="273"/>
+      </w:pPr>
+      <w:r>
+        <w:lastRenderedPageBreak/>
+        <w:t xml:space="preserve">Bảng </w:t>
+      </w:r>
+      <w:r>
+        <w:t>bookings</w:t>
+      </w:r>
+    </w:p>
+    <w:p>
+      <w:pPr>
+        <w:pStyle w:val="ListParagraph"/>
+        <w:numPr>
+          <w:ilvl w:val="0"/>
+          <w:numId w:val="18"/>
+        </w:numPr>
+      </w:pPr>
+      <w:r>
+        <w:t>id: Khóa chính của bảng (Mã đơn hàng).</w:t>
+      </w:r>
+    </w:p>
+    <w:p>
+      <w:pPr>
+        <w:pStyle w:val="ListParagraph"/>
+        <w:numPr>
+          <w:ilvl w:val="0"/>
+          <w:numId w:val="18"/>
+        </w:numPr>
+      </w:pPr>
+      <w:r>
+        <w:t>user_id: Khóa ngoại liên kết với bảng users (Xác định ai là người mua vé).</w:t>
+      </w:r>
+    </w:p>
+    <w:p>
+      <w:pPr>
+        <w:pStyle w:val="ListParagraph"/>
+        <w:numPr>
+          <w:ilvl w:val="0"/>
+          <w:numId w:val="18"/>
+        </w:numPr>
+      </w:pPr>
+      <w:r>
+        <w:t>total_amount: Tổng số tiền gốc của đơn hàng (chưa tính giảm giá).</w:t>
+      </w:r>
+    </w:p>
+    <w:p>
+      <w:pPr>
+        <w:pStyle w:val="ListParagraph"/>
+        <w:numPr>
+          <w:ilvl w:val="0"/>
+          <w:numId w:val="18"/>
+        </w:numPr>
+      </w:pPr>
+      <w:r>
+        <w:t>voucher_id: Khóa ngoại liên kết với bảng vouchers (Mã giảm giá đã được áp dụng cho đơn này, nếu không dùng mã thì để trống).</w:t>
+      </w:r>
+    </w:p>
+    <w:p>
+      <w:pPr>
+        <w:pStyle w:val="ListParagraph"/>
+        <w:numPr>
+          <w:ilvl w:val="0"/>
+          <w:numId w:val="18"/>
+        </w:numPr>
+      </w:pPr>
+      <w:r>
+        <w:t>discount_amount: Số tiền được trừ ra nhờ áp dụng mã giảm giá.</w:t>
+      </w:r>
+    </w:p>
+    <w:p>
+      <w:pPr>
+        <w:pStyle w:val="ListParagraph"/>
+        <w:numPr>
+          <w:ilvl w:val="0"/>
+          <w:numId w:val="18"/>
+        </w:numPr>
+      </w:pPr>
+      <w:r>
+        <w:t>created_at: Dấu thời gian ghi nhận thời điểm tạo đơn hàng.</w:t>
+      </w:r>
+    </w:p>
+    <w:p>
+      <w:pPr>
+        <w:pStyle w:val="ListParagraph"/>
+        <w:numPr>
+          <w:ilvl w:val="1"/>
+          <w:numId w:val="6"/>
+        </w:numPr>
+        <w:ind w:firstLine="273"/>
+      </w:pPr>
+      <w:r>
+        <w:t>Bảng booking_details</w:t>
+      </w:r>
+    </w:p>
+    <w:p>
+      <w:pPr>
+        <w:pStyle w:val="ListParagraph"/>
+        <w:numPr>
+          <w:ilvl w:val="0"/>
+          <w:numId w:val="19"/>
+        </w:numPr>
+      </w:pPr>
+      <w:r>
+        <w:t>id: Khóa chính của bảng.</w:t>
+      </w:r>
+    </w:p>
+    <w:p>
+      <w:pPr>
+        <w:pStyle w:val="ListParagraph"/>
+        <w:numPr>
+          <w:ilvl w:val="0"/>
+          <w:numId w:val="19"/>
+        </w:numPr>
+      </w:pPr>
+      <w:r>
+        <w:t>booking_id: Khóa ngoại liên kết với bảng bookings (Chiếc vé này thuộc đơn hàng nào).</w:t>
+      </w:r>
+    </w:p>
+    <w:p>
+      <w:pPr>
+        <w:pStyle w:val="ListParagraph"/>
+        <w:numPr>
+          <w:ilvl w:val="0"/>
+          <w:numId w:val="19"/>
+        </w:numPr>
+      </w:pPr>
+      <w:r>
+        <w:t>showtime_id: Khóa ngoại liên kết với bảng showtimes (Vé này xem suất chiếu nào).</w:t>
+      </w:r>
+    </w:p>
+    <w:p>
+      <w:pPr>
+        <w:pStyle w:val="ListParagraph"/>
+        <w:numPr>
+          <w:ilvl w:val="0"/>
+          <w:numId w:val="19"/>
+        </w:numPr>
+      </w:pPr>
+      <w:r>
+        <w:t>seat_id: Khóa ngoại liên kết với bảng seats (Vé này ngồi đúng vị trí ghế nào).</w:t>
+      </w:r>
+    </w:p>
+    <w:p>
+      <w:pPr>
+        <w:pStyle w:val="ListParagraph"/>
+        <w:numPr>
+          <w:ilvl w:val="1"/>
+          <w:numId w:val="6"/>
+        </w:numPr>
+        <w:ind w:firstLine="131"/>
+      </w:pPr>
+      <w:r>
+        <w:t>Bảng payments</w:t>
+      </w:r>
+    </w:p>
+    <w:p>
+      <w:pPr>
+        <w:pStyle w:val="ListParagraph"/>
+        <w:numPr>
+          <w:ilvl w:val="0"/>
+          <w:numId w:val="20"/>
+        </w:numPr>
+      </w:pPr>
+      <w:r>
+        <w:t>id: Khóa chính của bảng.</w:t>
+      </w:r>
+    </w:p>
+    <w:p>
+      <w:pPr>
+        <w:pStyle w:val="ListParagraph"/>
+        <w:numPr>
+          <w:ilvl w:val="0"/>
+          <w:numId w:val="20"/>
+        </w:numPr>
+      </w:pPr>
+      <w:r>
+        <w:t>booking_id: Khóa ngoại liên kết với bảng bookings (Thanh toán cho đơn hàng nào).</w:t>
+      </w:r>
+    </w:p>
+    <w:p>
+      <w:pPr>
+        <w:pStyle w:val="ListParagraph"/>
+        <w:numPr>
+          <w:ilvl w:val="0"/>
+          <w:numId w:val="20"/>
+        </w:numPr>
+      </w:pPr>
+      <w:r>
+        <w:t>amount: Số tiền thực tế đã giao dịch.</w:t>
+      </w:r>
+    </w:p>
+    <w:p>
+      <w:pPr>
+        <w:pStyle w:val="ListParagraph"/>
+        <w:numPr>
+          <w:ilvl w:val="0"/>
+          <w:numId w:val="20"/>
+        </w:numPr>
+      </w:pPr>
+      <w:r>
+        <w:t>payment_method: Hình thức khách hàng chọn thanh toán (Ví dụ: VNPay, Momo, Thẻ tín dụng).</w:t>
+      </w:r>
+    </w:p>
+    <w:p>
+      <w:pPr>
+        <w:pStyle w:val="ListParagraph"/>
+        <w:numPr>
+          <w:ilvl w:val="0"/>
+          <w:numId w:val="20"/>
+        </w:numPr>
+      </w:pPr>
+      <w:r>
+        <w:t>status: Trạng thái của phiên thanh toán (Ví dụ: SUCCESS - Thành công, FAILED - Thất bại).</w:t>
+      </w:r>
+    </w:p>
+    <w:p>
+      <w:pPr>
+        <w:pStyle w:val="ListParagraph"/>
+        <w:numPr>
+          <w:ilvl w:val="1"/>
+          <w:numId w:val="6"/>
+        </w:numPr>
+        <w:ind w:firstLine="131"/>
+      </w:pPr>
+      <w:r>
+        <w:t>Bảng vouchers</w:t>
+      </w:r>
+    </w:p>
+    <w:p>
+      <w:pPr>
+        <w:pStyle w:val="ListParagraph"/>
+        <w:numPr>
+          <w:ilvl w:val="0"/>
+          <w:numId w:val="21"/>
+        </w:numPr>
+      </w:pPr>
+      <w:r>
+        <w:t>id: Khóa chính của bảng.</w:t>
+      </w:r>
+    </w:p>
+    <w:p>
+      <w:pPr>
+        <w:pStyle w:val="ListParagraph"/>
+        <w:numPr>
+          <w:ilvl w:val="0"/>
+          <w:numId w:val="21"/>
+        </w:numPr>
+      </w:pPr>
+      <w:r>
+        <w:t>code: Mã văn bản để khách hàng nhập vào (Ví dụ: TET2026, SALE50).</w:t>
+      </w:r>
+    </w:p>
+    <w:p>
+      <w:pPr>
+        <w:pStyle w:val="ListParagraph"/>
+        <w:numPr>
+          <w:ilvl w:val="0"/>
+          <w:numId w:val="21"/>
+        </w:numPr>
+      </w:pPr>
+      <w:r>
+        <w:t>discount_type: Phân loại hình thức giảm giá (Giảm theo phần trăm hay giảm tiền mặt trực tiếp).</w:t>
+      </w:r>
+    </w:p>
+    <w:p>
+      <w:pPr>
+        <w:pStyle w:val="ListParagraph"/>
+        <w:numPr>
+          <w:ilvl w:val="0"/>
+          <w:numId w:val="21"/>
+        </w:numPr>
+      </w:pPr>
+      <w:r>
+        <w:t>discount_value: Giá trị giảm tương ứng (Ví dụ: 10% hoặc 50.000 VNĐ).</w:t>
+      </w:r>
+    </w:p>
+    <w:p>
+      <w:pPr>
+        <w:pStyle w:val="ListParagraph"/>
+        <w:numPr>
+          <w:ilvl w:val="0"/>
+          <w:numId w:val="21"/>
+        </w:numPr>
+      </w:pPr>
+      <w:r>
+        <w:t>min_order_value: Giá trị đơn hàng tối thiểu để mã có hiệu lực.</w:t>
+      </w:r>
+    </w:p>
+    <w:p>
+      <w:pPr>
+        <w:pStyle w:val="ListParagraph"/>
+        <w:numPr>
+          <w:ilvl w:val="0"/>
+          <w:numId w:val="21"/>
+        </w:numPr>
+      </w:pPr>
+      <w:r>
+        <w:t>max_discount_amount: Số tiền giảm tối đa (Áp dụng chặn trần cho loại giảm theo phần trăm).</w:t>
+      </w:r>
+    </w:p>
+    <w:p>
+      <w:pPr>
+        <w:pStyle w:val="ListParagraph"/>
+        <w:numPr>
+          <w:ilvl w:val="0"/>
+          <w:numId w:val="21"/>
+        </w:numPr>
+      </w:pPr>
+      <w:r>
+        <w:t>start_date / end_date: Thời gian bắt đầu và thời gian hết hạn của mã.</w:t>
+      </w:r>
+    </w:p>
+    <w:p>
+      <w:pPr>
+        <w:pStyle w:val="ListParagraph"/>
+        <w:numPr>
+          <w:ilvl w:val="0"/>
+          <w:numId w:val="21"/>
+        </w:numPr>
+      </w:pPr>
+      <w:r>
+        <w:lastRenderedPageBreak/>
+        <w:t>usage_limit: Giới hạn tổng số lượng mã được phép dùng trên toàn hệ thống.</w:t>
+      </w:r>
+    </w:p>
+    <w:p>
+      <w:pPr>
+        <w:pStyle w:val="ListParagraph"/>
+        <w:numPr>
+          <w:ilvl w:val="0"/>
+          <w:numId w:val="21"/>
+        </w:numPr>
+      </w:pPr>
+      <w:r>
+        <w:t>used_count: Biến đếm số lượng mã đã được sử dụng thành công.</w:t>
+      </w:r>
+    </w:p>
+    <w:p>
+      <w:pPr>
+        <w:pStyle w:val="ListParagraph"/>
+        <w:numPr>
+          <w:ilvl w:val="0"/>
+          <w:numId w:val="21"/>
+        </w:numPr>
+      </w:pPr>
+      <w:r>
+        <w:t>status: Trạng thái kích hoạt của mã giảm giá.</w:t>
+      </w:r>
+    </w:p>
+    <w:p>
+      <w:pPr>
+        <w:pStyle w:val="ListParagraph"/>
+        <w:numPr>
+          <w:ilvl w:val="1"/>
+          <w:numId w:val="6"/>
+        </w:numPr>
+        <w:ind w:firstLine="131"/>
+      </w:pPr>
+      <w:r>
+        <w:t>Bảng user_vouchers</w:t>
+      </w:r>
+    </w:p>
+    <w:p>
+      <w:pPr>
+        <w:pStyle w:val="ListParagraph"/>
+        <w:numPr>
+          <w:ilvl w:val="0"/>
+          <w:numId w:val="22"/>
+        </w:numPr>
+      </w:pPr>
+      <w:r>
+        <w:t>id: Khóa chính của bảng.</w:t>
+      </w:r>
+    </w:p>
+    <w:p>
+      <w:pPr>
+        <w:pStyle w:val="ListParagraph"/>
+        <w:numPr>
+          <w:ilvl w:val="0"/>
+          <w:numId w:val="22"/>
+        </w:numPr>
+      </w:pPr>
+      <w:r>
+        <w:t>user_id: Khóa ngoại liên kết với bảng users (Chủ sở hữu ví).</w:t>
+      </w:r>
+    </w:p>
+    <w:p>
+      <w:pPr>
+        <w:pStyle w:val="ListParagraph"/>
+        <w:numPr>
+          <w:ilvl w:val="0"/>
+          <w:numId w:val="22"/>
+        </w:numPr>
+      </w:pPr>
+      <w:r>
+        <w:t>voucher_id: Khóa ngoại liên kết với bảng vouchers (Mã giảm giá được lưu trong ví).</w:t>
+      </w:r>
+    </w:p>
+    <w:p>
+      <w:pPr>
+        <w:pStyle w:val="ListParagraph"/>
+        <w:numPr>
+          <w:ilvl w:val="0"/>
+          <w:numId w:val="22"/>
+        </w:numPr>
+      </w:pPr>
+      <w:r>
+        <w:t>is_used: Biến cờ (True/False) xác định mã này đã bị lấy ra dùng hay chưa.</w:t>
+      </w:r>
+    </w:p>
+    <w:p>
+      <w:pPr>
+        <w:pStyle w:val="ListParagraph"/>
+        <w:numPr>
+          <w:ilvl w:val="0"/>
+          <w:numId w:val="22"/>
+        </w:numPr>
+      </w:pPr>
+      <w:r>
+        <w:t>assigned_at: Thời điểm khách hàng lưu mã vào ví.</w:t>
+      </w:r>
+    </w:p>
+    <w:p>
+      <w:pPr>
+        <w:pStyle w:val="ListParagraph"/>
+        <w:numPr>
+          <w:ilvl w:val="0"/>
+          <w:numId w:val="22"/>
+        </w:numPr>
+      </w:pPr>
+      <w:r>
+        <w:t>used_at: Thời điểm khách hàng chốt đơn và sử dụng mã thành công.</w:t>
+      </w:r>
+    </w:p>
+    <w:p>
+      <w:pPr>
+        <w:pStyle w:val="ListParagraph"/>
+        <w:numPr>
+          <w:ilvl w:val="0"/>
+          <w:numId w:val="6"/>
+        </w:numPr>
+        <w:rPr>
+          <w:b/>
+          <w:bCs/>
+        </w:rPr>
+      </w:pPr>
+      <w:r>
+        <w:rPr>
+          <w:b/>
+          <w:bCs/>
+        </w:rPr>
+        <w:t>Quan hệ giữa các bảng</w:t>
+      </w:r>
+    </w:p>
+    <w:p>
+      <w:pPr>
+        <w:pStyle w:val="ListParagraph"/>
+        <w:numPr>
+          <w:ilvl w:val="0"/>
+          <w:numId w:val="7"/>
+        </w:numPr>
+        <w:tabs>
+          <w:tab w:val="clear" w:pos="720"/>
+          <w:tab w:val="num" w:pos="1080"/>
+        </w:tabs>
+        <w:ind w:left="1080"/>
+      </w:pPr>
+      <w:r>
+        <w:rPr>
+          <w:b/>
+          <w:bCs/>
+        </w:rPr>
+        <w:t>roles (1) - (N) users:</w:t>
+      </w:r>
+      <w:r>
+        <w:t xml:space="preserve"> Một quyền có thể cấp cho nhiều người dùng.</w:t>
+      </w:r>
+    </w:p>
+    <w:p>
+      <w:pPr>
+        <w:pStyle w:val="ListParagraph"/>
+        <w:numPr>
+          <w:ilvl w:val="0"/>
+          <w:numId w:val="7"/>
+        </w:numPr>
+        <w:tabs>
+          <w:tab w:val="clear" w:pos="720"/>
+          <w:tab w:val="num" w:pos="1080"/>
+        </w:tabs>
+        <w:ind w:left="1080"/>
+      </w:pPr>
+      <w:r>
+        <w:rPr>
+          <w:b/>
+          <w:bCs/>
+        </w:rPr>
+        <w:t>cinemas (1) - (N) rooms:</w:t>
+      </w:r>
+      <w:r>
+        <w:t xml:space="preserve"> Một rạp phim có nhiều phòng chiếu.</w:t>
+      </w:r>
+    </w:p>
+    <w:p>
+      <w:pPr>
+        <w:pStyle w:val="ListParagraph"/>
+        <w:numPr>
+          <w:ilvl w:val="0"/>
+          <w:numId w:val="7"/>
+        </w:numPr>
+        <w:tabs>
+          <w:tab w:val="clear" w:pos="720"/>
+          <w:tab w:val="num" w:pos="1080"/>
+        </w:tabs>
+        <w:ind w:left="1080"/>
+      </w:pPr>
+      <w:r>
+        <w:rPr>
+          <w:b/>
+          <w:bCs/>
+        </w:rPr>
+        <w:t>rooms (1) - (N) seats:</w:t>
+      </w:r>
+      <w:r>
+        <w:t xml:space="preserve"> Một phòng chiếu có nhiều ghế ngồi.</w:t>
+      </w:r>
+    </w:p>
+    <w:p>
+      <w:pPr>
+        <w:pStyle w:val="ListParagraph"/>
+        <w:numPr>
+          <w:ilvl w:val="0"/>
+          <w:numId w:val="7"/>
+        </w:numPr>
+        <w:tabs>
+          <w:tab w:val="clear" w:pos="720"/>
+          <w:tab w:val="num" w:pos="1080"/>
+        </w:tabs>
+        <w:ind w:left="1080"/>
+      </w:pPr>
+      <w:r>
+        <w:rPr>
+          <w:b/>
+          <w:bCs/>
+        </w:rPr>
+        <w:t>movies (1) - (N) showtimes:</w:t>
+      </w:r>
+      <w:r>
+        <w:t xml:space="preserve"> Một bộ phim có thể có nhiều suất chiếu vào các khung giờ khác nhau.</w:t>
+      </w:r>
+    </w:p>
+    <w:p>
+      <w:pPr>
+        <w:pStyle w:val="ListParagraph"/>
+        <w:numPr>
+          <w:ilvl w:val="0"/>
+          <w:numId w:val="7"/>
+        </w:numPr>
+        <w:tabs>
+          <w:tab w:val="clear" w:pos="720"/>
+          <w:tab w:val="num" w:pos="1080"/>
+        </w:tabs>
+        <w:ind w:left="1080"/>
+      </w:pPr>
+      <w:r>
+        <w:rPr>
+          <w:b/>
+          <w:bCs/>
+        </w:rPr>
+        <w:t>rooms (1) - (N) showtimes:</w:t>
+      </w:r>
+      <w:r>
+        <w:t xml:space="preserve"> Một phòng chiếu có thể phục vụ nhiều suất chiếu (của các phim khác nhau) trong một ngày.</w:t>
+      </w:r>
+    </w:p>
+    <w:p>
+      <w:pPr>
+        <w:pStyle w:val="ListParagraph"/>
+        <w:numPr>
+          <w:ilvl w:val="0"/>
+          <w:numId w:val="7"/>
+        </w:numPr>
+        <w:tabs>
+          <w:tab w:val="clear" w:pos="720"/>
+          <w:tab w:val="num" w:pos="1080"/>
+        </w:tabs>
+        <w:ind w:left="1080"/>
+      </w:pPr>
+      <w:r>
+        <w:rPr>
+          <w:b/>
+          <w:bCs/>
+        </w:rPr>
+        <w:t>users (1) - (N) bookings:</w:t>
+      </w:r>
+      <w:r>
+        <w:t xml:space="preserve"> Một khách hàng có thể tạo nhiều đơn đặt vé.</w:t>
+      </w:r>
+    </w:p>
+    <w:p>
+      <w:pPr>
+        <w:pStyle w:val="ListParagraph"/>
+        <w:numPr>
+          <w:ilvl w:val="0"/>
+          <w:numId w:val="7"/>
+        </w:numPr>
+        <w:tabs>
+          <w:tab w:val="clear" w:pos="720"/>
+          <w:tab w:val="num" w:pos="1080"/>
+        </w:tabs>
+        <w:ind w:left="1080"/>
+      </w:pPr>
+      <w:r>
+        <w:rPr>
+          <w:b/>
+          <w:bCs/>
+        </w:rPr>
+        <w:t>bookings (1) - (N) booking_details:</w:t>
+      </w:r>
+      <w:r>
+        <w:t xml:space="preserve"> Một đơn đặt vé có thể mua nhiều ghế (chi tiết đơn).</w:t>
+      </w:r>
+    </w:p>
+    <w:p>
+      <w:pPr>
+        <w:pStyle w:val="ListParagraph"/>
+        <w:numPr>
+          <w:ilvl w:val="0"/>
+          <w:numId w:val="7"/>
+        </w:numPr>
+        <w:tabs>
+          <w:tab w:val="clear" w:pos="720"/>
+          <w:tab w:val="num" w:pos="1080"/>
+        </w:tabs>
+        <w:ind w:left="1080"/>
+      </w:pPr>
+      <w:r>
+        <w:rPr>
+          <w:b/>
+          <w:bCs/>
+        </w:rPr>
+        <w:t>showtimes (1) - (N) booking_details:</w:t>
+      </w:r>
+      <w:r>
+        <w:t xml:space="preserve"> Một suất chiếu sẽ bán ra nhiều vé (chi tiết đơn) cho nhiều khách khác nhau.</w:t>
+      </w:r>
+    </w:p>
+    <w:p>
+      <w:pPr>
+        <w:pStyle w:val="ListParagraph"/>
+        <w:numPr>
+          <w:ilvl w:val="0"/>
+          <w:numId w:val="7"/>
+        </w:numPr>
+        <w:tabs>
+          <w:tab w:val="clear" w:pos="720"/>
+          <w:tab w:val="num" w:pos="1080"/>
+        </w:tabs>
+        <w:ind w:left="1080"/>
+      </w:pPr>
+      <w:r>
+        <w:rPr>
+          <w:b/>
+          <w:bCs/>
+        </w:rPr>
+        <w:t>vouchers (1) - (N) bookings:</w:t>
+      </w:r>
+      <w:r>
+        <w:t xml:space="preserve"> Một mã giảm giá (nếu là mã dùng chung) có thể được áp dụng cho nhiều đơn hàng.</w:t>
+      </w:r>
+    </w:p>
+    <w:p>
+      <w:pPr>
+        <w:pStyle w:val="ListParagraph"/>
+        <w:numPr>
+          <w:ilvl w:val="0"/>
+          <w:numId w:val="8"/>
+        </w:numPr>
+        <w:tabs>
+          <w:tab w:val="clear" w:pos="720"/>
+          <w:tab w:val="num" w:pos="1080"/>
+        </w:tabs>
+        <w:ind w:left="1080"/>
+      </w:pPr>
+      <w:r>
+        <w:rPr>
+          <w:b/>
+          <w:bCs/>
+        </w:rPr>
+        <w:t>bookings (1) - (1) payments:</w:t>
+      </w:r>
+      <w:r>
+        <w:t xml:space="preserve"> Mỗi đơn đặt vé chỉ đi kèm với một giao dịch thanh toán cụ thể.</w:t>
+      </w:r>
+    </w:p>
+    <w:p>
+      <w:pPr>
+        <w:pStyle w:val="ListParagraph"/>
+        <w:numPr>
+          <w:ilvl w:val="0"/>
+          <w:numId w:val="9"/>
+        </w:numPr>
+      </w:pPr>
+      <w:r>
+        <w:rPr>
+          <w:b/>
+          <w:bCs/>
+        </w:rPr>
+        <w:t>users (N) - (N) vouchers:</w:t>
+      </w:r>
+      <w:r>
+        <w:t xml:space="preserve"> Một người dùng có thể lưu nhiều mã giảm giá, và một mã giảm giá có thể được lưu bởi nhiều người dùng. Mối quan hệ này được tách ra thành 2 quan hệ 1-N thông qua bảng trung gian </w:t>
+      </w:r>
+      <w:r>
+        <w:rPr>
+          <w:b/>
+          <w:bCs/>
+        </w:rPr>
+        <w:t>user_vouchers</w:t>
+      </w:r>
+      <w:r>
+        <w:t>.</w:t>
+      </w:r>
+    </w:p>
+    <w:p>
+      <w:r>
+        <w:t>https://drawdb.vercel.app/editor/diagrams/54b06ebc-11d5-42cd-a6cb-bcd87c062426</w:t>
+      </w:r>
     </w:p>
     <w:sectPr>
       <w:pgSz w:w="12240" w:h="15840"/>
@@ -662,6 +1994,119 @@
     </w:lvl>
   </w:abstractNum>
   <w:abstractNum w:abstractNumId="1" w15:restartNumberingAfterBreak="0">
+    <w:nsid w:val="0CD86E20"/>
+    <w:multiLevelType w:val="hybridMultilevel"/>
+    <w:tmpl w:val="03C60DAE"/>
+    <w:lvl w:ilvl="0" w:tplc="04090001">
+      <w:start w:val="1"/>
+      <w:numFmt w:val="bullet"/>
+      <w:lvlText w:val=""/>
+      <w:lvlJc w:val="left"/>
+      <w:pPr>
+        <w:ind w:left="1713" w:hanging="360"/>
+      </w:pPr>
+      <w:rPr>
+        <w:rFonts w:ascii="Symbol" w:hAnsi="Symbol" w:hint="default"/>
+      </w:rPr>
+    </w:lvl>
+    <w:lvl w:ilvl="1" w:tplc="04090003" w:tentative="1">
+      <w:start w:val="1"/>
+      <w:numFmt w:val="bullet"/>
+      <w:lvlText w:val="o"/>
+      <w:lvlJc w:val="left"/>
+      <w:pPr>
+        <w:ind w:left="2433" w:hanging="360"/>
+      </w:pPr>
+      <w:rPr>
+        <w:rFonts w:ascii="Courier New" w:hAnsi="Courier New" w:cs="Courier New" w:hint="default"/>
+      </w:rPr>
+    </w:lvl>
+    <w:lvl w:ilvl="2" w:tplc="04090005" w:tentative="1">
+      <w:start w:val="1"/>
+      <w:numFmt w:val="bullet"/>
+      <w:lvlText w:val=""/>
+      <w:lvlJc w:val="left"/>
+      <w:pPr>
+        <w:ind w:left="3153" w:hanging="360"/>
+      </w:pPr>
+      <w:rPr>
+        <w:rFonts w:ascii="Wingdings" w:hAnsi="Wingdings" w:hint="default"/>
+      </w:rPr>
+    </w:lvl>
+    <w:lvl w:ilvl="3" w:tplc="04090001" w:tentative="1">
+      <w:start w:val="1"/>
+      <w:numFmt w:val="bullet"/>
+      <w:lvlText w:val=""/>
+      <w:lvlJc w:val="left"/>
+      <w:pPr>
+        <w:ind w:left="3873" w:hanging="360"/>
+      </w:pPr>
+      <w:rPr>
+        <w:rFonts w:ascii="Symbol" w:hAnsi="Symbol" w:hint="default"/>
+      </w:rPr>
+    </w:lvl>
+    <w:lvl w:ilvl="4" w:tplc="04090003" w:tentative="1">
+      <w:start w:val="1"/>
+      <w:numFmt w:val="bullet"/>
+      <w:lvlText w:val="o"/>
+      <w:lvlJc w:val="left"/>
+      <w:pPr>
+        <w:ind w:left="4593" w:hanging="360"/>
+      </w:pPr>
+      <w:rPr>
+        <w:rFonts w:ascii="Courier New" w:hAnsi="Courier New" w:cs="Courier New" w:hint="default"/>
+      </w:rPr>
+    </w:lvl>
+    <w:lvl w:ilvl="5" w:tplc="04090005" w:tentative="1">
+      <w:start w:val="1"/>
+      <w:numFmt w:val="bullet"/>
+      <w:lvlText w:val=""/>
+      <w:lvlJc w:val="left"/>
+      <w:pPr>
+        <w:ind w:left="5313" w:hanging="360"/>
+      </w:pPr>
+      <w:rPr>
+        <w:rFonts w:ascii="Wingdings" w:hAnsi="Wingdings" w:hint="default"/>
+      </w:rPr>
+    </w:lvl>
+    <w:lvl w:ilvl="6" w:tplc="04090001" w:tentative="1">
+      <w:start w:val="1"/>
+      <w:numFmt w:val="bullet"/>
+      <w:lvlText w:val=""/>
+      <w:lvlJc w:val="left"/>
+      <w:pPr>
+        <w:ind w:left="6033" w:hanging="360"/>
+      </w:pPr>
+      <w:rPr>
+        <w:rFonts w:ascii="Symbol" w:hAnsi="Symbol" w:hint="default"/>
+      </w:rPr>
+    </w:lvl>
+    <w:lvl w:ilvl="7" w:tplc="04090003" w:tentative="1">
+      <w:start w:val="1"/>
+      <w:numFmt w:val="bullet"/>
+      <w:lvlText w:val="o"/>
+      <w:lvlJc w:val="left"/>
+      <w:pPr>
+        <w:ind w:left="6753" w:hanging="360"/>
+      </w:pPr>
+      <w:rPr>
+        <w:rFonts w:ascii="Courier New" w:hAnsi="Courier New" w:cs="Courier New" w:hint="default"/>
+      </w:rPr>
+    </w:lvl>
+    <w:lvl w:ilvl="8" w:tplc="04090005" w:tentative="1">
+      <w:start w:val="1"/>
+      <w:numFmt w:val="bullet"/>
+      <w:lvlText w:val=""/>
+      <w:lvlJc w:val="left"/>
+      <w:pPr>
+        <w:ind w:left="7473" w:hanging="360"/>
+      </w:pPr>
+      <w:rPr>
+        <w:rFonts w:ascii="Wingdings" w:hAnsi="Wingdings" w:hint="default"/>
+      </w:rPr>
+    </w:lvl>
+  </w:abstractNum>
+  <w:abstractNum w:abstractNumId="2" w15:restartNumberingAfterBreak="0">
     <w:nsid w:val="12847D72"/>
     <w:multiLevelType w:val="multilevel"/>
     <w:tmpl w:val="A3625F5A"/>
@@ -810,7 +2255,156 @@
       </w:rPr>
     </w:lvl>
   </w:abstractNum>
-  <w:abstractNum w:abstractNumId="2" w15:restartNumberingAfterBreak="0">
+  <w:abstractNum w:abstractNumId="3" w15:restartNumberingAfterBreak="0">
+    <w:nsid w:val="1F507509"/>
+    <w:multiLevelType w:val="multilevel"/>
+    <w:tmpl w:val="73CCC4B8"/>
+    <w:lvl w:ilvl="0">
+      <w:start w:val="1"/>
+      <w:numFmt w:val="bullet"/>
+      <w:lvlText w:val=""/>
+      <w:lvlJc w:val="left"/>
+      <w:pPr>
+        <w:tabs>
+          <w:tab w:val="num" w:pos="720"/>
+        </w:tabs>
+        <w:ind w:left="720" w:hanging="360"/>
+      </w:pPr>
+      <w:rPr>
+        <w:rFonts w:ascii="Symbol" w:hAnsi="Symbol" w:hint="default"/>
+        <w:sz w:val="20"/>
+      </w:rPr>
+    </w:lvl>
+    <w:lvl w:ilvl="1" w:tentative="1">
+      <w:start w:val="1"/>
+      <w:numFmt w:val="bullet"/>
+      <w:lvlText w:val="o"/>
+      <w:lvlJc w:val="left"/>
+      <w:pPr>
+        <w:tabs>
+          <w:tab w:val="num" w:pos="1440"/>
+        </w:tabs>
+        <w:ind w:left="1440" w:hanging="360"/>
+      </w:pPr>
+      <w:rPr>
+        <w:rFonts w:ascii="Courier New" w:hAnsi="Courier New" w:hint="default"/>
+        <w:sz w:val="20"/>
+      </w:rPr>
+    </w:lvl>
+    <w:lvl w:ilvl="2" w:tentative="1">
+      <w:start w:val="1"/>
+      <w:numFmt w:val="bullet"/>
+      <w:lvlText w:val=""/>
+      <w:lvlJc w:val="left"/>
+      <w:pPr>
+        <w:tabs>
+          <w:tab w:val="num" w:pos="2160"/>
+        </w:tabs>
+        <w:ind w:left="2160" w:hanging="360"/>
+      </w:pPr>
+      <w:rPr>
+        <w:rFonts w:ascii="Wingdings" w:hAnsi="Wingdings" w:hint="default"/>
+        <w:sz w:val="20"/>
+      </w:rPr>
+    </w:lvl>
+    <w:lvl w:ilvl="3" w:tentative="1">
+      <w:start w:val="1"/>
+      <w:numFmt w:val="bullet"/>
+      <w:lvlText w:val=""/>
+      <w:lvlJc w:val="left"/>
+      <w:pPr>
+        <w:tabs>
+          <w:tab w:val="num" w:pos="2880"/>
+        </w:tabs>
+        <w:ind w:left="2880" w:hanging="360"/>
+      </w:pPr>
+      <w:rPr>
+        <w:rFonts w:ascii="Wingdings" w:hAnsi="Wingdings" w:hint="default"/>
+        <w:sz w:val="20"/>
+      </w:rPr>
+    </w:lvl>
+    <w:lvl w:ilvl="4" w:tentative="1">
+      <w:start w:val="1"/>
+      <w:numFmt w:val="bullet"/>
+      <w:lvlText w:val=""/>
+      <w:lvlJc w:val="left"/>
+      <w:pPr>
+        <w:tabs>
+          <w:tab w:val="num" w:pos="3600"/>
+        </w:tabs>
+        <w:ind w:left="3600" w:hanging="360"/>
+      </w:pPr>
+      <w:rPr>
+        <w:rFonts w:ascii="Wingdings" w:hAnsi="Wingdings" w:hint="default"/>
+        <w:sz w:val="20"/>
+      </w:rPr>
+    </w:lvl>
+    <w:lvl w:ilvl="5" w:tentative="1">
+      <w:start w:val="1"/>
+      <w:numFmt w:val="bullet"/>
+      <w:lvlText w:val=""/>
+      <w:lvlJc w:val="left"/>
+      <w:pPr>
+        <w:tabs>
+          <w:tab w:val="num" w:pos="4320"/>
+        </w:tabs>
+        <w:ind w:left="4320" w:hanging="360"/>
+      </w:pPr>
+      <w:rPr>
+        <w:rFonts w:ascii="Wingdings" w:hAnsi="Wingdings" w:hint="default"/>
+        <w:sz w:val="20"/>
+      </w:rPr>
+    </w:lvl>
+    <w:lvl w:ilvl="6" w:tentative="1">
+      <w:start w:val="1"/>
+      <w:numFmt w:val="bullet"/>
+      <w:lvlText w:val=""/>
+      <w:lvlJc w:val="left"/>
+      <w:pPr>
+        <w:tabs>
+          <w:tab w:val="num" w:pos="5040"/>
+        </w:tabs>
+        <w:ind w:left="5040" w:hanging="360"/>
+      </w:pPr>
+      <w:rPr>
+        <w:rFonts w:ascii="Wingdings" w:hAnsi="Wingdings" w:hint="default"/>
+        <w:sz w:val="20"/>
+      </w:rPr>
+    </w:lvl>
+    <w:lvl w:ilvl="7" w:tentative="1">
+      <w:start w:val="1"/>
+      <w:numFmt w:val="bullet"/>
+      <w:lvlText w:val=""/>
+      <w:lvlJc w:val="left"/>
+      <w:pPr>
+        <w:tabs>
+          <w:tab w:val="num" w:pos="5760"/>
+        </w:tabs>
+        <w:ind w:left="5760" w:hanging="360"/>
+      </w:pPr>
+      <w:rPr>
+        <w:rFonts w:ascii="Wingdings" w:hAnsi="Wingdings" w:hint="default"/>
+        <w:sz w:val="20"/>
+      </w:rPr>
+    </w:lvl>
+    <w:lvl w:ilvl="8" w:tentative="1">
+      <w:start w:val="1"/>
+      <w:numFmt w:val="bullet"/>
+      <w:lvlText w:val=""/>
+      <w:lvlJc w:val="left"/>
+      <w:pPr>
+        <w:tabs>
+          <w:tab w:val="num" w:pos="6480"/>
+        </w:tabs>
+        <w:ind w:left="6480" w:hanging="360"/>
+      </w:pPr>
+      <w:rPr>
+        <w:rFonts w:ascii="Wingdings" w:hAnsi="Wingdings" w:hint="default"/>
+        <w:sz w:val="20"/>
+      </w:rPr>
+    </w:lvl>
+  </w:abstractNum>
+  <w:abstractNum w:abstractNumId="4" w15:restartNumberingAfterBreak="0">
     <w:nsid w:val="21FE4B70"/>
     <w:multiLevelType w:val="multilevel"/>
     <w:tmpl w:val="A67C75DE"/>
@@ -959,7 +2553,605 @@
       </w:rPr>
     </w:lvl>
   </w:abstractNum>
-  <w:abstractNum w:abstractNumId="3" w15:restartNumberingAfterBreak="0">
+  <w:abstractNum w:abstractNumId="5" w15:restartNumberingAfterBreak="0">
+    <w:nsid w:val="26A84018"/>
+    <w:multiLevelType w:val="hybridMultilevel"/>
+    <w:tmpl w:val="284C611C"/>
+    <w:lvl w:ilvl="0" w:tplc="04090001">
+      <w:start w:val="1"/>
+      <w:numFmt w:val="bullet"/>
+      <w:lvlText w:val=""/>
+      <w:lvlJc w:val="left"/>
+      <w:pPr>
+        <w:ind w:left="1080" w:hanging="360"/>
+      </w:pPr>
+      <w:rPr>
+        <w:rFonts w:ascii="Symbol" w:hAnsi="Symbol" w:hint="default"/>
+      </w:rPr>
+    </w:lvl>
+    <w:lvl w:ilvl="1" w:tplc="04090003" w:tentative="1">
+      <w:start w:val="1"/>
+      <w:numFmt w:val="bullet"/>
+      <w:lvlText w:val="o"/>
+      <w:lvlJc w:val="left"/>
+      <w:pPr>
+        <w:ind w:left="1800" w:hanging="360"/>
+      </w:pPr>
+      <w:rPr>
+        <w:rFonts w:ascii="Courier New" w:hAnsi="Courier New" w:cs="Courier New" w:hint="default"/>
+      </w:rPr>
+    </w:lvl>
+    <w:lvl w:ilvl="2" w:tplc="04090005" w:tentative="1">
+      <w:start w:val="1"/>
+      <w:numFmt w:val="bullet"/>
+      <w:lvlText w:val=""/>
+      <w:lvlJc w:val="left"/>
+      <w:pPr>
+        <w:ind w:left="2520" w:hanging="360"/>
+      </w:pPr>
+      <w:rPr>
+        <w:rFonts w:ascii="Wingdings" w:hAnsi="Wingdings" w:hint="default"/>
+      </w:rPr>
+    </w:lvl>
+    <w:lvl w:ilvl="3" w:tplc="04090001" w:tentative="1">
+      <w:start w:val="1"/>
+      <w:numFmt w:val="bullet"/>
+      <w:lvlText w:val=""/>
+      <w:lvlJc w:val="left"/>
+      <w:pPr>
+        <w:ind w:left="3240" w:hanging="360"/>
+      </w:pPr>
+      <w:rPr>
+        <w:rFonts w:ascii="Symbol" w:hAnsi="Symbol" w:hint="default"/>
+      </w:rPr>
+    </w:lvl>
+    <w:lvl w:ilvl="4" w:tplc="04090003" w:tentative="1">
+      <w:start w:val="1"/>
+      <w:numFmt w:val="bullet"/>
+      <w:lvlText w:val="o"/>
+      <w:lvlJc w:val="left"/>
+      <w:pPr>
+        <w:ind w:left="3960" w:hanging="360"/>
+      </w:pPr>
+      <w:rPr>
+        <w:rFonts w:ascii="Courier New" w:hAnsi="Courier New" w:cs="Courier New" w:hint="default"/>
+      </w:rPr>
+    </w:lvl>
+    <w:lvl w:ilvl="5" w:tplc="04090005" w:tentative="1">
+      <w:start w:val="1"/>
+      <w:numFmt w:val="bullet"/>
+      <w:lvlText w:val=""/>
+      <w:lvlJc w:val="left"/>
+      <w:pPr>
+        <w:ind w:left="4680" w:hanging="360"/>
+      </w:pPr>
+      <w:rPr>
+        <w:rFonts w:ascii="Wingdings" w:hAnsi="Wingdings" w:hint="default"/>
+      </w:rPr>
+    </w:lvl>
+    <w:lvl w:ilvl="6" w:tplc="04090001" w:tentative="1">
+      <w:start w:val="1"/>
+      <w:numFmt w:val="bullet"/>
+      <w:lvlText w:val=""/>
+      <w:lvlJc w:val="left"/>
+      <w:pPr>
+        <w:ind w:left="5400" w:hanging="360"/>
+      </w:pPr>
+      <w:rPr>
+        <w:rFonts w:ascii="Symbol" w:hAnsi="Symbol" w:hint="default"/>
+      </w:rPr>
+    </w:lvl>
+    <w:lvl w:ilvl="7" w:tplc="04090003" w:tentative="1">
+      <w:start w:val="1"/>
+      <w:numFmt w:val="bullet"/>
+      <w:lvlText w:val="o"/>
+      <w:lvlJc w:val="left"/>
+      <w:pPr>
+        <w:ind w:left="6120" w:hanging="360"/>
+      </w:pPr>
+      <w:rPr>
+        <w:rFonts w:ascii="Courier New" w:hAnsi="Courier New" w:cs="Courier New" w:hint="default"/>
+      </w:rPr>
+    </w:lvl>
+    <w:lvl w:ilvl="8" w:tplc="04090005" w:tentative="1">
+      <w:start w:val="1"/>
+      <w:numFmt w:val="bullet"/>
+      <w:lvlText w:val=""/>
+      <w:lvlJc w:val="left"/>
+      <w:pPr>
+        <w:ind w:left="6840" w:hanging="360"/>
+      </w:pPr>
+      <w:rPr>
+        <w:rFonts w:ascii="Wingdings" w:hAnsi="Wingdings" w:hint="default"/>
+      </w:rPr>
+    </w:lvl>
+  </w:abstractNum>
+  <w:abstractNum w:abstractNumId="6" w15:restartNumberingAfterBreak="0">
+    <w:nsid w:val="2C5F6C93"/>
+    <w:multiLevelType w:val="hybridMultilevel"/>
+    <w:tmpl w:val="412478A0"/>
+    <w:lvl w:ilvl="0" w:tplc="04090001">
+      <w:start w:val="1"/>
+      <w:numFmt w:val="bullet"/>
+      <w:lvlText w:val=""/>
+      <w:lvlJc w:val="left"/>
+      <w:pPr>
+        <w:ind w:left="1571" w:hanging="360"/>
+      </w:pPr>
+      <w:rPr>
+        <w:rFonts w:ascii="Symbol" w:hAnsi="Symbol" w:hint="default"/>
+      </w:rPr>
+    </w:lvl>
+    <w:lvl w:ilvl="1" w:tplc="04090003" w:tentative="1">
+      <w:start w:val="1"/>
+      <w:numFmt w:val="bullet"/>
+      <w:lvlText w:val="o"/>
+      <w:lvlJc w:val="left"/>
+      <w:pPr>
+        <w:ind w:left="2291" w:hanging="360"/>
+      </w:pPr>
+      <w:rPr>
+        <w:rFonts w:ascii="Courier New" w:hAnsi="Courier New" w:cs="Courier New" w:hint="default"/>
+      </w:rPr>
+    </w:lvl>
+    <w:lvl w:ilvl="2" w:tplc="04090005" w:tentative="1">
+      <w:start w:val="1"/>
+      <w:numFmt w:val="bullet"/>
+      <w:lvlText w:val=""/>
+      <w:lvlJc w:val="left"/>
+      <w:pPr>
+        <w:ind w:left="3011" w:hanging="360"/>
+      </w:pPr>
+      <w:rPr>
+        <w:rFonts w:ascii="Wingdings" w:hAnsi="Wingdings" w:hint="default"/>
+      </w:rPr>
+    </w:lvl>
+    <w:lvl w:ilvl="3" w:tplc="04090001" w:tentative="1">
+      <w:start w:val="1"/>
+      <w:numFmt w:val="bullet"/>
+      <w:lvlText w:val=""/>
+      <w:lvlJc w:val="left"/>
+      <w:pPr>
+        <w:ind w:left="3731" w:hanging="360"/>
+      </w:pPr>
+      <w:rPr>
+        <w:rFonts w:ascii="Symbol" w:hAnsi="Symbol" w:hint="default"/>
+      </w:rPr>
+    </w:lvl>
+    <w:lvl w:ilvl="4" w:tplc="04090003" w:tentative="1">
+      <w:start w:val="1"/>
+      <w:numFmt w:val="bullet"/>
+      <w:lvlText w:val="o"/>
+      <w:lvlJc w:val="left"/>
+      <w:pPr>
+        <w:ind w:left="4451" w:hanging="360"/>
+      </w:pPr>
+      <w:rPr>
+        <w:rFonts w:ascii="Courier New" w:hAnsi="Courier New" w:cs="Courier New" w:hint="default"/>
+      </w:rPr>
+    </w:lvl>
+    <w:lvl w:ilvl="5" w:tplc="04090005" w:tentative="1">
+      <w:start w:val="1"/>
+      <w:numFmt w:val="bullet"/>
+      <w:lvlText w:val=""/>
+      <w:lvlJc w:val="left"/>
+      <w:pPr>
+        <w:ind w:left="5171" w:hanging="360"/>
+      </w:pPr>
+      <w:rPr>
+        <w:rFonts w:ascii="Wingdings" w:hAnsi="Wingdings" w:hint="default"/>
+      </w:rPr>
+    </w:lvl>
+    <w:lvl w:ilvl="6" w:tplc="04090001" w:tentative="1">
+      <w:start w:val="1"/>
+      <w:numFmt w:val="bullet"/>
+      <w:lvlText w:val=""/>
+      <w:lvlJc w:val="left"/>
+      <w:pPr>
+        <w:ind w:left="5891" w:hanging="360"/>
+      </w:pPr>
+      <w:rPr>
+        <w:rFonts w:ascii="Symbol" w:hAnsi="Symbol" w:hint="default"/>
+      </w:rPr>
+    </w:lvl>
+    <w:lvl w:ilvl="7" w:tplc="04090003" w:tentative="1">
+      <w:start w:val="1"/>
+      <w:numFmt w:val="bullet"/>
+      <w:lvlText w:val="o"/>
+      <w:lvlJc w:val="left"/>
+      <w:pPr>
+        <w:ind w:left="6611" w:hanging="360"/>
+      </w:pPr>
+      <w:rPr>
+        <w:rFonts w:ascii="Courier New" w:hAnsi="Courier New" w:cs="Courier New" w:hint="default"/>
+      </w:rPr>
+    </w:lvl>
+    <w:lvl w:ilvl="8" w:tplc="04090005" w:tentative="1">
+      <w:start w:val="1"/>
+      <w:numFmt w:val="bullet"/>
+      <w:lvlText w:val=""/>
+      <w:lvlJc w:val="left"/>
+      <w:pPr>
+        <w:ind w:left="7331" w:hanging="360"/>
+      </w:pPr>
+      <w:rPr>
+        <w:rFonts w:ascii="Wingdings" w:hAnsi="Wingdings" w:hint="default"/>
+      </w:rPr>
+    </w:lvl>
+  </w:abstractNum>
+  <w:abstractNum w:abstractNumId="7" w15:restartNumberingAfterBreak="0">
+    <w:nsid w:val="2FBF75A8"/>
+    <w:multiLevelType w:val="multilevel"/>
+    <w:tmpl w:val="A90233B4"/>
+    <w:lvl w:ilvl="0">
+      <w:start w:val="1"/>
+      <w:numFmt w:val="decimal"/>
+      <w:lvlText w:val="%1."/>
+      <w:lvlJc w:val="left"/>
+      <w:pPr>
+        <w:tabs>
+          <w:tab w:val="num" w:pos="720"/>
+        </w:tabs>
+        <w:ind w:left="720" w:hanging="360"/>
+      </w:pPr>
+      <w:rPr>
+        <w:rFonts w:ascii="Times New Roman" w:eastAsiaTheme="minorHAnsi" w:hAnsi="Times New Roman" w:cs="Times New Roman"/>
+        <w:sz w:val="28"/>
+        <w:szCs w:val="28"/>
+      </w:rPr>
+    </w:lvl>
+    <w:lvl w:ilvl="1">
+      <w:start w:val="1"/>
+      <w:numFmt w:val="decimal"/>
+      <w:lvlText w:val="%2."/>
+      <w:lvlJc w:val="left"/>
+      <w:pPr>
+        <w:tabs>
+          <w:tab w:val="num" w:pos="1440"/>
+        </w:tabs>
+        <w:ind w:left="1440" w:hanging="360"/>
+      </w:pPr>
+    </w:lvl>
+    <w:lvl w:ilvl="2" w:tentative="1">
+      <w:start w:val="1"/>
+      <w:numFmt w:val="bullet"/>
+      <w:lvlText w:val=""/>
+      <w:lvlJc w:val="left"/>
+      <w:pPr>
+        <w:tabs>
+          <w:tab w:val="num" w:pos="2160"/>
+        </w:tabs>
+        <w:ind w:left="2160" w:hanging="360"/>
+      </w:pPr>
+      <w:rPr>
+        <w:rFonts w:ascii="Wingdings" w:hAnsi="Wingdings" w:hint="default"/>
+        <w:sz w:val="20"/>
+      </w:rPr>
+    </w:lvl>
+    <w:lvl w:ilvl="3" w:tentative="1">
+      <w:start w:val="1"/>
+      <w:numFmt w:val="bullet"/>
+      <w:lvlText w:val=""/>
+      <w:lvlJc w:val="left"/>
+      <w:pPr>
+        <w:tabs>
+          <w:tab w:val="num" w:pos="2880"/>
+        </w:tabs>
+        <w:ind w:left="2880" w:hanging="360"/>
+      </w:pPr>
+      <w:rPr>
+        <w:rFonts w:ascii="Wingdings" w:hAnsi="Wingdings" w:hint="default"/>
+        <w:sz w:val="20"/>
+      </w:rPr>
+    </w:lvl>
+    <w:lvl w:ilvl="4" w:tentative="1">
+      <w:start w:val="1"/>
+      <w:numFmt w:val="bullet"/>
+      <w:lvlText w:val=""/>
+      <w:lvlJc w:val="left"/>
+      <w:pPr>
+        <w:tabs>
+          <w:tab w:val="num" w:pos="3600"/>
+        </w:tabs>
+        <w:ind w:left="3600" w:hanging="360"/>
+      </w:pPr>
+      <w:rPr>
+        <w:rFonts w:ascii="Wingdings" w:hAnsi="Wingdings" w:hint="default"/>
+        <w:sz w:val="20"/>
+      </w:rPr>
+    </w:lvl>
+    <w:lvl w:ilvl="5" w:tentative="1">
+      <w:start w:val="1"/>
+      <w:numFmt w:val="bullet"/>
+      <w:lvlText w:val=""/>
+      <w:lvlJc w:val="left"/>
+      <w:pPr>
+        <w:tabs>
+          <w:tab w:val="num" w:pos="4320"/>
+        </w:tabs>
+        <w:ind w:left="4320" w:hanging="360"/>
+      </w:pPr>
+      <w:rPr>
+        <w:rFonts w:ascii="Wingdings" w:hAnsi="Wingdings" w:hint="default"/>
+        <w:sz w:val="20"/>
+      </w:rPr>
+    </w:lvl>
+    <w:lvl w:ilvl="6" w:tentative="1">
+      <w:start w:val="1"/>
+      <w:numFmt w:val="bullet"/>
+      <w:lvlText w:val=""/>
+      <w:lvlJc w:val="left"/>
+      <w:pPr>
+        <w:tabs>
+          <w:tab w:val="num" w:pos="5040"/>
+        </w:tabs>
+        <w:ind w:left="5040" w:hanging="360"/>
+      </w:pPr>
+      <w:rPr>
+        <w:rFonts w:ascii="Wingdings" w:hAnsi="Wingdings" w:hint="default"/>
+        <w:sz w:val="20"/>
+      </w:rPr>
+    </w:lvl>
+    <w:lvl w:ilvl="7" w:tentative="1">
+      <w:start w:val="1"/>
+      <w:numFmt w:val="bullet"/>
+      <w:lvlText w:val=""/>
+      <w:lvlJc w:val="left"/>
+      <w:pPr>
+        <w:tabs>
+          <w:tab w:val="num" w:pos="5760"/>
+        </w:tabs>
+        <w:ind w:left="5760" w:hanging="360"/>
+      </w:pPr>
+      <w:rPr>
+        <w:rFonts w:ascii="Wingdings" w:hAnsi="Wingdings" w:hint="default"/>
+        <w:sz w:val="20"/>
+      </w:rPr>
+    </w:lvl>
+    <w:lvl w:ilvl="8" w:tentative="1">
+      <w:start w:val="1"/>
+      <w:numFmt w:val="bullet"/>
+      <w:lvlText w:val=""/>
+      <w:lvlJc w:val="left"/>
+      <w:pPr>
+        <w:tabs>
+          <w:tab w:val="num" w:pos="6480"/>
+        </w:tabs>
+        <w:ind w:left="6480" w:hanging="360"/>
+      </w:pPr>
+      <w:rPr>
+        <w:rFonts w:ascii="Wingdings" w:hAnsi="Wingdings" w:hint="default"/>
+        <w:sz w:val="20"/>
+      </w:rPr>
+    </w:lvl>
+  </w:abstractNum>
+  <w:abstractNum w:abstractNumId="8" w15:restartNumberingAfterBreak="0">
+    <w:nsid w:val="33323B52"/>
+    <w:multiLevelType w:val="hybridMultilevel"/>
+    <w:tmpl w:val="28220D84"/>
+    <w:lvl w:ilvl="0" w:tplc="04090001">
+      <w:start w:val="1"/>
+      <w:numFmt w:val="bullet"/>
+      <w:lvlText w:val=""/>
+      <w:lvlJc w:val="left"/>
+      <w:pPr>
+        <w:ind w:left="1080" w:hanging="360"/>
+      </w:pPr>
+      <w:rPr>
+        <w:rFonts w:ascii="Symbol" w:hAnsi="Symbol" w:hint="default"/>
+      </w:rPr>
+    </w:lvl>
+    <w:lvl w:ilvl="1" w:tplc="04090003" w:tentative="1">
+      <w:start w:val="1"/>
+      <w:numFmt w:val="bullet"/>
+      <w:lvlText w:val="o"/>
+      <w:lvlJc w:val="left"/>
+      <w:pPr>
+        <w:ind w:left="1800" w:hanging="360"/>
+      </w:pPr>
+      <w:rPr>
+        <w:rFonts w:ascii="Courier New" w:hAnsi="Courier New" w:cs="Courier New" w:hint="default"/>
+      </w:rPr>
+    </w:lvl>
+    <w:lvl w:ilvl="2" w:tplc="04090005" w:tentative="1">
+      <w:start w:val="1"/>
+      <w:numFmt w:val="bullet"/>
+      <w:lvlText w:val=""/>
+      <w:lvlJc w:val="left"/>
+      <w:pPr>
+        <w:ind w:left="2520" w:hanging="360"/>
+      </w:pPr>
+      <w:rPr>
+        <w:rFonts w:ascii="Wingdings" w:hAnsi="Wingdings" w:hint="default"/>
+      </w:rPr>
+    </w:lvl>
+    <w:lvl w:ilvl="3" w:tplc="04090001" w:tentative="1">
+      <w:start w:val="1"/>
+      <w:numFmt w:val="bullet"/>
+      <w:lvlText w:val=""/>
+      <w:lvlJc w:val="left"/>
+      <w:pPr>
+        <w:ind w:left="3240" w:hanging="360"/>
+      </w:pPr>
+      <w:rPr>
+        <w:rFonts w:ascii="Symbol" w:hAnsi="Symbol" w:hint="default"/>
+      </w:rPr>
+    </w:lvl>
+    <w:lvl w:ilvl="4" w:tplc="04090003" w:tentative="1">
+      <w:start w:val="1"/>
+      <w:numFmt w:val="bullet"/>
+      <w:lvlText w:val="o"/>
+      <w:lvlJc w:val="left"/>
+      <w:pPr>
+        <w:ind w:left="3960" w:hanging="360"/>
+      </w:pPr>
+      <w:rPr>
+        <w:rFonts w:ascii="Courier New" w:hAnsi="Courier New" w:cs="Courier New" w:hint="default"/>
+      </w:rPr>
+    </w:lvl>
+    <w:lvl w:ilvl="5" w:tplc="04090005" w:tentative="1">
+      <w:start w:val="1"/>
+      <w:numFmt w:val="bullet"/>
+      <w:lvlText w:val=""/>
+      <w:lvlJc w:val="left"/>
+      <w:pPr>
+        <w:ind w:left="4680" w:hanging="360"/>
+      </w:pPr>
+      <w:rPr>
+        <w:rFonts w:ascii="Wingdings" w:hAnsi="Wingdings" w:hint="default"/>
+      </w:rPr>
+    </w:lvl>
+    <w:lvl w:ilvl="6" w:tplc="04090001" w:tentative="1">
+      <w:start w:val="1"/>
+      <w:numFmt w:val="bullet"/>
+      <w:lvlText w:val=""/>
+      <w:lvlJc w:val="left"/>
+      <w:pPr>
+        <w:ind w:left="5400" w:hanging="360"/>
+      </w:pPr>
+      <w:rPr>
+        <w:rFonts w:ascii="Symbol" w:hAnsi="Symbol" w:hint="default"/>
+      </w:rPr>
+    </w:lvl>
+    <w:lvl w:ilvl="7" w:tplc="04090003" w:tentative="1">
+      <w:start w:val="1"/>
+      <w:numFmt w:val="bullet"/>
+      <w:lvlText w:val="o"/>
+      <w:lvlJc w:val="left"/>
+      <w:pPr>
+        <w:ind w:left="6120" w:hanging="360"/>
+      </w:pPr>
+      <w:rPr>
+        <w:rFonts w:ascii="Courier New" w:hAnsi="Courier New" w:cs="Courier New" w:hint="default"/>
+      </w:rPr>
+    </w:lvl>
+    <w:lvl w:ilvl="8" w:tplc="04090005" w:tentative="1">
+      <w:start w:val="1"/>
+      <w:numFmt w:val="bullet"/>
+      <w:lvlText w:val=""/>
+      <w:lvlJc w:val="left"/>
+      <w:pPr>
+        <w:ind w:left="6840" w:hanging="360"/>
+      </w:pPr>
+      <w:rPr>
+        <w:rFonts w:ascii="Wingdings" w:hAnsi="Wingdings" w:hint="default"/>
+      </w:rPr>
+    </w:lvl>
+  </w:abstractNum>
+  <w:abstractNum w:abstractNumId="9" w15:restartNumberingAfterBreak="0">
+    <w:nsid w:val="362972D5"/>
+    <w:multiLevelType w:val="hybridMultilevel"/>
+    <w:tmpl w:val="34DC2B0E"/>
+    <w:lvl w:ilvl="0" w:tplc="04090001">
+      <w:start w:val="1"/>
+      <w:numFmt w:val="bullet"/>
+      <w:lvlText w:val=""/>
+      <w:lvlJc w:val="left"/>
+      <w:pPr>
+        <w:ind w:left="1713" w:hanging="360"/>
+      </w:pPr>
+      <w:rPr>
+        <w:rFonts w:ascii="Symbol" w:hAnsi="Symbol" w:hint="default"/>
+      </w:rPr>
+    </w:lvl>
+    <w:lvl w:ilvl="1" w:tplc="04090003" w:tentative="1">
+      <w:start w:val="1"/>
+      <w:numFmt w:val="bullet"/>
+      <w:lvlText w:val="o"/>
+      <w:lvlJc w:val="left"/>
+      <w:pPr>
+        <w:ind w:left="2433" w:hanging="360"/>
+      </w:pPr>
+      <w:rPr>
+        <w:rFonts w:ascii="Courier New" w:hAnsi="Courier New" w:cs="Courier New" w:hint="default"/>
+      </w:rPr>
+    </w:lvl>
+    <w:lvl w:ilvl="2" w:tplc="04090005" w:tentative="1">
+      <w:start w:val="1"/>
+      <w:numFmt w:val="bullet"/>
+      <w:lvlText w:val=""/>
+      <w:lvlJc w:val="left"/>
+      <w:pPr>
+        <w:ind w:left="3153" w:hanging="360"/>
+      </w:pPr>
+      <w:rPr>
+        <w:rFonts w:ascii="Wingdings" w:hAnsi="Wingdings" w:hint="default"/>
+      </w:rPr>
+    </w:lvl>
+    <w:lvl w:ilvl="3" w:tplc="04090001" w:tentative="1">
+      <w:start w:val="1"/>
+      <w:numFmt w:val="bullet"/>
+      <w:lvlText w:val=""/>
+      <w:lvlJc w:val="left"/>
+      <w:pPr>
+        <w:ind w:left="3873" w:hanging="360"/>
+      </w:pPr>
+      <w:rPr>
+        <w:rFonts w:ascii="Symbol" w:hAnsi="Symbol" w:hint="default"/>
+      </w:rPr>
+    </w:lvl>
+    <w:lvl w:ilvl="4" w:tplc="04090003" w:tentative="1">
+      <w:start w:val="1"/>
+      <w:numFmt w:val="bullet"/>
+      <w:lvlText w:val="o"/>
+      <w:lvlJc w:val="left"/>
+      <w:pPr>
+        <w:ind w:left="4593" w:hanging="360"/>
+      </w:pPr>
+      <w:rPr>
+        <w:rFonts w:ascii="Courier New" w:hAnsi="Courier New" w:cs="Courier New" w:hint="default"/>
+      </w:rPr>
+    </w:lvl>
+    <w:lvl w:ilvl="5" w:tplc="04090005" w:tentative="1">
+      <w:start w:val="1"/>
+      <w:numFmt w:val="bullet"/>
+      <w:lvlText w:val=""/>
+      <w:lvlJc w:val="left"/>
+      <w:pPr>
+        <w:ind w:left="5313" w:hanging="360"/>
+      </w:pPr>
+      <w:rPr>
+        <w:rFonts w:ascii="Wingdings" w:hAnsi="Wingdings" w:hint="default"/>
+      </w:rPr>
+    </w:lvl>
+    <w:lvl w:ilvl="6" w:tplc="04090001" w:tentative="1">
+      <w:start w:val="1"/>
+      <w:numFmt w:val="bullet"/>
+      <w:lvlText w:val=""/>
+      <w:lvlJc w:val="left"/>
+      <w:pPr>
+        <w:ind w:left="6033" w:hanging="360"/>
+      </w:pPr>
+      <w:rPr>
+        <w:rFonts w:ascii="Symbol" w:hAnsi="Symbol" w:hint="default"/>
+      </w:rPr>
+    </w:lvl>
+    <w:lvl w:ilvl="7" w:tplc="04090003" w:tentative="1">
+      <w:start w:val="1"/>
+      <w:numFmt w:val="bullet"/>
+      <w:lvlText w:val="o"/>
+      <w:lvlJc w:val="left"/>
+      <w:pPr>
+        <w:ind w:left="6753" w:hanging="360"/>
+      </w:pPr>
+      <w:rPr>
+        <w:rFonts w:ascii="Courier New" w:hAnsi="Courier New" w:cs="Courier New" w:hint="default"/>
+      </w:rPr>
+    </w:lvl>
+    <w:lvl w:ilvl="8" w:tplc="04090005" w:tentative="1">
+      <w:start w:val="1"/>
+      <w:numFmt w:val="bullet"/>
+      <w:lvlText w:val=""/>
+      <w:lvlJc w:val="left"/>
+      <w:pPr>
+        <w:ind w:left="7473" w:hanging="360"/>
+      </w:pPr>
+      <w:rPr>
+        <w:rFonts w:ascii="Wingdings" w:hAnsi="Wingdings" w:hint="default"/>
+      </w:rPr>
+    </w:lvl>
+  </w:abstractNum>
+  <w:abstractNum w:abstractNumId="10" w15:restartNumberingAfterBreak="0">
     <w:nsid w:val="4368278C"/>
     <w:multiLevelType w:val="multilevel"/>
     <w:tmpl w:val="B858B376"/>
@@ -1108,10 +3300,10 @@
       </w:rPr>
     </w:lvl>
   </w:abstractNum>
-  <w:abstractNum w:abstractNumId="4" w15:restartNumberingAfterBreak="0">
+  <w:abstractNum w:abstractNumId="11" w15:restartNumberingAfterBreak="0">
     <w:nsid w:val="49602478"/>
     <w:multiLevelType w:val="multilevel"/>
-    <w:tmpl w:val="6E10D98A"/>
+    <w:tmpl w:val="15EC5106"/>
     <w:lvl w:ilvl="0">
       <w:start w:val="1"/>
       <w:numFmt w:val="bullet"/>
@@ -1128,6 +3320,264 @@
         <w:sz w:val="20"/>
       </w:rPr>
     </w:lvl>
+    <w:lvl w:ilvl="1">
+      <w:start w:val="1"/>
+      <w:numFmt w:val="decimal"/>
+      <w:lvlText w:val="%2."/>
+      <w:lvlJc w:val="left"/>
+      <w:pPr>
+        <w:ind w:left="1440" w:hanging="360"/>
+      </w:pPr>
+      <w:rPr>
+        <w:rFonts w:ascii="Times New Roman" w:eastAsiaTheme="minorHAnsi" w:hAnsi="Times New Roman" w:cs="Times New Roman"/>
+      </w:rPr>
+    </w:lvl>
+    <w:lvl w:ilvl="2">
+      <w:start w:val="1"/>
+      <w:numFmt w:val="bullet"/>
+      <w:lvlText w:val=""/>
+      <w:lvlJc w:val="left"/>
+      <w:pPr>
+        <w:tabs>
+          <w:tab w:val="num" w:pos="2160"/>
+        </w:tabs>
+        <w:ind w:left="2160" w:hanging="360"/>
+      </w:pPr>
+      <w:rPr>
+        <w:rFonts w:ascii="Wingdings" w:hAnsi="Wingdings" w:hint="default"/>
+        <w:sz w:val="20"/>
+      </w:rPr>
+    </w:lvl>
+    <w:lvl w:ilvl="3" w:tentative="1">
+      <w:start w:val="1"/>
+      <w:numFmt w:val="bullet"/>
+      <w:lvlText w:val=""/>
+      <w:lvlJc w:val="left"/>
+      <w:pPr>
+        <w:tabs>
+          <w:tab w:val="num" w:pos="2880"/>
+        </w:tabs>
+        <w:ind w:left="2880" w:hanging="360"/>
+      </w:pPr>
+      <w:rPr>
+        <w:rFonts w:ascii="Wingdings" w:hAnsi="Wingdings" w:hint="default"/>
+        <w:sz w:val="20"/>
+      </w:rPr>
+    </w:lvl>
+    <w:lvl w:ilvl="4" w:tentative="1">
+      <w:start w:val="1"/>
+      <w:numFmt w:val="bullet"/>
+      <w:lvlText w:val=""/>
+      <w:lvlJc w:val="left"/>
+      <w:pPr>
+        <w:tabs>
+          <w:tab w:val="num" w:pos="3600"/>
+        </w:tabs>
+        <w:ind w:left="3600" w:hanging="360"/>
+      </w:pPr>
+      <w:rPr>
+        <w:rFonts w:ascii="Wingdings" w:hAnsi="Wingdings" w:hint="default"/>
+        <w:sz w:val="20"/>
+      </w:rPr>
+    </w:lvl>
+    <w:lvl w:ilvl="5" w:tentative="1">
+      <w:start w:val="1"/>
+      <w:numFmt w:val="bullet"/>
+      <w:lvlText w:val=""/>
+      <w:lvlJc w:val="left"/>
+      <w:pPr>
+        <w:tabs>
+          <w:tab w:val="num" w:pos="4320"/>
+        </w:tabs>
+        <w:ind w:left="4320" w:hanging="360"/>
+      </w:pPr>
+      <w:rPr>
+        <w:rFonts w:ascii="Wingdings" w:hAnsi="Wingdings" w:hint="default"/>
+        <w:sz w:val="20"/>
+      </w:rPr>
+    </w:lvl>
+    <w:lvl w:ilvl="6" w:tentative="1">
+      <w:start w:val="1"/>
+      <w:numFmt w:val="bullet"/>
+      <w:lvlText w:val=""/>
+      <w:lvlJc w:val="left"/>
+      <w:pPr>
+        <w:tabs>
+          <w:tab w:val="num" w:pos="5040"/>
+        </w:tabs>
+        <w:ind w:left="5040" w:hanging="360"/>
+      </w:pPr>
+      <w:rPr>
+        <w:rFonts w:ascii="Wingdings" w:hAnsi="Wingdings" w:hint="default"/>
+        <w:sz w:val="20"/>
+      </w:rPr>
+    </w:lvl>
+    <w:lvl w:ilvl="7" w:tentative="1">
+      <w:start w:val="1"/>
+      <w:numFmt w:val="bullet"/>
+      <w:lvlText w:val=""/>
+      <w:lvlJc w:val="left"/>
+      <w:pPr>
+        <w:tabs>
+          <w:tab w:val="num" w:pos="5760"/>
+        </w:tabs>
+        <w:ind w:left="5760" w:hanging="360"/>
+      </w:pPr>
+      <w:rPr>
+        <w:rFonts w:ascii="Wingdings" w:hAnsi="Wingdings" w:hint="default"/>
+        <w:sz w:val="20"/>
+      </w:rPr>
+    </w:lvl>
+    <w:lvl w:ilvl="8" w:tentative="1">
+      <w:start w:val="1"/>
+      <w:numFmt w:val="bullet"/>
+      <w:lvlText w:val=""/>
+      <w:lvlJc w:val="left"/>
+      <w:pPr>
+        <w:tabs>
+          <w:tab w:val="num" w:pos="6480"/>
+        </w:tabs>
+        <w:ind w:left="6480" w:hanging="360"/>
+      </w:pPr>
+      <w:rPr>
+        <w:rFonts w:ascii="Wingdings" w:hAnsi="Wingdings" w:hint="default"/>
+        <w:sz w:val="20"/>
+      </w:rPr>
+    </w:lvl>
+  </w:abstractNum>
+  <w:abstractNum w:abstractNumId="12" w15:restartNumberingAfterBreak="0">
+    <w:nsid w:val="5475608B"/>
+    <w:multiLevelType w:val="hybridMultilevel"/>
+    <w:tmpl w:val="222C706C"/>
+    <w:lvl w:ilvl="0" w:tplc="04090001">
+      <w:start w:val="1"/>
+      <w:numFmt w:val="bullet"/>
+      <w:lvlText w:val=""/>
+      <w:lvlJc w:val="left"/>
+      <w:pPr>
+        <w:ind w:left="1800" w:hanging="360"/>
+      </w:pPr>
+      <w:rPr>
+        <w:rFonts w:ascii="Symbol" w:hAnsi="Symbol" w:hint="default"/>
+      </w:rPr>
+    </w:lvl>
+    <w:lvl w:ilvl="1" w:tplc="04090003" w:tentative="1">
+      <w:start w:val="1"/>
+      <w:numFmt w:val="bullet"/>
+      <w:lvlText w:val="o"/>
+      <w:lvlJc w:val="left"/>
+      <w:pPr>
+        <w:ind w:left="2520" w:hanging="360"/>
+      </w:pPr>
+      <w:rPr>
+        <w:rFonts w:ascii="Courier New" w:hAnsi="Courier New" w:cs="Courier New" w:hint="default"/>
+      </w:rPr>
+    </w:lvl>
+    <w:lvl w:ilvl="2" w:tplc="04090005" w:tentative="1">
+      <w:start w:val="1"/>
+      <w:numFmt w:val="bullet"/>
+      <w:lvlText w:val=""/>
+      <w:lvlJc w:val="left"/>
+      <w:pPr>
+        <w:ind w:left="3240" w:hanging="360"/>
+      </w:pPr>
+      <w:rPr>
+        <w:rFonts w:ascii="Wingdings" w:hAnsi="Wingdings" w:hint="default"/>
+      </w:rPr>
+    </w:lvl>
+    <w:lvl w:ilvl="3" w:tplc="04090001" w:tentative="1">
+      <w:start w:val="1"/>
+      <w:numFmt w:val="bullet"/>
+      <w:lvlText w:val=""/>
+      <w:lvlJc w:val="left"/>
+      <w:pPr>
+        <w:ind w:left="3960" w:hanging="360"/>
+      </w:pPr>
+      <w:rPr>
+        <w:rFonts w:ascii="Symbol" w:hAnsi="Symbol" w:hint="default"/>
+      </w:rPr>
+    </w:lvl>
+    <w:lvl w:ilvl="4" w:tplc="04090003" w:tentative="1">
+      <w:start w:val="1"/>
+      <w:numFmt w:val="bullet"/>
+      <w:lvlText w:val="o"/>
+      <w:lvlJc w:val="left"/>
+      <w:pPr>
+        <w:ind w:left="4680" w:hanging="360"/>
+      </w:pPr>
+      <w:rPr>
+        <w:rFonts w:ascii="Courier New" w:hAnsi="Courier New" w:cs="Courier New" w:hint="default"/>
+      </w:rPr>
+    </w:lvl>
+    <w:lvl w:ilvl="5" w:tplc="04090005" w:tentative="1">
+      <w:start w:val="1"/>
+      <w:numFmt w:val="bullet"/>
+      <w:lvlText w:val=""/>
+      <w:lvlJc w:val="left"/>
+      <w:pPr>
+        <w:ind w:left="5400" w:hanging="360"/>
+      </w:pPr>
+      <w:rPr>
+        <w:rFonts w:ascii="Wingdings" w:hAnsi="Wingdings" w:hint="default"/>
+      </w:rPr>
+    </w:lvl>
+    <w:lvl w:ilvl="6" w:tplc="04090001" w:tentative="1">
+      <w:start w:val="1"/>
+      <w:numFmt w:val="bullet"/>
+      <w:lvlText w:val=""/>
+      <w:lvlJc w:val="left"/>
+      <w:pPr>
+        <w:ind w:left="6120" w:hanging="360"/>
+      </w:pPr>
+      <w:rPr>
+        <w:rFonts w:ascii="Symbol" w:hAnsi="Symbol" w:hint="default"/>
+      </w:rPr>
+    </w:lvl>
+    <w:lvl w:ilvl="7" w:tplc="04090003" w:tentative="1">
+      <w:start w:val="1"/>
+      <w:numFmt w:val="bullet"/>
+      <w:lvlText w:val="o"/>
+      <w:lvlJc w:val="left"/>
+      <w:pPr>
+        <w:ind w:left="6840" w:hanging="360"/>
+      </w:pPr>
+      <w:rPr>
+        <w:rFonts w:ascii="Courier New" w:hAnsi="Courier New" w:cs="Courier New" w:hint="default"/>
+      </w:rPr>
+    </w:lvl>
+    <w:lvl w:ilvl="8" w:tplc="04090005" w:tentative="1">
+      <w:start w:val="1"/>
+      <w:numFmt w:val="bullet"/>
+      <w:lvlText w:val=""/>
+      <w:lvlJc w:val="left"/>
+      <w:pPr>
+        <w:ind w:left="7560" w:hanging="360"/>
+      </w:pPr>
+      <w:rPr>
+        <w:rFonts w:ascii="Wingdings" w:hAnsi="Wingdings" w:hint="default"/>
+      </w:rPr>
+    </w:lvl>
+  </w:abstractNum>
+  <w:abstractNum w:abstractNumId="13" w15:restartNumberingAfterBreak="0">
+    <w:nsid w:val="557C4004"/>
+    <w:multiLevelType w:val="multilevel"/>
+    <w:tmpl w:val="37540E4A"/>
+    <w:lvl w:ilvl="0">
+      <w:start w:val="1"/>
+      <w:numFmt w:val="bullet"/>
+      <w:lvlText w:val=""/>
+      <w:lvlJc w:val="left"/>
+      <w:pPr>
+        <w:tabs>
+          <w:tab w:val="num" w:pos="720"/>
+        </w:tabs>
+        <w:ind w:left="720" w:hanging="360"/>
+      </w:pPr>
+      <w:rPr>
+        <w:rFonts w:ascii="Symbol" w:hAnsi="Symbol" w:hint="default"/>
+        <w:sz w:val="20"/>
+      </w:rPr>
+    </w:lvl>
     <w:lvl w:ilvl="1" w:tentative="1">
       <w:start w:val="1"/>
       <w:numFmt w:val="bullet"/>
@@ -1250,6 +3700,1293 @@
           <w:tab w:val="num" w:pos="6480"/>
         </w:tabs>
         <w:ind w:left="6480" w:hanging="360"/>
+      </w:pPr>
+      <w:rPr>
+        <w:rFonts w:ascii="Wingdings" w:hAnsi="Wingdings" w:hint="default"/>
+        <w:sz w:val="20"/>
+      </w:rPr>
+    </w:lvl>
+  </w:abstractNum>
+  <w:abstractNum w:abstractNumId="14" w15:restartNumberingAfterBreak="0">
+    <w:nsid w:val="579E1E7E"/>
+    <w:multiLevelType w:val="hybridMultilevel"/>
+    <w:tmpl w:val="11E0060A"/>
+    <w:lvl w:ilvl="0" w:tplc="04090001">
+      <w:start w:val="1"/>
+      <w:numFmt w:val="bullet"/>
+      <w:lvlText w:val=""/>
+      <w:lvlJc w:val="left"/>
+      <w:pPr>
+        <w:ind w:left="1440" w:hanging="360"/>
+      </w:pPr>
+      <w:rPr>
+        <w:rFonts w:ascii="Symbol" w:hAnsi="Symbol" w:hint="default"/>
+      </w:rPr>
+    </w:lvl>
+    <w:lvl w:ilvl="1" w:tplc="04090003" w:tentative="1">
+      <w:start w:val="1"/>
+      <w:numFmt w:val="bullet"/>
+      <w:lvlText w:val="o"/>
+      <w:lvlJc w:val="left"/>
+      <w:pPr>
+        <w:ind w:left="2160" w:hanging="360"/>
+      </w:pPr>
+      <w:rPr>
+        <w:rFonts w:ascii="Courier New" w:hAnsi="Courier New" w:cs="Courier New" w:hint="default"/>
+      </w:rPr>
+    </w:lvl>
+    <w:lvl w:ilvl="2" w:tplc="04090005" w:tentative="1">
+      <w:start w:val="1"/>
+      <w:numFmt w:val="bullet"/>
+      <w:lvlText w:val=""/>
+      <w:lvlJc w:val="left"/>
+      <w:pPr>
+        <w:ind w:left="2880" w:hanging="360"/>
+      </w:pPr>
+      <w:rPr>
+        <w:rFonts w:ascii="Wingdings" w:hAnsi="Wingdings" w:hint="default"/>
+      </w:rPr>
+    </w:lvl>
+    <w:lvl w:ilvl="3" w:tplc="04090001" w:tentative="1">
+      <w:start w:val="1"/>
+      <w:numFmt w:val="bullet"/>
+      <w:lvlText w:val=""/>
+      <w:lvlJc w:val="left"/>
+      <w:pPr>
+        <w:ind w:left="3600" w:hanging="360"/>
+      </w:pPr>
+      <w:rPr>
+        <w:rFonts w:ascii="Symbol" w:hAnsi="Symbol" w:hint="default"/>
+      </w:rPr>
+    </w:lvl>
+    <w:lvl w:ilvl="4" w:tplc="04090003" w:tentative="1">
+      <w:start w:val="1"/>
+      <w:numFmt w:val="bullet"/>
+      <w:lvlText w:val="o"/>
+      <w:lvlJc w:val="left"/>
+      <w:pPr>
+        <w:ind w:left="4320" w:hanging="360"/>
+      </w:pPr>
+      <w:rPr>
+        <w:rFonts w:ascii="Courier New" w:hAnsi="Courier New" w:cs="Courier New" w:hint="default"/>
+      </w:rPr>
+    </w:lvl>
+    <w:lvl w:ilvl="5" w:tplc="04090005" w:tentative="1">
+      <w:start w:val="1"/>
+      <w:numFmt w:val="bullet"/>
+      <w:lvlText w:val=""/>
+      <w:lvlJc w:val="left"/>
+      <w:pPr>
+        <w:ind w:left="5040" w:hanging="360"/>
+      </w:pPr>
+      <w:rPr>
+        <w:rFonts w:ascii="Wingdings" w:hAnsi="Wingdings" w:hint="default"/>
+      </w:rPr>
+    </w:lvl>
+    <w:lvl w:ilvl="6" w:tplc="04090001" w:tentative="1">
+      <w:start w:val="1"/>
+      <w:numFmt w:val="bullet"/>
+      <w:lvlText w:val=""/>
+      <w:lvlJc w:val="left"/>
+      <w:pPr>
+        <w:ind w:left="5760" w:hanging="360"/>
+      </w:pPr>
+      <w:rPr>
+        <w:rFonts w:ascii="Symbol" w:hAnsi="Symbol" w:hint="default"/>
+      </w:rPr>
+    </w:lvl>
+    <w:lvl w:ilvl="7" w:tplc="04090003" w:tentative="1">
+      <w:start w:val="1"/>
+      <w:numFmt w:val="bullet"/>
+      <w:lvlText w:val="o"/>
+      <w:lvlJc w:val="left"/>
+      <w:pPr>
+        <w:ind w:left="6480" w:hanging="360"/>
+      </w:pPr>
+      <w:rPr>
+        <w:rFonts w:ascii="Courier New" w:hAnsi="Courier New" w:cs="Courier New" w:hint="default"/>
+      </w:rPr>
+    </w:lvl>
+    <w:lvl w:ilvl="8" w:tplc="04090005" w:tentative="1">
+      <w:start w:val="1"/>
+      <w:numFmt w:val="bullet"/>
+      <w:lvlText w:val=""/>
+      <w:lvlJc w:val="left"/>
+      <w:pPr>
+        <w:ind w:left="7200" w:hanging="360"/>
+      </w:pPr>
+      <w:rPr>
+        <w:rFonts w:ascii="Wingdings" w:hAnsi="Wingdings" w:hint="default"/>
+      </w:rPr>
+    </w:lvl>
+  </w:abstractNum>
+  <w:abstractNum w:abstractNumId="15" w15:restartNumberingAfterBreak="0">
+    <w:nsid w:val="58753E0B"/>
+    <w:multiLevelType w:val="multilevel"/>
+    <w:tmpl w:val="5D1ECE1C"/>
+    <w:lvl w:ilvl="0">
+      <w:start w:val="1"/>
+      <w:numFmt w:val="decimal"/>
+      <w:lvlText w:val="%1."/>
+      <w:lvlJc w:val="left"/>
+      <w:pPr>
+        <w:ind w:left="720" w:hanging="360"/>
+      </w:pPr>
+      <w:rPr>
+        <w:rFonts w:hint="default"/>
+      </w:rPr>
+    </w:lvl>
+    <w:lvl w:ilvl="1">
+      <w:start w:val="1"/>
+      <w:numFmt w:val="decimal"/>
+      <w:isLgl/>
+      <w:lvlText w:val="%1.%2"/>
+      <w:lvlJc w:val="left"/>
+      <w:pPr>
+        <w:ind w:left="720" w:hanging="360"/>
+      </w:pPr>
+      <w:rPr>
+        <w:rFonts w:hint="default"/>
+      </w:rPr>
+    </w:lvl>
+    <w:lvl w:ilvl="2">
+      <w:start w:val="1"/>
+      <w:numFmt w:val="decimal"/>
+      <w:isLgl/>
+      <w:lvlText w:val="%1.%2.%3"/>
+      <w:lvlJc w:val="left"/>
+      <w:pPr>
+        <w:ind w:left="1080" w:hanging="720"/>
+      </w:pPr>
+      <w:rPr>
+        <w:rFonts w:hint="default"/>
+      </w:rPr>
+    </w:lvl>
+    <w:lvl w:ilvl="3">
+      <w:start w:val="1"/>
+      <w:numFmt w:val="decimal"/>
+      <w:isLgl/>
+      <w:lvlText w:val="%1.%2.%3.%4"/>
+      <w:lvlJc w:val="left"/>
+      <w:pPr>
+        <w:ind w:left="1080" w:hanging="720"/>
+      </w:pPr>
+      <w:rPr>
+        <w:rFonts w:hint="default"/>
+      </w:rPr>
+    </w:lvl>
+    <w:lvl w:ilvl="4">
+      <w:start w:val="1"/>
+      <w:numFmt w:val="decimal"/>
+      <w:isLgl/>
+      <w:lvlText w:val="%1.%2.%3.%4.%5"/>
+      <w:lvlJc w:val="left"/>
+      <w:pPr>
+        <w:ind w:left="1440" w:hanging="1080"/>
+      </w:pPr>
+      <w:rPr>
+        <w:rFonts w:hint="default"/>
+      </w:rPr>
+    </w:lvl>
+    <w:lvl w:ilvl="5">
+      <w:start w:val="1"/>
+      <w:numFmt w:val="decimal"/>
+      <w:isLgl/>
+      <w:lvlText w:val="%1.%2.%3.%4.%5.%6"/>
+      <w:lvlJc w:val="left"/>
+      <w:pPr>
+        <w:ind w:left="1800" w:hanging="1440"/>
+      </w:pPr>
+      <w:rPr>
+        <w:rFonts w:hint="default"/>
+      </w:rPr>
+    </w:lvl>
+    <w:lvl w:ilvl="6">
+      <w:start w:val="1"/>
+      <w:numFmt w:val="decimal"/>
+      <w:isLgl/>
+      <w:lvlText w:val="%1.%2.%3.%4.%5.%6.%7"/>
+      <w:lvlJc w:val="left"/>
+      <w:pPr>
+        <w:ind w:left="1800" w:hanging="1440"/>
+      </w:pPr>
+      <w:rPr>
+        <w:rFonts w:hint="default"/>
+      </w:rPr>
+    </w:lvl>
+    <w:lvl w:ilvl="7">
+      <w:start w:val="1"/>
+      <w:numFmt w:val="decimal"/>
+      <w:isLgl/>
+      <w:lvlText w:val="%1.%2.%3.%4.%5.%6.%7.%8"/>
+      <w:lvlJc w:val="left"/>
+      <w:pPr>
+        <w:ind w:left="2160" w:hanging="1800"/>
+      </w:pPr>
+      <w:rPr>
+        <w:rFonts w:hint="default"/>
+      </w:rPr>
+    </w:lvl>
+    <w:lvl w:ilvl="8">
+      <w:start w:val="1"/>
+      <w:numFmt w:val="decimal"/>
+      <w:isLgl/>
+      <w:lvlText w:val="%1.%2.%3.%4.%5.%6.%7.%8.%9"/>
+      <w:lvlJc w:val="left"/>
+      <w:pPr>
+        <w:ind w:left="2160" w:hanging="1800"/>
+      </w:pPr>
+      <w:rPr>
+        <w:rFonts w:hint="default"/>
+      </w:rPr>
+    </w:lvl>
+  </w:abstractNum>
+  <w:abstractNum w:abstractNumId="16" w15:restartNumberingAfterBreak="0">
+    <w:nsid w:val="63F571A3"/>
+    <w:multiLevelType w:val="hybridMultilevel"/>
+    <w:tmpl w:val="759C7C28"/>
+    <w:lvl w:ilvl="0" w:tplc="04090001">
+      <w:start w:val="1"/>
+      <w:numFmt w:val="bullet"/>
+      <w:lvlText w:val=""/>
+      <w:lvlJc w:val="left"/>
+      <w:pPr>
+        <w:ind w:left="2160" w:hanging="360"/>
+      </w:pPr>
+      <w:rPr>
+        <w:rFonts w:ascii="Symbol" w:hAnsi="Symbol" w:hint="default"/>
+      </w:rPr>
+    </w:lvl>
+    <w:lvl w:ilvl="1" w:tplc="04090003" w:tentative="1">
+      <w:start w:val="1"/>
+      <w:numFmt w:val="bullet"/>
+      <w:lvlText w:val="o"/>
+      <w:lvlJc w:val="left"/>
+      <w:pPr>
+        <w:ind w:left="2880" w:hanging="360"/>
+      </w:pPr>
+      <w:rPr>
+        <w:rFonts w:ascii="Courier New" w:hAnsi="Courier New" w:cs="Courier New" w:hint="default"/>
+      </w:rPr>
+    </w:lvl>
+    <w:lvl w:ilvl="2" w:tplc="04090005" w:tentative="1">
+      <w:start w:val="1"/>
+      <w:numFmt w:val="bullet"/>
+      <w:lvlText w:val=""/>
+      <w:lvlJc w:val="left"/>
+      <w:pPr>
+        <w:ind w:left="3600" w:hanging="360"/>
+      </w:pPr>
+      <w:rPr>
+        <w:rFonts w:ascii="Wingdings" w:hAnsi="Wingdings" w:hint="default"/>
+      </w:rPr>
+    </w:lvl>
+    <w:lvl w:ilvl="3" w:tplc="04090001" w:tentative="1">
+      <w:start w:val="1"/>
+      <w:numFmt w:val="bullet"/>
+      <w:lvlText w:val=""/>
+      <w:lvlJc w:val="left"/>
+      <w:pPr>
+        <w:ind w:left="4320" w:hanging="360"/>
+      </w:pPr>
+      <w:rPr>
+        <w:rFonts w:ascii="Symbol" w:hAnsi="Symbol" w:hint="default"/>
+      </w:rPr>
+    </w:lvl>
+    <w:lvl w:ilvl="4" w:tplc="04090003" w:tentative="1">
+      <w:start w:val="1"/>
+      <w:numFmt w:val="bullet"/>
+      <w:lvlText w:val="o"/>
+      <w:lvlJc w:val="left"/>
+      <w:pPr>
+        <w:ind w:left="5040" w:hanging="360"/>
+      </w:pPr>
+      <w:rPr>
+        <w:rFonts w:ascii="Courier New" w:hAnsi="Courier New" w:cs="Courier New" w:hint="default"/>
+      </w:rPr>
+    </w:lvl>
+    <w:lvl w:ilvl="5" w:tplc="04090005" w:tentative="1">
+      <w:start w:val="1"/>
+      <w:numFmt w:val="bullet"/>
+      <w:lvlText w:val=""/>
+      <w:lvlJc w:val="left"/>
+      <w:pPr>
+        <w:ind w:left="5760" w:hanging="360"/>
+      </w:pPr>
+      <w:rPr>
+        <w:rFonts w:ascii="Wingdings" w:hAnsi="Wingdings" w:hint="default"/>
+      </w:rPr>
+    </w:lvl>
+    <w:lvl w:ilvl="6" w:tplc="04090001" w:tentative="1">
+      <w:start w:val="1"/>
+      <w:numFmt w:val="bullet"/>
+      <w:lvlText w:val=""/>
+      <w:lvlJc w:val="left"/>
+      <w:pPr>
+        <w:ind w:left="6480" w:hanging="360"/>
+      </w:pPr>
+      <w:rPr>
+        <w:rFonts w:ascii="Symbol" w:hAnsi="Symbol" w:hint="default"/>
+      </w:rPr>
+    </w:lvl>
+    <w:lvl w:ilvl="7" w:tplc="04090003" w:tentative="1">
+      <w:start w:val="1"/>
+      <w:numFmt w:val="bullet"/>
+      <w:lvlText w:val="o"/>
+      <w:lvlJc w:val="left"/>
+      <w:pPr>
+        <w:ind w:left="7200" w:hanging="360"/>
+      </w:pPr>
+      <w:rPr>
+        <w:rFonts w:ascii="Courier New" w:hAnsi="Courier New" w:cs="Courier New" w:hint="default"/>
+      </w:rPr>
+    </w:lvl>
+    <w:lvl w:ilvl="8" w:tplc="04090005" w:tentative="1">
+      <w:start w:val="1"/>
+      <w:numFmt w:val="bullet"/>
+      <w:lvlText w:val=""/>
+      <w:lvlJc w:val="left"/>
+      <w:pPr>
+        <w:ind w:left="7920" w:hanging="360"/>
+      </w:pPr>
+      <w:rPr>
+        <w:rFonts w:ascii="Wingdings" w:hAnsi="Wingdings" w:hint="default"/>
+      </w:rPr>
+    </w:lvl>
+  </w:abstractNum>
+  <w:abstractNum w:abstractNumId="17" w15:restartNumberingAfterBreak="0">
+    <w:nsid w:val="6A231BCB"/>
+    <w:multiLevelType w:val="hybridMultilevel"/>
+    <w:tmpl w:val="EE66773E"/>
+    <w:lvl w:ilvl="0" w:tplc="04090001">
+      <w:start w:val="1"/>
+      <w:numFmt w:val="bullet"/>
+      <w:lvlText w:val=""/>
+      <w:lvlJc w:val="left"/>
+      <w:pPr>
+        <w:ind w:left="1800" w:hanging="360"/>
+      </w:pPr>
+      <w:rPr>
+        <w:rFonts w:ascii="Symbol" w:hAnsi="Symbol" w:hint="default"/>
+      </w:rPr>
+    </w:lvl>
+    <w:lvl w:ilvl="1" w:tplc="04090003" w:tentative="1">
+      <w:start w:val="1"/>
+      <w:numFmt w:val="bullet"/>
+      <w:lvlText w:val="o"/>
+      <w:lvlJc w:val="left"/>
+      <w:pPr>
+        <w:ind w:left="2520" w:hanging="360"/>
+      </w:pPr>
+      <w:rPr>
+        <w:rFonts w:ascii="Courier New" w:hAnsi="Courier New" w:cs="Courier New" w:hint="default"/>
+      </w:rPr>
+    </w:lvl>
+    <w:lvl w:ilvl="2" w:tplc="04090005" w:tentative="1">
+      <w:start w:val="1"/>
+      <w:numFmt w:val="bullet"/>
+      <w:lvlText w:val=""/>
+      <w:lvlJc w:val="left"/>
+      <w:pPr>
+        <w:ind w:left="3240" w:hanging="360"/>
+      </w:pPr>
+      <w:rPr>
+        <w:rFonts w:ascii="Wingdings" w:hAnsi="Wingdings" w:hint="default"/>
+      </w:rPr>
+    </w:lvl>
+    <w:lvl w:ilvl="3" w:tplc="04090001" w:tentative="1">
+      <w:start w:val="1"/>
+      <w:numFmt w:val="bullet"/>
+      <w:lvlText w:val=""/>
+      <w:lvlJc w:val="left"/>
+      <w:pPr>
+        <w:ind w:left="3960" w:hanging="360"/>
+      </w:pPr>
+      <w:rPr>
+        <w:rFonts w:ascii="Symbol" w:hAnsi="Symbol" w:hint="default"/>
+      </w:rPr>
+    </w:lvl>
+    <w:lvl w:ilvl="4" w:tplc="04090003" w:tentative="1">
+      <w:start w:val="1"/>
+      <w:numFmt w:val="bullet"/>
+      <w:lvlText w:val="o"/>
+      <w:lvlJc w:val="left"/>
+      <w:pPr>
+        <w:ind w:left="4680" w:hanging="360"/>
+      </w:pPr>
+      <w:rPr>
+        <w:rFonts w:ascii="Courier New" w:hAnsi="Courier New" w:cs="Courier New" w:hint="default"/>
+      </w:rPr>
+    </w:lvl>
+    <w:lvl w:ilvl="5" w:tplc="04090005" w:tentative="1">
+      <w:start w:val="1"/>
+      <w:numFmt w:val="bullet"/>
+      <w:lvlText w:val=""/>
+      <w:lvlJc w:val="left"/>
+      <w:pPr>
+        <w:ind w:left="5400" w:hanging="360"/>
+      </w:pPr>
+      <w:rPr>
+        <w:rFonts w:ascii="Wingdings" w:hAnsi="Wingdings" w:hint="default"/>
+      </w:rPr>
+    </w:lvl>
+    <w:lvl w:ilvl="6" w:tplc="04090001" w:tentative="1">
+      <w:start w:val="1"/>
+      <w:numFmt w:val="bullet"/>
+      <w:lvlText w:val=""/>
+      <w:lvlJc w:val="left"/>
+      <w:pPr>
+        <w:ind w:left="6120" w:hanging="360"/>
+      </w:pPr>
+      <w:rPr>
+        <w:rFonts w:ascii="Symbol" w:hAnsi="Symbol" w:hint="default"/>
+      </w:rPr>
+    </w:lvl>
+    <w:lvl w:ilvl="7" w:tplc="04090003" w:tentative="1">
+      <w:start w:val="1"/>
+      <w:numFmt w:val="bullet"/>
+      <w:lvlText w:val="o"/>
+      <w:lvlJc w:val="left"/>
+      <w:pPr>
+        <w:ind w:left="6840" w:hanging="360"/>
+      </w:pPr>
+      <w:rPr>
+        <w:rFonts w:ascii="Courier New" w:hAnsi="Courier New" w:cs="Courier New" w:hint="default"/>
+      </w:rPr>
+    </w:lvl>
+    <w:lvl w:ilvl="8" w:tplc="04090005" w:tentative="1">
+      <w:start w:val="1"/>
+      <w:numFmt w:val="bullet"/>
+      <w:lvlText w:val=""/>
+      <w:lvlJc w:val="left"/>
+      <w:pPr>
+        <w:ind w:left="7560" w:hanging="360"/>
+      </w:pPr>
+      <w:rPr>
+        <w:rFonts w:ascii="Wingdings" w:hAnsi="Wingdings" w:hint="default"/>
+      </w:rPr>
+    </w:lvl>
+  </w:abstractNum>
+  <w:abstractNum w:abstractNumId="18" w15:restartNumberingAfterBreak="0">
+    <w:nsid w:val="6FF55FEA"/>
+    <w:multiLevelType w:val="hybridMultilevel"/>
+    <w:tmpl w:val="AC6E8888"/>
+    <w:lvl w:ilvl="0" w:tplc="04090001">
+      <w:start w:val="1"/>
+      <w:numFmt w:val="bullet"/>
+      <w:lvlText w:val=""/>
+      <w:lvlJc w:val="left"/>
+      <w:pPr>
+        <w:ind w:left="1571" w:hanging="360"/>
+      </w:pPr>
+      <w:rPr>
+        <w:rFonts w:ascii="Symbol" w:hAnsi="Symbol" w:hint="default"/>
+      </w:rPr>
+    </w:lvl>
+    <w:lvl w:ilvl="1" w:tplc="04090003" w:tentative="1">
+      <w:start w:val="1"/>
+      <w:numFmt w:val="bullet"/>
+      <w:lvlText w:val="o"/>
+      <w:lvlJc w:val="left"/>
+      <w:pPr>
+        <w:ind w:left="2291" w:hanging="360"/>
+      </w:pPr>
+      <w:rPr>
+        <w:rFonts w:ascii="Courier New" w:hAnsi="Courier New" w:cs="Courier New" w:hint="default"/>
+      </w:rPr>
+    </w:lvl>
+    <w:lvl w:ilvl="2" w:tplc="04090005" w:tentative="1">
+      <w:start w:val="1"/>
+      <w:numFmt w:val="bullet"/>
+      <w:lvlText w:val=""/>
+      <w:lvlJc w:val="left"/>
+      <w:pPr>
+        <w:ind w:left="3011" w:hanging="360"/>
+      </w:pPr>
+      <w:rPr>
+        <w:rFonts w:ascii="Wingdings" w:hAnsi="Wingdings" w:hint="default"/>
+      </w:rPr>
+    </w:lvl>
+    <w:lvl w:ilvl="3" w:tplc="04090001" w:tentative="1">
+      <w:start w:val="1"/>
+      <w:numFmt w:val="bullet"/>
+      <w:lvlText w:val=""/>
+      <w:lvlJc w:val="left"/>
+      <w:pPr>
+        <w:ind w:left="3731" w:hanging="360"/>
+      </w:pPr>
+      <w:rPr>
+        <w:rFonts w:ascii="Symbol" w:hAnsi="Symbol" w:hint="default"/>
+      </w:rPr>
+    </w:lvl>
+    <w:lvl w:ilvl="4" w:tplc="04090003" w:tentative="1">
+      <w:start w:val="1"/>
+      <w:numFmt w:val="bullet"/>
+      <w:lvlText w:val="o"/>
+      <w:lvlJc w:val="left"/>
+      <w:pPr>
+        <w:ind w:left="4451" w:hanging="360"/>
+      </w:pPr>
+      <w:rPr>
+        <w:rFonts w:ascii="Courier New" w:hAnsi="Courier New" w:cs="Courier New" w:hint="default"/>
+      </w:rPr>
+    </w:lvl>
+    <w:lvl w:ilvl="5" w:tplc="04090005" w:tentative="1">
+      <w:start w:val="1"/>
+      <w:numFmt w:val="bullet"/>
+      <w:lvlText w:val=""/>
+      <w:lvlJc w:val="left"/>
+      <w:pPr>
+        <w:ind w:left="5171" w:hanging="360"/>
+      </w:pPr>
+      <w:rPr>
+        <w:rFonts w:ascii="Wingdings" w:hAnsi="Wingdings" w:hint="default"/>
+      </w:rPr>
+    </w:lvl>
+    <w:lvl w:ilvl="6" w:tplc="04090001" w:tentative="1">
+      <w:start w:val="1"/>
+      <w:numFmt w:val="bullet"/>
+      <w:lvlText w:val=""/>
+      <w:lvlJc w:val="left"/>
+      <w:pPr>
+        <w:ind w:left="5891" w:hanging="360"/>
+      </w:pPr>
+      <w:rPr>
+        <w:rFonts w:ascii="Symbol" w:hAnsi="Symbol" w:hint="default"/>
+      </w:rPr>
+    </w:lvl>
+    <w:lvl w:ilvl="7" w:tplc="04090003" w:tentative="1">
+      <w:start w:val="1"/>
+      <w:numFmt w:val="bullet"/>
+      <w:lvlText w:val="o"/>
+      <w:lvlJc w:val="left"/>
+      <w:pPr>
+        <w:ind w:left="6611" w:hanging="360"/>
+      </w:pPr>
+      <w:rPr>
+        <w:rFonts w:ascii="Courier New" w:hAnsi="Courier New" w:cs="Courier New" w:hint="default"/>
+      </w:rPr>
+    </w:lvl>
+    <w:lvl w:ilvl="8" w:tplc="04090005" w:tentative="1">
+      <w:start w:val="1"/>
+      <w:numFmt w:val="bullet"/>
+      <w:lvlText w:val=""/>
+      <w:lvlJc w:val="left"/>
+      <w:pPr>
+        <w:ind w:left="7331" w:hanging="360"/>
+      </w:pPr>
+      <w:rPr>
+        <w:rFonts w:ascii="Wingdings" w:hAnsi="Wingdings" w:hint="default"/>
+      </w:rPr>
+    </w:lvl>
+  </w:abstractNum>
+  <w:abstractNum w:abstractNumId="19" w15:restartNumberingAfterBreak="0">
+    <w:nsid w:val="7391520B"/>
+    <w:multiLevelType w:val="hybridMultilevel"/>
+    <w:tmpl w:val="74320912"/>
+    <w:lvl w:ilvl="0" w:tplc="04090001">
+      <w:start w:val="1"/>
+      <w:numFmt w:val="bullet"/>
+      <w:lvlText w:val=""/>
+      <w:lvlJc w:val="left"/>
+      <w:pPr>
+        <w:ind w:left="1800" w:hanging="360"/>
+      </w:pPr>
+      <w:rPr>
+        <w:rFonts w:ascii="Symbol" w:hAnsi="Symbol" w:hint="default"/>
+      </w:rPr>
+    </w:lvl>
+    <w:lvl w:ilvl="1" w:tplc="04090003" w:tentative="1">
+      <w:start w:val="1"/>
+      <w:numFmt w:val="bullet"/>
+      <w:lvlText w:val="o"/>
+      <w:lvlJc w:val="left"/>
+      <w:pPr>
+        <w:ind w:left="2520" w:hanging="360"/>
+      </w:pPr>
+      <w:rPr>
+        <w:rFonts w:ascii="Courier New" w:hAnsi="Courier New" w:cs="Courier New" w:hint="default"/>
+      </w:rPr>
+    </w:lvl>
+    <w:lvl w:ilvl="2" w:tplc="04090005" w:tentative="1">
+      <w:start w:val="1"/>
+      <w:numFmt w:val="bullet"/>
+      <w:lvlText w:val=""/>
+      <w:lvlJc w:val="left"/>
+      <w:pPr>
+        <w:ind w:left="3240" w:hanging="360"/>
+      </w:pPr>
+      <w:rPr>
+        <w:rFonts w:ascii="Wingdings" w:hAnsi="Wingdings" w:hint="default"/>
+      </w:rPr>
+    </w:lvl>
+    <w:lvl w:ilvl="3" w:tplc="04090001" w:tentative="1">
+      <w:start w:val="1"/>
+      <w:numFmt w:val="bullet"/>
+      <w:lvlText w:val=""/>
+      <w:lvlJc w:val="left"/>
+      <w:pPr>
+        <w:ind w:left="3960" w:hanging="360"/>
+      </w:pPr>
+      <w:rPr>
+        <w:rFonts w:ascii="Symbol" w:hAnsi="Symbol" w:hint="default"/>
+      </w:rPr>
+    </w:lvl>
+    <w:lvl w:ilvl="4" w:tplc="04090003" w:tentative="1">
+      <w:start w:val="1"/>
+      <w:numFmt w:val="bullet"/>
+      <w:lvlText w:val="o"/>
+      <w:lvlJc w:val="left"/>
+      <w:pPr>
+        <w:ind w:left="4680" w:hanging="360"/>
+      </w:pPr>
+      <w:rPr>
+        <w:rFonts w:ascii="Courier New" w:hAnsi="Courier New" w:cs="Courier New" w:hint="default"/>
+      </w:rPr>
+    </w:lvl>
+    <w:lvl w:ilvl="5" w:tplc="04090005" w:tentative="1">
+      <w:start w:val="1"/>
+      <w:numFmt w:val="bullet"/>
+      <w:lvlText w:val=""/>
+      <w:lvlJc w:val="left"/>
+      <w:pPr>
+        <w:ind w:left="5400" w:hanging="360"/>
+      </w:pPr>
+      <w:rPr>
+        <w:rFonts w:ascii="Wingdings" w:hAnsi="Wingdings" w:hint="default"/>
+      </w:rPr>
+    </w:lvl>
+    <w:lvl w:ilvl="6" w:tplc="04090001" w:tentative="1">
+      <w:start w:val="1"/>
+      <w:numFmt w:val="bullet"/>
+      <w:lvlText w:val=""/>
+      <w:lvlJc w:val="left"/>
+      <w:pPr>
+        <w:ind w:left="6120" w:hanging="360"/>
+      </w:pPr>
+      <w:rPr>
+        <w:rFonts w:ascii="Symbol" w:hAnsi="Symbol" w:hint="default"/>
+      </w:rPr>
+    </w:lvl>
+    <w:lvl w:ilvl="7" w:tplc="04090003" w:tentative="1">
+      <w:start w:val="1"/>
+      <w:numFmt w:val="bullet"/>
+      <w:lvlText w:val="o"/>
+      <w:lvlJc w:val="left"/>
+      <w:pPr>
+        <w:ind w:left="6840" w:hanging="360"/>
+      </w:pPr>
+      <w:rPr>
+        <w:rFonts w:ascii="Courier New" w:hAnsi="Courier New" w:cs="Courier New" w:hint="default"/>
+      </w:rPr>
+    </w:lvl>
+    <w:lvl w:ilvl="8" w:tplc="04090005" w:tentative="1">
+      <w:start w:val="1"/>
+      <w:numFmt w:val="bullet"/>
+      <w:lvlText w:val=""/>
+      <w:lvlJc w:val="left"/>
+      <w:pPr>
+        <w:ind w:left="7560" w:hanging="360"/>
+      </w:pPr>
+      <w:rPr>
+        <w:rFonts w:ascii="Wingdings" w:hAnsi="Wingdings" w:hint="default"/>
+      </w:rPr>
+    </w:lvl>
+  </w:abstractNum>
+  <w:abstractNum w:abstractNumId="20" w15:restartNumberingAfterBreak="0">
+    <w:nsid w:val="772224C1"/>
+    <w:multiLevelType w:val="hybridMultilevel"/>
+    <w:tmpl w:val="591E49CE"/>
+    <w:lvl w:ilvl="0" w:tplc="04090001">
+      <w:start w:val="1"/>
+      <w:numFmt w:val="bullet"/>
+      <w:lvlText w:val=""/>
+      <w:lvlJc w:val="left"/>
+      <w:pPr>
+        <w:ind w:left="1713" w:hanging="360"/>
+      </w:pPr>
+      <w:rPr>
+        <w:rFonts w:ascii="Symbol" w:hAnsi="Symbol" w:hint="default"/>
+      </w:rPr>
+    </w:lvl>
+    <w:lvl w:ilvl="1" w:tplc="04090003" w:tentative="1">
+      <w:start w:val="1"/>
+      <w:numFmt w:val="bullet"/>
+      <w:lvlText w:val="o"/>
+      <w:lvlJc w:val="left"/>
+      <w:pPr>
+        <w:ind w:left="2433" w:hanging="360"/>
+      </w:pPr>
+      <w:rPr>
+        <w:rFonts w:ascii="Courier New" w:hAnsi="Courier New" w:cs="Courier New" w:hint="default"/>
+      </w:rPr>
+    </w:lvl>
+    <w:lvl w:ilvl="2" w:tplc="04090005" w:tentative="1">
+      <w:start w:val="1"/>
+      <w:numFmt w:val="bullet"/>
+      <w:lvlText w:val=""/>
+      <w:lvlJc w:val="left"/>
+      <w:pPr>
+        <w:ind w:left="3153" w:hanging="360"/>
+      </w:pPr>
+      <w:rPr>
+        <w:rFonts w:ascii="Wingdings" w:hAnsi="Wingdings" w:hint="default"/>
+      </w:rPr>
+    </w:lvl>
+    <w:lvl w:ilvl="3" w:tplc="04090001" w:tentative="1">
+      <w:start w:val="1"/>
+      <w:numFmt w:val="bullet"/>
+      <w:lvlText w:val=""/>
+      <w:lvlJc w:val="left"/>
+      <w:pPr>
+        <w:ind w:left="3873" w:hanging="360"/>
+      </w:pPr>
+      <w:rPr>
+        <w:rFonts w:ascii="Symbol" w:hAnsi="Symbol" w:hint="default"/>
+      </w:rPr>
+    </w:lvl>
+    <w:lvl w:ilvl="4" w:tplc="04090003" w:tentative="1">
+      <w:start w:val="1"/>
+      <w:numFmt w:val="bullet"/>
+      <w:lvlText w:val="o"/>
+      <w:lvlJc w:val="left"/>
+      <w:pPr>
+        <w:ind w:left="4593" w:hanging="360"/>
+      </w:pPr>
+      <w:rPr>
+        <w:rFonts w:ascii="Courier New" w:hAnsi="Courier New" w:cs="Courier New" w:hint="default"/>
+      </w:rPr>
+    </w:lvl>
+    <w:lvl w:ilvl="5" w:tplc="04090005" w:tentative="1">
+      <w:start w:val="1"/>
+      <w:numFmt w:val="bullet"/>
+      <w:lvlText w:val=""/>
+      <w:lvlJc w:val="left"/>
+      <w:pPr>
+        <w:ind w:left="5313" w:hanging="360"/>
+      </w:pPr>
+      <w:rPr>
+        <w:rFonts w:ascii="Wingdings" w:hAnsi="Wingdings" w:hint="default"/>
+      </w:rPr>
+    </w:lvl>
+    <w:lvl w:ilvl="6" w:tplc="04090001" w:tentative="1">
+      <w:start w:val="1"/>
+      <w:numFmt w:val="bullet"/>
+      <w:lvlText w:val=""/>
+      <w:lvlJc w:val="left"/>
+      <w:pPr>
+        <w:ind w:left="6033" w:hanging="360"/>
+      </w:pPr>
+      <w:rPr>
+        <w:rFonts w:ascii="Symbol" w:hAnsi="Symbol" w:hint="default"/>
+      </w:rPr>
+    </w:lvl>
+    <w:lvl w:ilvl="7" w:tplc="04090003" w:tentative="1">
+      <w:start w:val="1"/>
+      <w:numFmt w:val="bullet"/>
+      <w:lvlText w:val="o"/>
+      <w:lvlJc w:val="left"/>
+      <w:pPr>
+        <w:ind w:left="6753" w:hanging="360"/>
+      </w:pPr>
+      <w:rPr>
+        <w:rFonts w:ascii="Courier New" w:hAnsi="Courier New" w:cs="Courier New" w:hint="default"/>
+      </w:rPr>
+    </w:lvl>
+    <w:lvl w:ilvl="8" w:tplc="04090005" w:tentative="1">
+      <w:start w:val="1"/>
+      <w:numFmt w:val="bullet"/>
+      <w:lvlText w:val=""/>
+      <w:lvlJc w:val="left"/>
+      <w:pPr>
+        <w:ind w:left="7473" w:hanging="360"/>
+      </w:pPr>
+      <w:rPr>
+        <w:rFonts w:ascii="Wingdings" w:hAnsi="Wingdings" w:hint="default"/>
+      </w:rPr>
+    </w:lvl>
+  </w:abstractNum>
+  <w:abstractNum w:abstractNumId="21" w15:restartNumberingAfterBreak="0">
+    <w:nsid w:val="78676CCE"/>
+    <w:multiLevelType w:val="hybridMultilevel"/>
+    <w:tmpl w:val="B430385C"/>
+    <w:lvl w:ilvl="0" w:tplc="04090001">
+      <w:start w:val="1"/>
+      <w:numFmt w:val="bullet"/>
+      <w:lvlText w:val=""/>
+      <w:lvlJc w:val="left"/>
+      <w:pPr>
+        <w:ind w:left="1800" w:hanging="360"/>
+      </w:pPr>
+      <w:rPr>
+        <w:rFonts w:ascii="Symbol" w:hAnsi="Symbol" w:hint="default"/>
+      </w:rPr>
+    </w:lvl>
+    <w:lvl w:ilvl="1" w:tplc="04090003" w:tentative="1">
+      <w:start w:val="1"/>
+      <w:numFmt w:val="bullet"/>
+      <w:lvlText w:val="o"/>
+      <w:lvlJc w:val="left"/>
+      <w:pPr>
+        <w:ind w:left="2520" w:hanging="360"/>
+      </w:pPr>
+      <w:rPr>
+        <w:rFonts w:ascii="Courier New" w:hAnsi="Courier New" w:cs="Courier New" w:hint="default"/>
+      </w:rPr>
+    </w:lvl>
+    <w:lvl w:ilvl="2" w:tplc="04090005" w:tentative="1">
+      <w:start w:val="1"/>
+      <w:numFmt w:val="bullet"/>
+      <w:lvlText w:val=""/>
+      <w:lvlJc w:val="left"/>
+      <w:pPr>
+        <w:ind w:left="3240" w:hanging="360"/>
+      </w:pPr>
+      <w:rPr>
+        <w:rFonts w:ascii="Wingdings" w:hAnsi="Wingdings" w:hint="default"/>
+      </w:rPr>
+    </w:lvl>
+    <w:lvl w:ilvl="3" w:tplc="04090001" w:tentative="1">
+      <w:start w:val="1"/>
+      <w:numFmt w:val="bullet"/>
+      <w:lvlText w:val=""/>
+      <w:lvlJc w:val="left"/>
+      <w:pPr>
+        <w:ind w:left="3960" w:hanging="360"/>
+      </w:pPr>
+      <w:rPr>
+        <w:rFonts w:ascii="Symbol" w:hAnsi="Symbol" w:hint="default"/>
+      </w:rPr>
+    </w:lvl>
+    <w:lvl w:ilvl="4" w:tplc="04090003" w:tentative="1">
+      <w:start w:val="1"/>
+      <w:numFmt w:val="bullet"/>
+      <w:lvlText w:val="o"/>
+      <w:lvlJc w:val="left"/>
+      <w:pPr>
+        <w:ind w:left="4680" w:hanging="360"/>
+      </w:pPr>
+      <w:rPr>
+        <w:rFonts w:ascii="Courier New" w:hAnsi="Courier New" w:cs="Courier New" w:hint="default"/>
+      </w:rPr>
+    </w:lvl>
+    <w:lvl w:ilvl="5" w:tplc="04090005" w:tentative="1">
+      <w:start w:val="1"/>
+      <w:numFmt w:val="bullet"/>
+      <w:lvlText w:val=""/>
+      <w:lvlJc w:val="left"/>
+      <w:pPr>
+        <w:ind w:left="5400" w:hanging="360"/>
+      </w:pPr>
+      <w:rPr>
+        <w:rFonts w:ascii="Wingdings" w:hAnsi="Wingdings" w:hint="default"/>
+      </w:rPr>
+    </w:lvl>
+    <w:lvl w:ilvl="6" w:tplc="04090001" w:tentative="1">
+      <w:start w:val="1"/>
+      <w:numFmt w:val="bullet"/>
+      <w:lvlText w:val=""/>
+      <w:lvlJc w:val="left"/>
+      <w:pPr>
+        <w:ind w:left="6120" w:hanging="360"/>
+      </w:pPr>
+      <w:rPr>
+        <w:rFonts w:ascii="Symbol" w:hAnsi="Symbol" w:hint="default"/>
+      </w:rPr>
+    </w:lvl>
+    <w:lvl w:ilvl="7" w:tplc="04090003" w:tentative="1">
+      <w:start w:val="1"/>
+      <w:numFmt w:val="bullet"/>
+      <w:lvlText w:val="o"/>
+      <w:lvlJc w:val="left"/>
+      <w:pPr>
+        <w:ind w:left="6840" w:hanging="360"/>
+      </w:pPr>
+      <w:rPr>
+        <w:rFonts w:ascii="Courier New" w:hAnsi="Courier New" w:cs="Courier New" w:hint="default"/>
+      </w:rPr>
+    </w:lvl>
+    <w:lvl w:ilvl="8" w:tplc="04090005" w:tentative="1">
+      <w:start w:val="1"/>
+      <w:numFmt w:val="bullet"/>
+      <w:lvlText w:val=""/>
+      <w:lvlJc w:val="left"/>
+      <w:pPr>
+        <w:ind w:left="7560" w:hanging="360"/>
+      </w:pPr>
+      <w:rPr>
+        <w:rFonts w:ascii="Wingdings" w:hAnsi="Wingdings" w:hint="default"/>
+      </w:rPr>
+    </w:lvl>
+  </w:abstractNum>
+  <w:abstractNum w:abstractNumId="22" w15:restartNumberingAfterBreak="0">
+    <w:nsid w:val="7B011629"/>
+    <w:multiLevelType w:val="hybridMultilevel"/>
+    <w:tmpl w:val="971CA98E"/>
+    <w:lvl w:ilvl="0" w:tplc="04090001">
+      <w:start w:val="1"/>
+      <w:numFmt w:val="bullet"/>
+      <w:lvlText w:val=""/>
+      <w:lvlJc w:val="left"/>
+      <w:pPr>
+        <w:ind w:left="1800" w:hanging="360"/>
+      </w:pPr>
+      <w:rPr>
+        <w:rFonts w:ascii="Symbol" w:hAnsi="Symbol" w:hint="default"/>
+      </w:rPr>
+    </w:lvl>
+    <w:lvl w:ilvl="1" w:tplc="04090003" w:tentative="1">
+      <w:start w:val="1"/>
+      <w:numFmt w:val="bullet"/>
+      <w:lvlText w:val="o"/>
+      <w:lvlJc w:val="left"/>
+      <w:pPr>
+        <w:ind w:left="2520" w:hanging="360"/>
+      </w:pPr>
+      <w:rPr>
+        <w:rFonts w:ascii="Courier New" w:hAnsi="Courier New" w:cs="Courier New" w:hint="default"/>
+      </w:rPr>
+    </w:lvl>
+    <w:lvl w:ilvl="2" w:tplc="04090005" w:tentative="1">
+      <w:start w:val="1"/>
+      <w:numFmt w:val="bullet"/>
+      <w:lvlText w:val=""/>
+      <w:lvlJc w:val="left"/>
+      <w:pPr>
+        <w:ind w:left="3240" w:hanging="360"/>
+      </w:pPr>
+      <w:rPr>
+        <w:rFonts w:ascii="Wingdings" w:hAnsi="Wingdings" w:hint="default"/>
+      </w:rPr>
+    </w:lvl>
+    <w:lvl w:ilvl="3" w:tplc="04090001" w:tentative="1">
+      <w:start w:val="1"/>
+      <w:numFmt w:val="bullet"/>
+      <w:lvlText w:val=""/>
+      <w:lvlJc w:val="left"/>
+      <w:pPr>
+        <w:ind w:left="3960" w:hanging="360"/>
+      </w:pPr>
+      <w:rPr>
+        <w:rFonts w:ascii="Symbol" w:hAnsi="Symbol" w:hint="default"/>
+      </w:rPr>
+    </w:lvl>
+    <w:lvl w:ilvl="4" w:tplc="04090003" w:tentative="1">
+      <w:start w:val="1"/>
+      <w:numFmt w:val="bullet"/>
+      <w:lvlText w:val="o"/>
+      <w:lvlJc w:val="left"/>
+      <w:pPr>
+        <w:ind w:left="4680" w:hanging="360"/>
+      </w:pPr>
+      <w:rPr>
+        <w:rFonts w:ascii="Courier New" w:hAnsi="Courier New" w:cs="Courier New" w:hint="default"/>
+      </w:rPr>
+    </w:lvl>
+    <w:lvl w:ilvl="5" w:tplc="04090005" w:tentative="1">
+      <w:start w:val="1"/>
+      <w:numFmt w:val="bullet"/>
+      <w:lvlText w:val=""/>
+      <w:lvlJc w:val="left"/>
+      <w:pPr>
+        <w:ind w:left="5400" w:hanging="360"/>
+      </w:pPr>
+      <w:rPr>
+        <w:rFonts w:ascii="Wingdings" w:hAnsi="Wingdings" w:hint="default"/>
+      </w:rPr>
+    </w:lvl>
+    <w:lvl w:ilvl="6" w:tplc="04090001" w:tentative="1">
+      <w:start w:val="1"/>
+      <w:numFmt w:val="bullet"/>
+      <w:lvlText w:val=""/>
+      <w:lvlJc w:val="left"/>
+      <w:pPr>
+        <w:ind w:left="6120" w:hanging="360"/>
+      </w:pPr>
+      <w:rPr>
+        <w:rFonts w:ascii="Symbol" w:hAnsi="Symbol" w:hint="default"/>
+      </w:rPr>
+    </w:lvl>
+    <w:lvl w:ilvl="7" w:tplc="04090003" w:tentative="1">
+      <w:start w:val="1"/>
+      <w:numFmt w:val="bullet"/>
+      <w:lvlText w:val="o"/>
+      <w:lvlJc w:val="left"/>
+      <w:pPr>
+        <w:ind w:left="6840" w:hanging="360"/>
+      </w:pPr>
+      <w:rPr>
+        <w:rFonts w:ascii="Courier New" w:hAnsi="Courier New" w:cs="Courier New" w:hint="default"/>
+      </w:rPr>
+    </w:lvl>
+    <w:lvl w:ilvl="8" w:tplc="04090005" w:tentative="1">
+      <w:start w:val="1"/>
+      <w:numFmt w:val="bullet"/>
+      <w:lvlText w:val=""/>
+      <w:lvlJc w:val="left"/>
+      <w:pPr>
+        <w:ind w:left="7560" w:hanging="360"/>
+      </w:pPr>
+      <w:rPr>
+        <w:rFonts w:ascii="Wingdings" w:hAnsi="Wingdings" w:hint="default"/>
+      </w:rPr>
+    </w:lvl>
+  </w:abstractNum>
+  <w:abstractNum w:abstractNumId="23" w15:restartNumberingAfterBreak="0">
+    <w:nsid w:val="7C267EF4"/>
+    <w:multiLevelType w:val="hybridMultilevel"/>
+    <w:tmpl w:val="6AA6BA00"/>
+    <w:lvl w:ilvl="0" w:tplc="04090001">
+      <w:start w:val="1"/>
+      <w:numFmt w:val="bullet"/>
+      <w:lvlText w:val=""/>
+      <w:lvlJc w:val="left"/>
+      <w:pPr>
+        <w:ind w:left="1800" w:hanging="360"/>
+      </w:pPr>
+      <w:rPr>
+        <w:rFonts w:ascii="Symbol" w:hAnsi="Symbol" w:hint="default"/>
+      </w:rPr>
+    </w:lvl>
+    <w:lvl w:ilvl="1" w:tplc="04090003" w:tentative="1">
+      <w:start w:val="1"/>
+      <w:numFmt w:val="bullet"/>
+      <w:lvlText w:val="o"/>
+      <w:lvlJc w:val="left"/>
+      <w:pPr>
+        <w:ind w:left="2520" w:hanging="360"/>
+      </w:pPr>
+      <w:rPr>
+        <w:rFonts w:ascii="Courier New" w:hAnsi="Courier New" w:cs="Courier New" w:hint="default"/>
+      </w:rPr>
+    </w:lvl>
+    <w:lvl w:ilvl="2" w:tplc="04090005" w:tentative="1">
+      <w:start w:val="1"/>
+      <w:numFmt w:val="bullet"/>
+      <w:lvlText w:val=""/>
+      <w:lvlJc w:val="left"/>
+      <w:pPr>
+        <w:ind w:left="3240" w:hanging="360"/>
+      </w:pPr>
+      <w:rPr>
+        <w:rFonts w:ascii="Wingdings" w:hAnsi="Wingdings" w:hint="default"/>
+      </w:rPr>
+    </w:lvl>
+    <w:lvl w:ilvl="3" w:tplc="04090001" w:tentative="1">
+      <w:start w:val="1"/>
+      <w:numFmt w:val="bullet"/>
+      <w:lvlText w:val=""/>
+      <w:lvlJc w:val="left"/>
+      <w:pPr>
+        <w:ind w:left="3960" w:hanging="360"/>
+      </w:pPr>
+      <w:rPr>
+        <w:rFonts w:ascii="Symbol" w:hAnsi="Symbol" w:hint="default"/>
+      </w:rPr>
+    </w:lvl>
+    <w:lvl w:ilvl="4" w:tplc="04090003" w:tentative="1">
+      <w:start w:val="1"/>
+      <w:numFmt w:val="bullet"/>
+      <w:lvlText w:val="o"/>
+      <w:lvlJc w:val="left"/>
+      <w:pPr>
+        <w:ind w:left="4680" w:hanging="360"/>
+      </w:pPr>
+      <w:rPr>
+        <w:rFonts w:ascii="Courier New" w:hAnsi="Courier New" w:cs="Courier New" w:hint="default"/>
+      </w:rPr>
+    </w:lvl>
+    <w:lvl w:ilvl="5" w:tplc="04090005" w:tentative="1">
+      <w:start w:val="1"/>
+      <w:numFmt w:val="bullet"/>
+      <w:lvlText w:val=""/>
+      <w:lvlJc w:val="left"/>
+      <w:pPr>
+        <w:ind w:left="5400" w:hanging="360"/>
+      </w:pPr>
+      <w:rPr>
+        <w:rFonts w:ascii="Wingdings" w:hAnsi="Wingdings" w:hint="default"/>
+      </w:rPr>
+    </w:lvl>
+    <w:lvl w:ilvl="6" w:tplc="04090001" w:tentative="1">
+      <w:start w:val="1"/>
+      <w:numFmt w:val="bullet"/>
+      <w:lvlText w:val=""/>
+      <w:lvlJc w:val="left"/>
+      <w:pPr>
+        <w:ind w:left="6120" w:hanging="360"/>
+      </w:pPr>
+      <w:rPr>
+        <w:rFonts w:ascii="Symbol" w:hAnsi="Symbol" w:hint="default"/>
+      </w:rPr>
+    </w:lvl>
+    <w:lvl w:ilvl="7" w:tplc="04090003" w:tentative="1">
+      <w:start w:val="1"/>
+      <w:numFmt w:val="bullet"/>
+      <w:lvlText w:val="o"/>
+      <w:lvlJc w:val="left"/>
+      <w:pPr>
+        <w:ind w:left="6840" w:hanging="360"/>
+      </w:pPr>
+      <w:rPr>
+        <w:rFonts w:ascii="Courier New" w:hAnsi="Courier New" w:cs="Courier New" w:hint="default"/>
+      </w:rPr>
+    </w:lvl>
+    <w:lvl w:ilvl="8" w:tplc="04090005" w:tentative="1">
+      <w:start w:val="1"/>
+      <w:numFmt w:val="bullet"/>
+      <w:lvlText w:val=""/>
+      <w:lvlJc w:val="left"/>
+      <w:pPr>
+        <w:ind w:left="7560" w:hanging="360"/>
+      </w:pPr>
+      <w:rPr>
+        <w:rFonts w:ascii="Wingdings" w:hAnsi="Wingdings" w:hint="default"/>
+      </w:rPr>
+    </w:lvl>
+  </w:abstractNum>
+  <w:abstractNum w:abstractNumId="24" w15:restartNumberingAfterBreak="0">
+    <w:nsid w:val="7ED86D97"/>
+    <w:multiLevelType w:val="multilevel"/>
+    <w:tmpl w:val="EC76EBC4"/>
+    <w:lvl w:ilvl="0">
+      <w:start w:val="1"/>
+      <w:numFmt w:val="bullet"/>
+      <w:lvlText w:val=""/>
+      <w:lvlJc w:val="left"/>
+      <w:pPr>
+        <w:tabs>
+          <w:tab w:val="num" w:pos="1080"/>
+        </w:tabs>
+        <w:ind w:left="1080" w:hanging="360"/>
+      </w:pPr>
+      <w:rPr>
+        <w:rFonts w:ascii="Symbol" w:hAnsi="Symbol" w:hint="default"/>
+        <w:sz w:val="20"/>
+      </w:rPr>
+    </w:lvl>
+    <w:lvl w:ilvl="1" w:tentative="1">
+      <w:start w:val="1"/>
+      <w:numFmt w:val="bullet"/>
+      <w:lvlText w:val="o"/>
+      <w:lvlJc w:val="left"/>
+      <w:pPr>
+        <w:tabs>
+          <w:tab w:val="num" w:pos="1800"/>
+        </w:tabs>
+        <w:ind w:left="1800" w:hanging="360"/>
+      </w:pPr>
+      <w:rPr>
+        <w:rFonts w:ascii="Courier New" w:hAnsi="Courier New" w:hint="default"/>
+        <w:sz w:val="20"/>
+      </w:rPr>
+    </w:lvl>
+    <w:lvl w:ilvl="2" w:tentative="1">
+      <w:start w:val="1"/>
+      <w:numFmt w:val="bullet"/>
+      <w:lvlText w:val=""/>
+      <w:lvlJc w:val="left"/>
+      <w:pPr>
+        <w:tabs>
+          <w:tab w:val="num" w:pos="2520"/>
+        </w:tabs>
+        <w:ind w:left="2520" w:hanging="360"/>
+      </w:pPr>
+      <w:rPr>
+        <w:rFonts w:ascii="Wingdings" w:hAnsi="Wingdings" w:hint="default"/>
+        <w:sz w:val="20"/>
+      </w:rPr>
+    </w:lvl>
+    <w:lvl w:ilvl="3" w:tentative="1">
+      <w:start w:val="1"/>
+      <w:numFmt w:val="bullet"/>
+      <w:lvlText w:val=""/>
+      <w:lvlJc w:val="left"/>
+      <w:pPr>
+        <w:tabs>
+          <w:tab w:val="num" w:pos="3240"/>
+        </w:tabs>
+        <w:ind w:left="3240" w:hanging="360"/>
+      </w:pPr>
+      <w:rPr>
+        <w:rFonts w:ascii="Wingdings" w:hAnsi="Wingdings" w:hint="default"/>
+        <w:sz w:val="20"/>
+      </w:rPr>
+    </w:lvl>
+    <w:lvl w:ilvl="4" w:tentative="1">
+      <w:start w:val="1"/>
+      <w:numFmt w:val="bullet"/>
+      <w:lvlText w:val=""/>
+      <w:lvlJc w:val="left"/>
+      <w:pPr>
+        <w:tabs>
+          <w:tab w:val="num" w:pos="3960"/>
+        </w:tabs>
+        <w:ind w:left="3960" w:hanging="360"/>
+      </w:pPr>
+      <w:rPr>
+        <w:rFonts w:ascii="Wingdings" w:hAnsi="Wingdings" w:hint="default"/>
+        <w:sz w:val="20"/>
+      </w:rPr>
+    </w:lvl>
+    <w:lvl w:ilvl="5" w:tentative="1">
+      <w:start w:val="1"/>
+      <w:numFmt w:val="bullet"/>
+      <w:lvlText w:val=""/>
+      <w:lvlJc w:val="left"/>
+      <w:pPr>
+        <w:tabs>
+          <w:tab w:val="num" w:pos="4680"/>
+        </w:tabs>
+        <w:ind w:left="4680" w:hanging="360"/>
+      </w:pPr>
+      <w:rPr>
+        <w:rFonts w:ascii="Wingdings" w:hAnsi="Wingdings" w:hint="default"/>
+        <w:sz w:val="20"/>
+      </w:rPr>
+    </w:lvl>
+    <w:lvl w:ilvl="6" w:tentative="1">
+      <w:start w:val="1"/>
+      <w:numFmt w:val="bullet"/>
+      <w:lvlText w:val=""/>
+      <w:lvlJc w:val="left"/>
+      <w:pPr>
+        <w:tabs>
+          <w:tab w:val="num" w:pos="5400"/>
+        </w:tabs>
+        <w:ind w:left="5400" w:hanging="360"/>
+      </w:pPr>
+      <w:rPr>
+        <w:rFonts w:ascii="Wingdings" w:hAnsi="Wingdings" w:hint="default"/>
+        <w:sz w:val="20"/>
+      </w:rPr>
+    </w:lvl>
+    <w:lvl w:ilvl="7" w:tentative="1">
+      <w:start w:val="1"/>
+      <w:numFmt w:val="bullet"/>
+      <w:lvlText w:val=""/>
+      <w:lvlJc w:val="left"/>
+      <w:pPr>
+        <w:tabs>
+          <w:tab w:val="num" w:pos="6120"/>
+        </w:tabs>
+        <w:ind w:left="6120" w:hanging="360"/>
+      </w:pPr>
+      <w:rPr>
+        <w:rFonts w:ascii="Wingdings" w:hAnsi="Wingdings" w:hint="default"/>
+        <w:sz w:val="20"/>
+      </w:rPr>
+    </w:lvl>
+    <w:lvl w:ilvl="8" w:tentative="1">
+      <w:start w:val="1"/>
+      <w:numFmt w:val="bullet"/>
+      <w:lvlText w:val=""/>
+      <w:lvlJc w:val="left"/>
+      <w:pPr>
+        <w:tabs>
+          <w:tab w:val="num" w:pos="6840"/>
+        </w:tabs>
+        <w:ind w:left="6840" w:hanging="360"/>
       </w:pPr>
       <w:rPr>
         <w:rFonts w:ascii="Wingdings" w:hAnsi="Wingdings" w:hint="default"/>
@@ -1258,19 +4995,99 @@
     </w:lvl>
   </w:abstractNum>
   <w:num w:numId="1" w16cid:durableId="717316957">
-    <w:abstractNumId w:val="3"/>
+    <w:abstractNumId w:val="10"/>
   </w:num>
   <w:num w:numId="2" w16cid:durableId="748309874">
-    <w:abstractNumId w:val="2"/>
+    <w:abstractNumId w:val="4"/>
   </w:num>
   <w:num w:numId="3" w16cid:durableId="368726975">
-    <w:abstractNumId w:val="4"/>
+    <w:abstractNumId w:val="11"/>
   </w:num>
   <w:num w:numId="4" w16cid:durableId="848324795">
     <w:abstractNumId w:val="0"/>
   </w:num>
   <w:num w:numId="5" w16cid:durableId="1263759189">
+    <w:abstractNumId w:val="2"/>
+  </w:num>
+  <w:num w:numId="6" w16cid:durableId="49156083">
+    <w:abstractNumId w:val="15"/>
+  </w:num>
+  <w:num w:numId="7" w16cid:durableId="512182452">
+    <w:abstractNumId w:val="3"/>
+  </w:num>
+  <w:num w:numId="8" w16cid:durableId="1181045948">
+    <w:abstractNumId w:val="13"/>
+  </w:num>
+  <w:num w:numId="9" w16cid:durableId="683440406">
+    <w:abstractNumId w:val="24"/>
+  </w:num>
+  <w:num w:numId="10" w16cid:durableId="1314482819">
+    <w:abstractNumId w:val="16"/>
+  </w:num>
+  <w:num w:numId="11" w16cid:durableId="356539243">
+    <w:abstractNumId w:val="12"/>
+  </w:num>
+  <w:num w:numId="12" w16cid:durableId="154034248">
+    <w:abstractNumId w:val="19"/>
+  </w:num>
+  <w:num w:numId="13" w16cid:durableId="1693023176">
+    <w:abstractNumId w:val="23"/>
+  </w:num>
+  <w:num w:numId="14" w16cid:durableId="1916937604">
+    <w:abstractNumId w:val="21"/>
+  </w:num>
+  <w:num w:numId="15" w16cid:durableId="835268066">
+    <w:abstractNumId w:val="17"/>
+  </w:num>
+  <w:num w:numId="16" w16cid:durableId="1860200437">
+    <w:abstractNumId w:val="22"/>
+  </w:num>
+  <w:num w:numId="17" w16cid:durableId="1335495486">
     <w:abstractNumId w:val="1"/>
+  </w:num>
+  <w:num w:numId="18" w16cid:durableId="2246346">
+    <w:abstractNumId w:val="20"/>
+  </w:num>
+  <w:num w:numId="19" w16cid:durableId="824124195">
+    <w:abstractNumId w:val="9"/>
+  </w:num>
+  <w:num w:numId="20" w16cid:durableId="1762488936">
+    <w:abstractNumId w:val="14"/>
+  </w:num>
+  <w:num w:numId="21" w16cid:durableId="234558796">
+    <w:abstractNumId w:val="6"/>
+  </w:num>
+  <w:num w:numId="22" w16cid:durableId="2122068437">
+    <w:abstractNumId w:val="18"/>
+  </w:num>
+  <w:num w:numId="23" w16cid:durableId="1227490388">
+    <w:abstractNumId w:val="7"/>
+  </w:num>
+  <w:num w:numId="24" w16cid:durableId="374356217">
+    <w:abstractNumId w:val="7"/>
+    <w:lvlOverride w:ilvl="1">
+      <w:lvl w:ilvl="1">
+        <w:numFmt w:val="bullet"/>
+        <w:lvlText w:val="o"/>
+        <w:lvlJc w:val="left"/>
+        <w:pPr>
+          <w:tabs>
+            <w:tab w:val="num" w:pos="1440"/>
+          </w:tabs>
+          <w:ind w:left="1440" w:hanging="360"/>
+        </w:pPr>
+        <w:rPr>
+          <w:rFonts w:ascii="Courier New" w:hAnsi="Courier New" w:hint="default"/>
+          <w:sz w:val="20"/>
+        </w:rPr>
+      </w:lvl>
+    </w:lvlOverride>
+  </w:num>
+  <w:num w:numId="25" w16cid:durableId="524489109">
+    <w:abstractNumId w:val="8"/>
+  </w:num>
+  <w:num w:numId="26" w16cid:durableId="801726514">
+    <w:abstractNumId w:val="5"/>
   </w:num>
 </w:numbering>
 </file>
@@ -1675,6 +5492,12 @@
   <w:style w:type="paragraph" w:default="1" w:styleId="Normal">
     <w:name w:val="Normal"/>
     <w:qFormat/>
+    <w:rsid w:val="00774041"/>
+    <w:rPr>
+      <w:rFonts w:ascii="Times New Roman" w:hAnsi="Times New Roman" w:cs="Times New Roman"/>
+      <w:sz w:val="26"/>
+      <w:szCs w:val="26"/>
+    </w:rPr>
   </w:style>
   <w:style w:type="paragraph" w:styleId="Heading1">
     <w:name w:val="heading 1"/>
@@ -1688,7 +5511,6 @@
       <w:outlineLvl w:val="0"/>
     </w:pPr>
     <w:rPr>
-      <w:rFonts w:ascii="Times New Roman" w:hAnsi="Times New Roman" w:cs="Times New Roman"/>
       <w:b/>
       <w:bCs/>
       <w:sz w:val="34"/>
@@ -1703,16 +5525,15 @@
     <w:uiPriority w:val="9"/>
     <w:unhideWhenUsed/>
     <w:qFormat/>
-    <w:rsid w:val="00A1293C"/>
+    <w:rsid w:val="00774041"/>
     <w:pPr>
       <w:outlineLvl w:val="1"/>
     </w:pPr>
     <w:rPr>
-      <w:rFonts w:ascii="Times New Roman" w:hAnsi="Times New Roman" w:cs="Times New Roman"/>
       <w:b/>
       <w:bCs/>
-      <w:sz w:val="28"/>
-      <w:szCs w:val="28"/>
+      <w:sz w:val="32"/>
+      <w:szCs w:val="32"/>
     </w:rPr>
   </w:style>
   <w:style w:type="paragraph" w:styleId="Heading3">
@@ -1721,10 +5542,9 @@
     <w:next w:val="Normal"/>
     <w:link w:val="Heading3Char"/>
     <w:uiPriority w:val="9"/>
-    <w:semiHidden/>
     <w:unhideWhenUsed/>
     <w:qFormat/>
-    <w:rsid w:val="00A1293C"/>
+    <w:rsid w:val="00774041"/>
     <w:pPr>
       <w:keepNext/>
       <w:keepLines/>
@@ -1732,8 +5552,10 @@
       <w:outlineLvl w:val="2"/>
     </w:pPr>
     <w:rPr>
-      <w:rFonts w:eastAsiaTheme="majorEastAsia" w:cstheme="majorBidi"/>
-      <w:color w:val="0F4761" w:themeColor="accent1" w:themeShade="BF"/>
+      <w:rFonts w:eastAsiaTheme="majorEastAsia"/>
+      <w:b/>
+      <w:bCs/>
+      <w:color w:val="000000" w:themeColor="text1"/>
       <w:sz w:val="28"/>
       <w:szCs w:val="28"/>
     </w:rPr>
@@ -1744,7 +5566,6 @@
     <w:next w:val="Normal"/>
     <w:link w:val="Heading4Char"/>
     <w:uiPriority w:val="9"/>
-    <w:semiHidden/>
     <w:unhideWhenUsed/>
     <w:qFormat/>
     <w:rsid w:val="00A1293C"/>
@@ -1915,13 +5736,13 @@
     <w:basedOn w:val="DefaultParagraphFont"/>
     <w:link w:val="Heading2"/>
     <w:uiPriority w:val="9"/>
-    <w:rsid w:val="00A1293C"/>
+    <w:rsid w:val="00774041"/>
     <w:rPr>
       <w:rFonts w:ascii="Times New Roman" w:hAnsi="Times New Roman" w:cs="Times New Roman"/>
       <w:b/>
       <w:bCs/>
-      <w:sz w:val="28"/>
-      <w:szCs w:val="28"/>
+      <w:sz w:val="32"/>
+      <w:szCs w:val="32"/>
     </w:rPr>
   </w:style>
   <w:style w:type="character" w:customStyle="1" w:styleId="Heading3Char">
@@ -1929,11 +5750,12 @@
     <w:basedOn w:val="DefaultParagraphFont"/>
     <w:link w:val="Heading3"/>
     <w:uiPriority w:val="9"/>
-    <w:semiHidden/>
-    <w:rsid w:val="00A1293C"/>
+    <w:rsid w:val="00774041"/>
     <w:rPr>
-      <w:rFonts w:eastAsiaTheme="majorEastAsia" w:cstheme="majorBidi"/>
-      <w:color w:val="0F4761" w:themeColor="accent1" w:themeShade="BF"/>
+      <w:rFonts w:ascii="Times New Roman" w:eastAsiaTheme="majorEastAsia" w:hAnsi="Times New Roman" w:cs="Times New Roman"/>
+      <w:b/>
+      <w:bCs/>
+      <w:color w:val="000000" w:themeColor="text1"/>
       <w:sz w:val="28"/>
       <w:szCs w:val="28"/>
     </w:rPr>
@@ -1943,7 +5765,6 @@
     <w:basedOn w:val="DefaultParagraphFont"/>
     <w:link w:val="Heading4"/>
     <w:uiPriority w:val="9"/>
-    <w:semiHidden/>
     <w:rsid w:val="00A1293C"/>
     <w:rPr>
       <w:rFonts w:eastAsiaTheme="majorEastAsia" w:cstheme="majorBidi"/>
@@ -2185,6 +6006,23 @@
       <w:smallCaps/>
       <w:color w:val="0F4761" w:themeColor="accent1" w:themeShade="BF"/>
       <w:spacing w:val="5"/>
+    </w:rPr>
+  </w:style>
+  <w:style w:type="paragraph" w:styleId="NormalWeb">
+    <w:name w:val="Normal (Web)"/>
+    <w:basedOn w:val="Normal"/>
+    <w:uiPriority w:val="99"/>
+    <w:unhideWhenUsed/>
+    <w:rsid w:val="00155FD7"/>
+    <w:pPr>
+      <w:spacing w:before="100" w:beforeAutospacing="1" w:after="100" w:afterAutospacing="1" w:line="240" w:lineRule="auto"/>
+    </w:pPr>
+    <w:rPr>
+      <w:rFonts w:eastAsia="Times New Roman"/>
+      <w:kern w:val="0"/>
+      <w:sz w:val="24"/>
+      <w:szCs w:val="24"/>
+      <w14:ligatures w14:val="none"/>
     </w:rPr>
   </w:style>
 </w:styles>

--- a/Document/MÔ TẢ YÊU CẦU HỆ THỐNG.docx
+++ b/Document/MÔ TẢ YÊU CẦU HỆ THỐNG.docx
@@ -440,7 +440,1191 @@
       </w:pPr>
       <w:r>
         <w:lastRenderedPageBreak/>
-        <w:t>II. Scenario</w:t>
+        <w:t>II. Tạo Database</w:t>
+      </w:r>
+    </w:p>
+    <w:p>
+      <w:pPr>
+        <w:pStyle w:val="ListParagraph"/>
+        <w:numPr>
+          <w:ilvl w:val="0"/>
+          <w:numId w:val="6"/>
+        </w:numPr>
+      </w:pPr>
+      <w:r>
+        <w:t>Các bảng có trong hệ thống</w:t>
+      </w:r>
+    </w:p>
+    <w:p>
+      <w:pPr>
+        <w:pStyle w:val="ListParagraph"/>
+        <w:numPr>
+          <w:ilvl w:val="1"/>
+          <w:numId w:val="6"/>
+        </w:numPr>
+        <w:ind w:firstLine="273"/>
+      </w:pPr>
+      <w:r>
+        <w:t>Bảng roles</w:t>
+      </w:r>
+    </w:p>
+    <w:p>
+      <w:pPr>
+        <w:pStyle w:val="ListParagraph"/>
+        <w:numPr>
+          <w:ilvl w:val="0"/>
+          <w:numId w:val="12"/>
+        </w:numPr>
+      </w:pPr>
+      <w:r>
+        <w:t>id:</w:t>
+      </w:r>
+      <w:r>
+        <w:t xml:space="preserve"> Khóa chính của bảng.</w:t>
+      </w:r>
+    </w:p>
+    <w:p>
+      <w:pPr>
+        <w:pStyle w:val="ListParagraph"/>
+        <w:numPr>
+          <w:ilvl w:val="0"/>
+          <w:numId w:val="12"/>
+        </w:numPr>
+      </w:pPr>
+      <w:r>
+        <w:t>name:</w:t>
+      </w:r>
+      <w:r>
+        <w:t xml:space="preserve"> Tên quyền (Ví dụ: ADMIN để quản trị, CUSTOMER dành cho khách hàng).</w:t>
+      </w:r>
+    </w:p>
+    <w:p>
+      <w:pPr>
+        <w:pStyle w:val="ListParagraph"/>
+        <w:numPr>
+          <w:ilvl w:val="1"/>
+          <w:numId w:val="6"/>
+        </w:numPr>
+        <w:ind w:firstLine="273"/>
+      </w:pPr>
+      <w:r>
+        <w:t>Bảng users</w:t>
+      </w:r>
+    </w:p>
+    <w:p>
+      <w:pPr>
+        <w:pStyle w:val="ListParagraph"/>
+        <w:numPr>
+          <w:ilvl w:val="0"/>
+          <w:numId w:val="12"/>
+        </w:numPr>
+      </w:pPr>
+      <w:r>
+        <w:t>id: Khóa chính của bảng.</w:t>
+      </w:r>
+    </w:p>
+    <w:p>
+      <w:pPr>
+        <w:pStyle w:val="ListParagraph"/>
+        <w:numPr>
+          <w:ilvl w:val="0"/>
+          <w:numId w:val="12"/>
+        </w:numPr>
+      </w:pPr>
+      <w:r>
+        <w:t>email: Địa chỉ email, dùng làm tên đăng nhập (bắt buộc duy nhất).</w:t>
+      </w:r>
+    </w:p>
+    <w:p>
+      <w:pPr>
+        <w:pStyle w:val="ListParagraph"/>
+        <w:numPr>
+          <w:ilvl w:val="0"/>
+          <w:numId w:val="12"/>
+        </w:numPr>
+      </w:pPr>
+      <w:r>
+        <w:t>password: Mật khẩu đăng nhập (đã được băm và mã hóa để bảo mật).</w:t>
+      </w:r>
+    </w:p>
+    <w:p>
+      <w:pPr>
+        <w:pStyle w:val="ListParagraph"/>
+        <w:numPr>
+          <w:ilvl w:val="0"/>
+          <w:numId w:val="12"/>
+        </w:numPr>
+      </w:pPr>
+      <w:r>
+        <w:t>full_name: Họ và tên đầy đủ của người dùng.</w:t>
+      </w:r>
+    </w:p>
+    <w:p>
+      <w:pPr>
+        <w:pStyle w:val="ListParagraph"/>
+        <w:numPr>
+          <w:ilvl w:val="0"/>
+          <w:numId w:val="12"/>
+        </w:numPr>
+      </w:pPr>
+      <w:r>
+        <w:t>phone: Số điện thoại liên hệ.</w:t>
+      </w:r>
+    </w:p>
+    <w:p>
+      <w:pPr>
+        <w:pStyle w:val="ListParagraph"/>
+        <w:numPr>
+          <w:ilvl w:val="0"/>
+          <w:numId w:val="12"/>
+        </w:numPr>
+      </w:pPr>
+      <w:r>
+        <w:t>role_id: Khóa ngoại liên kết với bảng roles</w:t>
+      </w:r>
+    </w:p>
+    <w:p>
+      <w:pPr>
+        <w:pStyle w:val="ListParagraph"/>
+        <w:numPr>
+          <w:ilvl w:val="1"/>
+          <w:numId w:val="6"/>
+        </w:numPr>
+        <w:ind w:firstLine="273"/>
+      </w:pPr>
+      <w:r>
+        <w:t>Bảng cinemas</w:t>
+      </w:r>
+    </w:p>
+    <w:p>
+      <w:pPr>
+        <w:pStyle w:val="ListParagraph"/>
+        <w:numPr>
+          <w:ilvl w:val="0"/>
+          <w:numId w:val="13"/>
+        </w:numPr>
+      </w:pPr>
+      <w:r>
+        <w:t>id: Khóa chính của bảng</w:t>
+      </w:r>
+    </w:p>
+    <w:p>
+      <w:pPr>
+        <w:pStyle w:val="ListParagraph"/>
+        <w:numPr>
+          <w:ilvl w:val="0"/>
+          <w:numId w:val="13"/>
+        </w:numPr>
+      </w:pPr>
+      <w:r>
+        <w:t>name: Tên chi nhánh rạp (Ví dụ: Rạp chiếu phim Beta Thanh Xuân).</w:t>
+      </w:r>
+    </w:p>
+    <w:p>
+      <w:pPr>
+        <w:pStyle w:val="ListParagraph"/>
+        <w:numPr>
+          <w:ilvl w:val="0"/>
+          <w:numId w:val="13"/>
+        </w:numPr>
+      </w:pPr>
+      <w:r>
+        <w:t>address: Địa chỉ cụ thể của rạp.</w:t>
+      </w:r>
+    </w:p>
+    <w:p>
+      <w:pPr>
+        <w:pStyle w:val="ListParagraph"/>
+        <w:numPr>
+          <w:ilvl w:val="1"/>
+          <w:numId w:val="6"/>
+        </w:numPr>
+        <w:ind w:firstLine="273"/>
+      </w:pPr>
+      <w:r>
+        <w:t>Bảng rooms</w:t>
+      </w:r>
+    </w:p>
+    <w:p>
+      <w:pPr>
+        <w:pStyle w:val="ListParagraph"/>
+        <w:numPr>
+          <w:ilvl w:val="0"/>
+          <w:numId w:val="14"/>
+        </w:numPr>
+      </w:pPr>
+      <w:r>
+        <w:t>id: Khóa chính của bảng.</w:t>
+      </w:r>
+    </w:p>
+    <w:p>
+      <w:pPr>
+        <w:pStyle w:val="ListParagraph"/>
+        <w:numPr>
+          <w:ilvl w:val="0"/>
+          <w:numId w:val="14"/>
+        </w:numPr>
+      </w:pPr>
+      <w:r>
+        <w:t>name: Tên phòng</w:t>
+      </w:r>
+    </w:p>
+    <w:p>
+      <w:pPr>
+        <w:pStyle w:val="ListParagraph"/>
+        <w:numPr>
+          <w:ilvl w:val="0"/>
+          <w:numId w:val="14"/>
+        </w:numPr>
+      </w:pPr>
+      <w:r>
+        <w:t>cinema_id: Khóa ngoại liên kết với bảng cinemas</w:t>
+      </w:r>
+    </w:p>
+    <w:p>
+      <w:pPr>
+        <w:pStyle w:val="ListParagraph"/>
+        <w:numPr>
+          <w:ilvl w:val="1"/>
+          <w:numId w:val="6"/>
+        </w:numPr>
+        <w:ind w:firstLine="273"/>
+      </w:pPr>
+      <w:r>
+        <w:t>Bảng seats</w:t>
+      </w:r>
+    </w:p>
+    <w:p>
+      <w:pPr>
+        <w:pStyle w:val="ListParagraph"/>
+        <w:numPr>
+          <w:ilvl w:val="0"/>
+          <w:numId w:val="15"/>
+        </w:numPr>
+      </w:pPr>
+      <w:r>
+        <w:t>id: Khóa chính của bảng.</w:t>
+      </w:r>
+    </w:p>
+    <w:p>
+      <w:pPr>
+        <w:pStyle w:val="ListParagraph"/>
+        <w:numPr>
+          <w:ilvl w:val="0"/>
+          <w:numId w:val="15"/>
+        </w:numPr>
+      </w:pPr>
+      <w:r>
+        <w:t>seat_number: Ký hiệu vị trí ghế (Ví dụ: A1, A2, B1...).</w:t>
+      </w:r>
+    </w:p>
+    <w:p>
+      <w:pPr>
+        <w:pStyle w:val="ListParagraph"/>
+        <w:numPr>
+          <w:ilvl w:val="0"/>
+          <w:numId w:val="15"/>
+        </w:numPr>
+      </w:pPr>
+      <w:r>
+        <w:t>room_id: Khóa ngoại liên kết với bảng rooms.</w:t>
+      </w:r>
+    </w:p>
+    <w:p>
+      <w:pPr>
+        <w:pStyle w:val="ListParagraph"/>
+        <w:numPr>
+          <w:ilvl w:val="1"/>
+          <w:numId w:val="6"/>
+        </w:numPr>
+        <w:ind w:firstLine="273"/>
+      </w:pPr>
+      <w:r>
+        <w:t>Bảng movies</w:t>
+      </w:r>
+    </w:p>
+    <w:p>
+      <w:pPr>
+        <w:pStyle w:val="ListParagraph"/>
+        <w:numPr>
+          <w:ilvl w:val="0"/>
+          <w:numId w:val="16"/>
+        </w:numPr>
+      </w:pPr>
+      <w:r>
+        <w:t>id: Khóa chính của bảng.</w:t>
+      </w:r>
+    </w:p>
+    <w:p>
+      <w:pPr>
+        <w:pStyle w:val="ListParagraph"/>
+        <w:numPr>
+          <w:ilvl w:val="0"/>
+          <w:numId w:val="16"/>
+        </w:numPr>
+      </w:pPr>
+      <w:r>
+        <w:t>title: Tên bộ phim.</w:t>
+      </w:r>
+    </w:p>
+    <w:p>
+      <w:pPr>
+        <w:pStyle w:val="ListParagraph"/>
+        <w:numPr>
+          <w:ilvl w:val="0"/>
+          <w:numId w:val="16"/>
+        </w:numPr>
+      </w:pPr>
+      <w:r>
+        <w:t>description: Mô tả tóm tắt nội dung bộ phim.</w:t>
+      </w:r>
+    </w:p>
+    <w:p>
+      <w:pPr>
+        <w:pStyle w:val="ListParagraph"/>
+        <w:numPr>
+          <w:ilvl w:val="0"/>
+          <w:numId w:val="16"/>
+        </w:numPr>
+      </w:pPr>
+      <w:r>
+        <w:t>release_date: Ngày phim chính thức khởi chiếu.</w:t>
+      </w:r>
+    </w:p>
+    <w:p>
+      <w:pPr>
+        <w:pStyle w:val="ListParagraph"/>
+        <w:numPr>
+          <w:ilvl w:val="0"/>
+          <w:numId w:val="16"/>
+        </w:numPr>
+      </w:pPr>
+      <w:r>
+        <w:t>status: Trạng thái của phim (Sử dụng Enum: NOW_SHOWING - Đang chiếu, COMING_SOON - Sắp chiếu, ENDED - Ngừng chiếu).</w:t>
+      </w:r>
+    </w:p>
+    <w:p>
+      <w:pPr>
+        <w:pStyle w:val="ListParagraph"/>
+        <w:numPr>
+          <w:ilvl w:val="1"/>
+          <w:numId w:val="6"/>
+        </w:numPr>
+        <w:ind w:firstLine="273"/>
+      </w:pPr>
+      <w:r>
+        <w:t>Bảng showtimes</w:t>
+      </w:r>
+    </w:p>
+    <w:p>
+      <w:pPr>
+        <w:pStyle w:val="ListParagraph"/>
+        <w:numPr>
+          <w:ilvl w:val="0"/>
+          <w:numId w:val="17"/>
+        </w:numPr>
+      </w:pPr>
+      <w:r>
+        <w:t>id: Khóa chính của bảng.</w:t>
+      </w:r>
+    </w:p>
+    <w:p>
+      <w:pPr>
+        <w:pStyle w:val="ListParagraph"/>
+        <w:numPr>
+          <w:ilvl w:val="0"/>
+          <w:numId w:val="17"/>
+        </w:numPr>
+      </w:pPr>
+      <w:r>
+        <w:t>movie_id: Khóa ngoại liên kết với bảng movies (Chiếu bộ phim nào).</w:t>
+      </w:r>
+    </w:p>
+    <w:p>
+      <w:pPr>
+        <w:pStyle w:val="ListParagraph"/>
+        <w:numPr>
+          <w:ilvl w:val="0"/>
+          <w:numId w:val="17"/>
+        </w:numPr>
+      </w:pPr>
+      <w:r>
+        <w:lastRenderedPageBreak/>
+        <w:t>room_id: Khóa ngoại liên kết với bảng rooms (Được chiếu ở phòng nào).</w:t>
+      </w:r>
+    </w:p>
+    <w:p>
+      <w:pPr>
+        <w:pStyle w:val="ListParagraph"/>
+        <w:numPr>
+          <w:ilvl w:val="0"/>
+          <w:numId w:val="17"/>
+        </w:numPr>
+      </w:pPr>
+      <w:r>
+        <w:t>start_time: Thời gian bắt đầu chiếu phim.</w:t>
+      </w:r>
+    </w:p>
+    <w:p>
+      <w:pPr>
+        <w:pStyle w:val="ListParagraph"/>
+        <w:numPr>
+          <w:ilvl w:val="0"/>
+          <w:numId w:val="17"/>
+        </w:numPr>
+      </w:pPr>
+      <w:r>
+        <w:t>price: Giá vé cơ bản của suất chiếu này.</w:t>
+      </w:r>
+    </w:p>
+    <w:p>
+      <w:pPr>
+        <w:pStyle w:val="ListParagraph"/>
+        <w:numPr>
+          <w:ilvl w:val="1"/>
+          <w:numId w:val="6"/>
+        </w:numPr>
+        <w:ind w:firstLine="273"/>
+      </w:pPr>
+      <w:r>
+        <w:t>Bảng bookings</w:t>
+      </w:r>
+    </w:p>
+    <w:p>
+      <w:pPr>
+        <w:pStyle w:val="ListParagraph"/>
+        <w:numPr>
+          <w:ilvl w:val="0"/>
+          <w:numId w:val="18"/>
+        </w:numPr>
+      </w:pPr>
+      <w:r>
+        <w:t>id: Khóa chính của bảng (Mã đơn hàng).</w:t>
+      </w:r>
+    </w:p>
+    <w:p>
+      <w:pPr>
+        <w:pStyle w:val="ListParagraph"/>
+        <w:numPr>
+          <w:ilvl w:val="0"/>
+          <w:numId w:val="18"/>
+        </w:numPr>
+      </w:pPr>
+      <w:r>
+        <w:t>user_id: Khóa ngoại liên kết với bảng users (Xác định ai là người mua vé).</w:t>
+      </w:r>
+    </w:p>
+    <w:p>
+      <w:pPr>
+        <w:pStyle w:val="ListParagraph"/>
+        <w:numPr>
+          <w:ilvl w:val="0"/>
+          <w:numId w:val="18"/>
+        </w:numPr>
+      </w:pPr>
+      <w:r>
+        <w:t>total_amount: Tổng số tiền gốc của đơn hàng (chưa tính giảm giá).</w:t>
+      </w:r>
+    </w:p>
+    <w:p>
+      <w:pPr>
+        <w:pStyle w:val="ListParagraph"/>
+        <w:numPr>
+          <w:ilvl w:val="0"/>
+          <w:numId w:val="18"/>
+        </w:numPr>
+      </w:pPr>
+      <w:r>
+        <w:t>voucher_id: Khóa ngoại liên kết với bảng vouchers (Mã giảm giá đã được áp dụng cho đơn này, nếu không dùng mã thì để trống).</w:t>
+      </w:r>
+    </w:p>
+    <w:p>
+      <w:pPr>
+        <w:pStyle w:val="ListParagraph"/>
+        <w:numPr>
+          <w:ilvl w:val="0"/>
+          <w:numId w:val="18"/>
+        </w:numPr>
+      </w:pPr>
+      <w:r>
+        <w:t>discount_amount: Số tiền được trừ ra nhờ áp dụng mã giảm giá.</w:t>
+      </w:r>
+    </w:p>
+    <w:p>
+      <w:pPr>
+        <w:pStyle w:val="ListParagraph"/>
+        <w:numPr>
+          <w:ilvl w:val="0"/>
+          <w:numId w:val="18"/>
+        </w:numPr>
+      </w:pPr>
+      <w:r>
+        <w:t>created_at: Dấu thời gian ghi nhận thời điểm tạo đơn hàng.</w:t>
+      </w:r>
+    </w:p>
+    <w:p>
+      <w:pPr>
+        <w:pStyle w:val="ListParagraph"/>
+        <w:numPr>
+          <w:ilvl w:val="1"/>
+          <w:numId w:val="6"/>
+        </w:numPr>
+        <w:ind w:firstLine="273"/>
+      </w:pPr>
+      <w:r>
+        <w:t>Bảng booking_details</w:t>
+      </w:r>
+    </w:p>
+    <w:p>
+      <w:pPr>
+        <w:pStyle w:val="ListParagraph"/>
+        <w:numPr>
+          <w:ilvl w:val="0"/>
+          <w:numId w:val="19"/>
+        </w:numPr>
+      </w:pPr>
+      <w:r>
+        <w:t>id: Khóa chính của bảng.</w:t>
+      </w:r>
+    </w:p>
+    <w:p>
+      <w:pPr>
+        <w:pStyle w:val="ListParagraph"/>
+        <w:numPr>
+          <w:ilvl w:val="0"/>
+          <w:numId w:val="19"/>
+        </w:numPr>
+      </w:pPr>
+      <w:r>
+        <w:t>booking_id: Khóa ngoại liên kết với bảng bookings (Chiếc vé này thuộc đơn hàng nào).</w:t>
+      </w:r>
+    </w:p>
+    <w:p>
+      <w:pPr>
+        <w:pStyle w:val="ListParagraph"/>
+        <w:numPr>
+          <w:ilvl w:val="0"/>
+          <w:numId w:val="19"/>
+        </w:numPr>
+      </w:pPr>
+      <w:r>
+        <w:t>showtime_id: Khóa ngoại liên kết với bảng showtimes (Vé này xem suất chiếu nào).</w:t>
+      </w:r>
+    </w:p>
+    <w:p>
+      <w:pPr>
+        <w:pStyle w:val="ListParagraph"/>
+        <w:numPr>
+          <w:ilvl w:val="0"/>
+          <w:numId w:val="19"/>
+        </w:numPr>
+      </w:pPr>
+      <w:r>
+        <w:t>seat_id: Khóa ngoại liên kết với bảng seats (Vé này ngồi đúng vị trí ghế nào).</w:t>
+      </w:r>
+    </w:p>
+    <w:p>
+      <w:pPr>
+        <w:pStyle w:val="ListParagraph"/>
+        <w:numPr>
+          <w:ilvl w:val="1"/>
+          <w:numId w:val="6"/>
+        </w:numPr>
+        <w:ind w:firstLine="131"/>
+      </w:pPr>
+      <w:r>
+        <w:t>Bảng payments</w:t>
+      </w:r>
+    </w:p>
+    <w:p>
+      <w:pPr>
+        <w:pStyle w:val="ListParagraph"/>
+        <w:numPr>
+          <w:ilvl w:val="0"/>
+          <w:numId w:val="20"/>
+        </w:numPr>
+      </w:pPr>
+      <w:r>
+        <w:t>id: Khóa chính của bảng.</w:t>
+      </w:r>
+    </w:p>
+    <w:p>
+      <w:pPr>
+        <w:pStyle w:val="ListParagraph"/>
+        <w:numPr>
+          <w:ilvl w:val="0"/>
+          <w:numId w:val="20"/>
+        </w:numPr>
+      </w:pPr>
+      <w:r>
+        <w:t>booking_id: Khóa ngoại liên kết với bảng bookings (Thanh toán cho đơn hàng nào).</w:t>
+      </w:r>
+    </w:p>
+    <w:p>
+      <w:pPr>
+        <w:pStyle w:val="ListParagraph"/>
+        <w:numPr>
+          <w:ilvl w:val="0"/>
+          <w:numId w:val="20"/>
+        </w:numPr>
+      </w:pPr>
+      <w:r>
+        <w:t>amount: Số tiền thực tế đã giao dịch.</w:t>
+      </w:r>
+    </w:p>
+    <w:p>
+      <w:pPr>
+        <w:pStyle w:val="ListParagraph"/>
+        <w:numPr>
+          <w:ilvl w:val="0"/>
+          <w:numId w:val="20"/>
+        </w:numPr>
+      </w:pPr>
+      <w:r>
+        <w:t>payment_method: Hình thức khách hàng chọn thanh toán (Ví dụ: VNPay, Momo, Thẻ tín dụng).</w:t>
+      </w:r>
+    </w:p>
+    <w:p>
+      <w:pPr>
+        <w:pStyle w:val="ListParagraph"/>
+        <w:numPr>
+          <w:ilvl w:val="0"/>
+          <w:numId w:val="20"/>
+        </w:numPr>
+      </w:pPr>
+      <w:r>
+        <w:t>status: Trạng thái của phiên thanh toán (Ví dụ: SUCCESS - Thành công, FAILED - Thất bại).</w:t>
+      </w:r>
+    </w:p>
+    <w:p>
+      <w:pPr>
+        <w:pStyle w:val="ListParagraph"/>
+        <w:numPr>
+          <w:ilvl w:val="1"/>
+          <w:numId w:val="6"/>
+        </w:numPr>
+        <w:ind w:firstLine="131"/>
+      </w:pPr>
+      <w:r>
+        <w:t>Bảng vouchers</w:t>
+      </w:r>
+    </w:p>
+    <w:p>
+      <w:pPr>
+        <w:pStyle w:val="ListParagraph"/>
+        <w:numPr>
+          <w:ilvl w:val="0"/>
+          <w:numId w:val="21"/>
+        </w:numPr>
+      </w:pPr>
+      <w:r>
+        <w:t>id: Khóa chính của bảng.</w:t>
+      </w:r>
+    </w:p>
+    <w:p>
+      <w:pPr>
+        <w:pStyle w:val="ListParagraph"/>
+        <w:numPr>
+          <w:ilvl w:val="0"/>
+          <w:numId w:val="21"/>
+        </w:numPr>
+      </w:pPr>
+      <w:r>
+        <w:t>code: Mã văn bản để khách hàng nhập vào (Ví dụ: TET2026, SALE50).</w:t>
+      </w:r>
+    </w:p>
+    <w:p>
+      <w:pPr>
+        <w:pStyle w:val="ListParagraph"/>
+        <w:numPr>
+          <w:ilvl w:val="0"/>
+          <w:numId w:val="21"/>
+        </w:numPr>
+      </w:pPr>
+      <w:r>
+        <w:t>discount_type: Phân loại hình thức giảm giá (Giảm theo phần trăm hay giảm tiền mặt trực tiếp).</w:t>
+      </w:r>
+    </w:p>
+    <w:p>
+      <w:pPr>
+        <w:pStyle w:val="ListParagraph"/>
+        <w:numPr>
+          <w:ilvl w:val="0"/>
+          <w:numId w:val="21"/>
+        </w:numPr>
+      </w:pPr>
+      <w:r>
+        <w:t>discount_value: Giá trị giảm tương ứng (Ví dụ: 10% hoặc 50.000 VNĐ).</w:t>
+      </w:r>
+    </w:p>
+    <w:p>
+      <w:pPr>
+        <w:pStyle w:val="ListParagraph"/>
+        <w:numPr>
+          <w:ilvl w:val="0"/>
+          <w:numId w:val="21"/>
+        </w:numPr>
+      </w:pPr>
+      <w:r>
+        <w:t>min_order_value: Giá trị đơn hàng tối thiểu để mã có hiệu lực.</w:t>
+      </w:r>
+    </w:p>
+    <w:p>
+      <w:pPr>
+        <w:pStyle w:val="ListParagraph"/>
+        <w:numPr>
+          <w:ilvl w:val="0"/>
+          <w:numId w:val="21"/>
+        </w:numPr>
+      </w:pPr>
+      <w:r>
+        <w:lastRenderedPageBreak/>
+        <w:t>max_discount_amount: Số tiền giảm tối đa (Áp dụng chặn trần cho loại giảm theo phần trăm).</w:t>
+      </w:r>
+    </w:p>
+    <w:p>
+      <w:pPr>
+        <w:pStyle w:val="ListParagraph"/>
+        <w:numPr>
+          <w:ilvl w:val="0"/>
+          <w:numId w:val="21"/>
+        </w:numPr>
+      </w:pPr>
+      <w:r>
+        <w:t>start_date / end_date: Thời gian bắt đầu và thời gian hết hạn của mã.</w:t>
+      </w:r>
+    </w:p>
+    <w:p>
+      <w:pPr>
+        <w:pStyle w:val="ListParagraph"/>
+        <w:numPr>
+          <w:ilvl w:val="0"/>
+          <w:numId w:val="21"/>
+        </w:numPr>
+      </w:pPr>
+      <w:r>
+        <w:t>usage_limit: Giới hạn tổng số lượng mã được phép dùng trên toàn hệ thống.</w:t>
+      </w:r>
+    </w:p>
+    <w:p>
+      <w:pPr>
+        <w:pStyle w:val="ListParagraph"/>
+        <w:numPr>
+          <w:ilvl w:val="0"/>
+          <w:numId w:val="21"/>
+        </w:numPr>
+      </w:pPr>
+      <w:r>
+        <w:t>used_count: Biến đếm số lượng mã đã được sử dụng thành công.</w:t>
+      </w:r>
+    </w:p>
+    <w:p>
+      <w:pPr>
+        <w:pStyle w:val="ListParagraph"/>
+        <w:numPr>
+          <w:ilvl w:val="0"/>
+          <w:numId w:val="21"/>
+        </w:numPr>
+      </w:pPr>
+      <w:r>
+        <w:t>status: Trạng thái kích hoạt của mã giảm giá.</w:t>
+      </w:r>
+    </w:p>
+    <w:p>
+      <w:pPr>
+        <w:pStyle w:val="ListParagraph"/>
+        <w:numPr>
+          <w:ilvl w:val="1"/>
+          <w:numId w:val="6"/>
+        </w:numPr>
+        <w:ind w:firstLine="131"/>
+      </w:pPr>
+      <w:r>
+        <w:t>Bảng user_vouchers</w:t>
+      </w:r>
+    </w:p>
+    <w:p>
+      <w:pPr>
+        <w:pStyle w:val="ListParagraph"/>
+        <w:numPr>
+          <w:ilvl w:val="0"/>
+          <w:numId w:val="22"/>
+        </w:numPr>
+      </w:pPr>
+      <w:r>
+        <w:t>id: Khóa chính của bảng.</w:t>
+      </w:r>
+    </w:p>
+    <w:p>
+      <w:pPr>
+        <w:pStyle w:val="ListParagraph"/>
+        <w:numPr>
+          <w:ilvl w:val="0"/>
+          <w:numId w:val="22"/>
+        </w:numPr>
+      </w:pPr>
+      <w:r>
+        <w:t>user_id: Khóa ngoại liên kết với bảng users (Chủ sở hữu ví).</w:t>
+      </w:r>
+    </w:p>
+    <w:p>
+      <w:pPr>
+        <w:pStyle w:val="ListParagraph"/>
+        <w:numPr>
+          <w:ilvl w:val="0"/>
+          <w:numId w:val="22"/>
+        </w:numPr>
+      </w:pPr>
+      <w:r>
+        <w:t>voucher_id: Khóa ngoại liên kết với bảng vouchers (Mã giảm giá được lưu trong ví).</w:t>
+      </w:r>
+    </w:p>
+    <w:p>
+      <w:pPr>
+        <w:pStyle w:val="ListParagraph"/>
+        <w:numPr>
+          <w:ilvl w:val="0"/>
+          <w:numId w:val="22"/>
+        </w:numPr>
+      </w:pPr>
+      <w:r>
+        <w:t>is_used: Biến cờ (True/False) xác định mã này đã bị lấy ra dùng hay chưa.</w:t>
+      </w:r>
+    </w:p>
+    <w:p>
+      <w:pPr>
+        <w:pStyle w:val="ListParagraph"/>
+        <w:numPr>
+          <w:ilvl w:val="0"/>
+          <w:numId w:val="22"/>
+        </w:numPr>
+      </w:pPr>
+      <w:r>
+        <w:t>assigned_at: Thời điểm khách hàng lưu mã vào ví.</w:t>
+      </w:r>
+    </w:p>
+    <w:p>
+      <w:pPr>
+        <w:pStyle w:val="ListParagraph"/>
+        <w:numPr>
+          <w:ilvl w:val="0"/>
+          <w:numId w:val="22"/>
+        </w:numPr>
+      </w:pPr>
+      <w:r>
+        <w:t>used_at: Thời điểm khách hàng chốt đơn và sử dụng mã thành công.</w:t>
+      </w:r>
+    </w:p>
+    <w:p>
+      <w:pPr>
+        <w:pStyle w:val="ListParagraph"/>
+        <w:numPr>
+          <w:ilvl w:val="0"/>
+          <w:numId w:val="6"/>
+        </w:numPr>
+        <w:rPr>
+          <w:b/>
+          <w:bCs/>
+        </w:rPr>
+      </w:pPr>
+      <w:r>
+        <w:rPr>
+          <w:b/>
+          <w:bCs/>
+        </w:rPr>
+        <w:t>Quan hệ giữa các bảng</w:t>
+      </w:r>
+    </w:p>
+    <w:p>
+      <w:pPr>
+        <w:pStyle w:val="ListParagraph"/>
+        <w:numPr>
+          <w:ilvl w:val="0"/>
+          <w:numId w:val="7"/>
+        </w:numPr>
+        <w:tabs>
+          <w:tab w:val="clear" w:pos="720"/>
+          <w:tab w:val="num" w:pos="1080"/>
+        </w:tabs>
+        <w:ind w:left="1080"/>
+      </w:pPr>
+      <w:r>
+        <w:rPr>
+          <w:b/>
+          <w:bCs/>
+        </w:rPr>
+        <w:t>roles (1) - (N) users:</w:t>
+      </w:r>
+      <w:r>
+        <w:t xml:space="preserve"> Một quyền có thể cấp cho nhiều người dùng.</w:t>
+      </w:r>
+    </w:p>
+    <w:p>
+      <w:pPr>
+        <w:pStyle w:val="ListParagraph"/>
+        <w:numPr>
+          <w:ilvl w:val="0"/>
+          <w:numId w:val="7"/>
+        </w:numPr>
+        <w:tabs>
+          <w:tab w:val="clear" w:pos="720"/>
+          <w:tab w:val="num" w:pos="1080"/>
+        </w:tabs>
+        <w:ind w:left="1080"/>
+      </w:pPr>
+      <w:r>
+        <w:rPr>
+          <w:b/>
+          <w:bCs/>
+        </w:rPr>
+        <w:t>cinemas (1) - (N) rooms:</w:t>
+      </w:r>
+      <w:r>
+        <w:t xml:space="preserve"> Một rạp phim có nhiều phòng chiếu.</w:t>
+      </w:r>
+    </w:p>
+    <w:p>
+      <w:pPr>
+        <w:pStyle w:val="ListParagraph"/>
+        <w:numPr>
+          <w:ilvl w:val="0"/>
+          <w:numId w:val="7"/>
+        </w:numPr>
+        <w:tabs>
+          <w:tab w:val="clear" w:pos="720"/>
+          <w:tab w:val="num" w:pos="1080"/>
+        </w:tabs>
+        <w:ind w:left="1080"/>
+      </w:pPr>
+      <w:r>
+        <w:rPr>
+          <w:b/>
+          <w:bCs/>
+        </w:rPr>
+        <w:t>rooms (1) - (N) seats:</w:t>
+      </w:r>
+      <w:r>
+        <w:t xml:space="preserve"> Một phòng chiếu có nhiều ghế ngồi.</w:t>
+      </w:r>
+    </w:p>
+    <w:p>
+      <w:pPr>
+        <w:pStyle w:val="ListParagraph"/>
+        <w:numPr>
+          <w:ilvl w:val="0"/>
+          <w:numId w:val="7"/>
+        </w:numPr>
+        <w:tabs>
+          <w:tab w:val="clear" w:pos="720"/>
+          <w:tab w:val="num" w:pos="1080"/>
+        </w:tabs>
+        <w:ind w:left="1080"/>
+      </w:pPr>
+      <w:r>
+        <w:rPr>
+          <w:b/>
+          <w:bCs/>
+        </w:rPr>
+        <w:t>movies (1) - (N) showtimes:</w:t>
+      </w:r>
+      <w:r>
+        <w:t xml:space="preserve"> Một bộ phim có thể có nhiều suất chiếu vào các khung giờ khác nhau.</w:t>
+      </w:r>
+    </w:p>
+    <w:p>
+      <w:pPr>
+        <w:pStyle w:val="ListParagraph"/>
+        <w:numPr>
+          <w:ilvl w:val="0"/>
+          <w:numId w:val="7"/>
+        </w:numPr>
+        <w:tabs>
+          <w:tab w:val="clear" w:pos="720"/>
+          <w:tab w:val="num" w:pos="1080"/>
+        </w:tabs>
+        <w:ind w:left="1080"/>
+      </w:pPr>
+      <w:r>
+        <w:rPr>
+          <w:b/>
+          <w:bCs/>
+        </w:rPr>
+        <w:t>rooms (1) - (N) showtimes:</w:t>
+      </w:r>
+      <w:r>
+        <w:t xml:space="preserve"> Một phòng chiếu có thể phục vụ nhiều suất chiếu (của các phim khác nhau) trong một ngày.</w:t>
+      </w:r>
+    </w:p>
+    <w:p>
+      <w:pPr>
+        <w:pStyle w:val="ListParagraph"/>
+        <w:numPr>
+          <w:ilvl w:val="0"/>
+          <w:numId w:val="7"/>
+        </w:numPr>
+        <w:tabs>
+          <w:tab w:val="clear" w:pos="720"/>
+          <w:tab w:val="num" w:pos="1080"/>
+        </w:tabs>
+        <w:ind w:left="1080"/>
+      </w:pPr>
+      <w:r>
+        <w:rPr>
+          <w:b/>
+          <w:bCs/>
+        </w:rPr>
+        <w:t>users (1) - (N) bookings:</w:t>
+      </w:r>
+      <w:r>
+        <w:t xml:space="preserve"> Một khách hàng có thể tạo nhiều đơn đặt vé.</w:t>
+      </w:r>
+    </w:p>
+    <w:p>
+      <w:pPr>
+        <w:pStyle w:val="ListParagraph"/>
+        <w:numPr>
+          <w:ilvl w:val="0"/>
+          <w:numId w:val="7"/>
+        </w:numPr>
+        <w:tabs>
+          <w:tab w:val="clear" w:pos="720"/>
+          <w:tab w:val="num" w:pos="1080"/>
+        </w:tabs>
+        <w:ind w:left="1080"/>
+      </w:pPr>
+      <w:r>
+        <w:rPr>
+          <w:b/>
+          <w:bCs/>
+        </w:rPr>
+        <w:t>bookings (1) - (N) booking_details:</w:t>
+      </w:r>
+      <w:r>
+        <w:t xml:space="preserve"> Một đơn đặt vé có thể mua nhiều ghế (chi tiết đơn).</w:t>
+      </w:r>
+    </w:p>
+    <w:p>
+      <w:pPr>
+        <w:pStyle w:val="ListParagraph"/>
+        <w:numPr>
+          <w:ilvl w:val="0"/>
+          <w:numId w:val="7"/>
+        </w:numPr>
+        <w:tabs>
+          <w:tab w:val="clear" w:pos="720"/>
+          <w:tab w:val="num" w:pos="1080"/>
+        </w:tabs>
+        <w:ind w:left="1080"/>
+      </w:pPr>
+      <w:r>
+        <w:rPr>
+          <w:b/>
+          <w:bCs/>
+        </w:rPr>
+        <w:t>showtimes (1) - (N) booking_details:</w:t>
+      </w:r>
+      <w:r>
+        <w:t xml:space="preserve"> Một suất chiếu sẽ bán ra nhiều vé (chi tiết đơn) cho nhiều khách khác nhau.</w:t>
+      </w:r>
+    </w:p>
+    <w:p>
+      <w:pPr>
+        <w:pStyle w:val="ListParagraph"/>
+        <w:numPr>
+          <w:ilvl w:val="0"/>
+          <w:numId w:val="7"/>
+        </w:numPr>
+        <w:tabs>
+          <w:tab w:val="clear" w:pos="720"/>
+          <w:tab w:val="num" w:pos="1080"/>
+        </w:tabs>
+        <w:ind w:left="1080"/>
+      </w:pPr>
+      <w:r>
+        <w:rPr>
+          <w:b/>
+          <w:bCs/>
+        </w:rPr>
+        <w:t>vouchers (1) - (N) bookings:</w:t>
+      </w:r>
+      <w:r>
+        <w:t xml:space="preserve"> Một mã giảm giá (nếu là mã dùng chung) có thể được áp dụng cho nhiều đơn hàng.</w:t>
+      </w:r>
+    </w:p>
+    <w:p>
+      <w:pPr>
+        <w:pStyle w:val="ListParagraph"/>
+        <w:numPr>
+          <w:ilvl w:val="0"/>
+          <w:numId w:val="8"/>
+        </w:numPr>
+        <w:tabs>
+          <w:tab w:val="clear" w:pos="720"/>
+          <w:tab w:val="num" w:pos="1080"/>
+        </w:tabs>
+        <w:ind w:left="1080"/>
+      </w:pPr>
+      <w:r>
+        <w:rPr>
+          <w:b/>
+          <w:bCs/>
+        </w:rPr>
+        <w:t>bookings (1) - (1) payments:</w:t>
+      </w:r>
+      <w:r>
+        <w:t xml:space="preserve"> Mỗi đơn đặt vé chỉ đi kèm với một giao dịch thanh toán cụ thể.</w:t>
+      </w:r>
+    </w:p>
+    <w:p>
+      <w:pPr>
+        <w:pStyle w:val="ListParagraph"/>
+        <w:numPr>
+          <w:ilvl w:val="0"/>
+          <w:numId w:val="9"/>
+        </w:numPr>
+      </w:pPr>
+      <w:r>
+        <w:rPr>
+          <w:b/>
+          <w:bCs/>
+        </w:rPr>
+        <w:t>users (N) - (N) vouchers:</w:t>
+      </w:r>
+      <w:r>
+        <w:t xml:space="preserve"> Một người dùng có thể lưu nhiều mã giảm giá, và một mã giảm giá có thể được lưu bởi nhiều người dùng. Mối quan hệ này được tách ra thành 2 quan hệ 1-N thông qua bảng trung gian </w:t>
+      </w:r>
+      <w:r>
+        <w:rPr>
+          <w:b/>
+          <w:bCs/>
+        </w:rPr>
+        <w:t>user_vouchers</w:t>
+      </w:r>
+      <w:r>
+        <w:t>.</w:t>
+      </w:r>
+    </w:p>
+    <w:p>
+      <w:pPr>
+        <w:pStyle w:val="Heading2"/>
+      </w:pPr>
+      <w:r>
+        <w:lastRenderedPageBreak/>
+        <w:t>https://drawdb.vercel.app/editor/diagrams/54b06ebc-11d5-42cd-a6cb-bcd87c062426</w:t>
+      </w:r>
+      <w:r>
+        <w:t xml:space="preserve"> </w:t>
+      </w:r>
+    </w:p>
+    <w:p>
+      <w:pPr>
+        <w:pStyle w:val="Heading2"/>
+      </w:pPr>
+      <w:r>
+        <w:t xml:space="preserve">III. </w:t>
+      </w:r>
+      <w:r>
+        <w:t>Scenario</w:t>
       </w:r>
     </w:p>
     <w:p>
@@ -452,7 +1636,16 @@
         </w:numPr>
       </w:pPr>
       <w:r>
-        <w:t>KỊCH BẢN 1: KHÁCH HÀNG ĐẶT VÉ VÀ ÁP DỤNG MÃ GIẢM GIÁ (Core Flow)</w:t>
+        <w:t>K</w:t>
+      </w:r>
+      <w:r>
+        <w:t>ịch bản 1</w:t>
+      </w:r>
+      <w:r>
+        <w:t xml:space="preserve">: </w:t>
+      </w:r>
+      <w:r>
+        <w:t>khách hàng đặt vé và áp dụng mã giảm giá</w:t>
       </w:r>
     </w:p>
     <w:p>
@@ -487,7 +1680,14 @@
           <w:b/>
           <w:bCs/>
         </w:rPr>
-        <w:t>Tác nhân (Actor):</w:t>
+        <w:t>Tác nhân</w:t>
+      </w:r>
+      <w:r>
+        <w:rPr>
+          <w:b/>
+          <w:bCs/>
+        </w:rPr>
+        <w:t>:</w:t>
       </w:r>
       <w:r>
         <w:t xml:space="preserve"> Khách hàng (Customer).</w:t>
@@ -525,7 +1725,14 @@
           <w:b/>
           <w:bCs/>
         </w:rPr>
-        <w:t>Luồng sự kiện chính (Main Flow):</w:t>
+        <w:t>Luồng sự kiện chính</w:t>
+      </w:r>
+      <w:r>
+        <w:rPr>
+          <w:b/>
+          <w:bCs/>
+        </w:rPr>
+        <w:t>:</w:t>
       </w:r>
     </w:p>
     <w:p>
@@ -611,6 +1818,226 @@
         <w:numPr>
           <w:ilvl w:val="0"/>
           <w:numId w:val="26"/>
+        </w:numPr>
+      </w:pPr>
+      <w:r>
+        <w:rPr>
+          <w:b/>
+          <w:bCs/>
+        </w:rPr>
+        <w:t>Luồng ngoại lệ:</w:t>
+      </w:r>
+    </w:p>
+    <w:p>
+      <w:pPr>
+        <w:numPr>
+          <w:ilvl w:val="1"/>
+          <w:numId w:val="24"/>
+        </w:numPr>
+      </w:pPr>
+      <w:r>
+        <w:rPr>
+          <w:i/>
+          <w:iCs/>
+        </w:rPr>
+        <w:t>Ngoại lệ Mã không hợp lệ:</w:t>
+      </w:r>
+      <w:r>
+        <w:t xml:space="preserve"> Tại bước 5, nếu mã giảm giá đã hết lượt sử dụng hoặc đơn hàng chưa đủ giá trị tối thiểu, hệ thống báo lỗi đỏ: "Mã giảm giá không hợp lệ hoặc không đủ điều kiện áp dụng". Khách hàng phải tiếp tục thanh toán với giá gốc hoặc thử mã khác.</w:t>
+      </w:r>
+    </w:p>
+    <w:p>
+      <w:pPr>
+        <w:pStyle w:val="Heading3"/>
+        <w:numPr>
+          <w:ilvl w:val="0"/>
+          <w:numId w:val="24"/>
+        </w:numPr>
+        <w:rPr>
+          <w:sz w:val="27"/>
+          <w:szCs w:val="27"/>
+        </w:rPr>
+      </w:pPr>
+      <w:r>
+        <w:lastRenderedPageBreak/>
+        <w:t>Quản trị viên tạo mã giảm giá mới</w:t>
+      </w:r>
+    </w:p>
+    <w:p>
+      <w:pPr>
+        <w:pStyle w:val="NormalWeb"/>
+        <w:numPr>
+          <w:ilvl w:val="0"/>
+          <w:numId w:val="27"/>
+        </w:numPr>
+      </w:pPr>
+      <w:r>
+        <w:rPr>
+          <w:b/>
+          <w:bCs/>
+        </w:rPr>
+        <w:t>Tên kịch bản:</w:t>
+      </w:r>
+      <w:r>
+        <w:t xml:space="preserve"> Admin tạo một chương trình khuyến mãi mới cho dịp Lễ.</w:t>
+      </w:r>
+    </w:p>
+    <w:p>
+      <w:pPr>
+        <w:pStyle w:val="NormalWeb"/>
+        <w:numPr>
+          <w:ilvl w:val="0"/>
+          <w:numId w:val="27"/>
+        </w:numPr>
+      </w:pPr>
+      <w:r>
+        <w:rPr>
+          <w:b/>
+          <w:bCs/>
+        </w:rPr>
+        <w:t>Tác nhân (Actor):</w:t>
+      </w:r>
+      <w:r>
+        <w:t xml:space="preserve"> Quản trị viên (Admin).</w:t>
+      </w:r>
+    </w:p>
+    <w:p>
+      <w:pPr>
+        <w:pStyle w:val="NormalWeb"/>
+        <w:numPr>
+          <w:ilvl w:val="0"/>
+          <w:numId w:val="27"/>
+        </w:numPr>
+      </w:pPr>
+      <w:r>
+        <w:rPr>
+          <w:b/>
+          <w:bCs/>
+        </w:rPr>
+        <w:t>Điều kiện tiên quyết:</w:t>
+      </w:r>
+      <w:r>
+        <w:t xml:space="preserve"> Người dùng đã đăng nhập với quyền ADMIN và đang ở giao diện Quản trị hệ thống (Dashboard).</w:t>
+      </w:r>
+    </w:p>
+    <w:p>
+      <w:pPr>
+        <w:pStyle w:val="NormalWeb"/>
+        <w:numPr>
+          <w:ilvl w:val="0"/>
+          <w:numId w:val="27"/>
+        </w:numPr>
+      </w:pPr>
+      <w:r>
+        <w:rPr>
+          <w:b/>
+          <w:bCs/>
+        </w:rPr>
+        <w:t>Luồng sự kiện chính (Main Flow):</w:t>
+      </w:r>
+    </w:p>
+    <w:p>
+      <w:pPr>
+        <w:pStyle w:val="NormalWeb"/>
+        <w:numPr>
+          <w:ilvl w:val="1"/>
+          <w:numId w:val="27"/>
+        </w:numPr>
+      </w:pPr>
+      <w:r>
+        <w:t>Quản trị viên chọn mục "Quản lý Khuyến mãi" trên thanh điều hướng bên trái.</w:t>
+      </w:r>
+    </w:p>
+    <w:p>
+      <w:pPr>
+        <w:pStyle w:val="NormalWeb"/>
+        <w:numPr>
+          <w:ilvl w:val="1"/>
+          <w:numId w:val="27"/>
+        </w:numPr>
+      </w:pPr>
+      <w:r>
+        <w:t>Hệ thống hiển thị danh sách các mã giảm giá hiện có. Quản trị viên nhấn nút "Thêm Voucher mới".</w:t>
+      </w:r>
+    </w:p>
+    <w:p>
+      <w:pPr>
+        <w:pStyle w:val="NormalWeb"/>
+        <w:numPr>
+          <w:ilvl w:val="1"/>
+          <w:numId w:val="27"/>
+        </w:numPr>
+      </w:pPr>
+      <w:r>
+        <w:t>Hệ thống hiển thị Form điền thông tin Voucher.</w:t>
+      </w:r>
+    </w:p>
+    <w:p>
+      <w:pPr>
+        <w:pStyle w:val="NormalWeb"/>
+        <w:numPr>
+          <w:ilvl w:val="1"/>
+          <w:numId w:val="27"/>
+        </w:numPr>
+      </w:pPr>
+      <w:r>
+        <w:t>Quản trị viên nhập các thông tin: Mã code (VD: TET2026), Loại giảm (Giảm tiền mặt), Giá trị giảm (50.000đ), Đơn tối thiểu (200.000đ), Giới hạn số lượng (100 mã), và Ngày bắt đầu/Kết thúc.</w:t>
+      </w:r>
+    </w:p>
+    <w:p>
+      <w:pPr>
+        <w:pStyle w:val="NormalWeb"/>
+        <w:numPr>
+          <w:ilvl w:val="1"/>
+          <w:numId w:val="27"/>
+        </w:numPr>
+      </w:pPr>
+      <w:r>
+        <w:t>Quản trị viên nhấn nút "Lưu thay đổi".</w:t>
+      </w:r>
+    </w:p>
+    <w:p>
+      <w:pPr>
+        <w:pStyle w:val="NormalWeb"/>
+        <w:numPr>
+          <w:ilvl w:val="1"/>
+          <w:numId w:val="27"/>
+        </w:numPr>
+      </w:pPr>
+      <w:r>
+        <w:t>Hệ thống xác thực dữ liệu đầu vào (Ví dụ: Không được để trống mã code, ngày kết thúc phải sau ngày bắt đầu).</w:t>
+      </w:r>
+    </w:p>
+    <w:p>
+      <w:pPr>
+        <w:pStyle w:val="NormalWeb"/>
+        <w:numPr>
+          <w:ilvl w:val="1"/>
+          <w:numId w:val="27"/>
+        </w:numPr>
+      </w:pPr>
+      <w:r>
+        <w:t>Hệ thống lưu Voucher vào cơ sở dữ liệu và thông báo "Tạo mã giảm giá thành công".</w:t>
+      </w:r>
+    </w:p>
+    <w:p>
+      <w:pPr>
+        <w:pStyle w:val="NormalWeb"/>
+        <w:numPr>
+          <w:ilvl w:val="1"/>
+          <w:numId w:val="27"/>
+        </w:numPr>
+      </w:pPr>
+      <w:r>
+        <w:t>Hệ thống cập nhật lại danh sách Voucher, hiển thị mã vừa tạo với trạng thái "Đang hoạt động" (ACTIVE).</w:t>
+      </w:r>
+    </w:p>
+    <w:p>
+      <w:pPr>
+        <w:pStyle w:val="NormalWeb"/>
+        <w:numPr>
+          <w:ilvl w:val="0"/>
+          <w:numId w:val="27"/>
         </w:numPr>
       </w:pPr>
       <w:r>
@@ -623,9 +2050,10 @@
     </w:p>
     <w:p>
       <w:pPr>
+        <w:pStyle w:val="NormalWeb"/>
         <w:numPr>
           <w:ilvl w:val="1"/>
-          <w:numId w:val="24"/>
+          <w:numId w:val="28"/>
         </w:numPr>
       </w:pPr>
       <w:r>
@@ -633,937 +2061,82 @@
           <w:i/>
           <w:iCs/>
         </w:rPr>
-        <w:t>Ngoại lệ Mã không hợp lệ:</w:t>
-      </w:r>
-      <w:r>
-        <w:t xml:space="preserve"> Tại bước 5, nếu mã giảm giá đã hết lượt sử dụng hoặc đơn hàng chưa đủ giá trị tối thiểu, hệ thống báo lỗi đỏ: "Mã giảm giá không hợp lệ hoặc không đủ điều kiện áp dụng". Khách hàng phải tiếp tục thanh toán với giá gốc hoặc thử mã khác.</w:t>
-      </w:r>
-    </w:p>
-    <w:p>
-      <w:pPr>
-        <w:pStyle w:val="Heading2"/>
-      </w:pPr>
-      <w:r>
-        <w:t>III. Tạo Database</w:t>
-      </w:r>
-    </w:p>
-    <w:p>
-      <w:pPr>
-        <w:pStyle w:val="ListParagraph"/>
-        <w:numPr>
-          <w:ilvl w:val="0"/>
-          <w:numId w:val="6"/>
-        </w:numPr>
-      </w:pPr>
-      <w:r>
-        <w:t>Các bảng có trong hệ thống</w:t>
-      </w:r>
-    </w:p>
-    <w:p>
-      <w:pPr>
-        <w:pStyle w:val="ListParagraph"/>
-        <w:numPr>
-          <w:ilvl w:val="1"/>
-          <w:numId w:val="6"/>
-        </w:numPr>
-        <w:ind w:firstLine="273"/>
-      </w:pPr>
-      <w:r>
-        <w:lastRenderedPageBreak/>
-        <w:t>Bảng roles</w:t>
-      </w:r>
-    </w:p>
-    <w:p>
-      <w:pPr>
-        <w:pStyle w:val="ListParagraph"/>
-        <w:numPr>
-          <w:ilvl w:val="0"/>
-          <w:numId w:val="12"/>
-        </w:numPr>
-      </w:pPr>
-      <w:r>
-        <w:t>i</w:t>
-      </w:r>
-      <w:r>
-        <w:t>d:</w:t>
-      </w:r>
-      <w:r>
-        <w:t xml:space="preserve"> Khóa chính của bảng.</w:t>
-      </w:r>
-    </w:p>
-    <w:p>
-      <w:pPr>
-        <w:pStyle w:val="ListParagraph"/>
-        <w:numPr>
-          <w:ilvl w:val="0"/>
-          <w:numId w:val="12"/>
-        </w:numPr>
-      </w:pPr>
-      <w:r>
-        <w:t>name:</w:t>
-      </w:r>
-      <w:r>
-        <w:t xml:space="preserve"> Tên quyền (Ví dụ: ADMIN để quản trị, CUSTOMER dành cho khách hàng).</w:t>
-      </w:r>
-    </w:p>
-    <w:p>
-      <w:pPr>
-        <w:pStyle w:val="ListParagraph"/>
-        <w:numPr>
-          <w:ilvl w:val="1"/>
-          <w:numId w:val="6"/>
-        </w:numPr>
-        <w:ind w:firstLine="273"/>
-      </w:pPr>
-      <w:r>
-        <w:t>Bảng users</w:t>
-      </w:r>
-    </w:p>
-    <w:p>
-      <w:pPr>
-        <w:pStyle w:val="ListParagraph"/>
-        <w:numPr>
-          <w:ilvl w:val="0"/>
-          <w:numId w:val="12"/>
-        </w:numPr>
-      </w:pPr>
-      <w:r>
-        <w:t>id: Khóa chính của bảng.</w:t>
-      </w:r>
-    </w:p>
-    <w:p>
-      <w:pPr>
-        <w:pStyle w:val="ListParagraph"/>
-        <w:numPr>
-          <w:ilvl w:val="0"/>
-          <w:numId w:val="12"/>
-        </w:numPr>
-      </w:pPr>
-      <w:r>
-        <w:t>email: Địa chỉ email, dùng làm tên đăng nhập (bắt buộc duy nhất).</w:t>
-      </w:r>
-    </w:p>
-    <w:p>
-      <w:pPr>
-        <w:pStyle w:val="ListParagraph"/>
-        <w:numPr>
-          <w:ilvl w:val="0"/>
-          <w:numId w:val="12"/>
-        </w:numPr>
-      </w:pPr>
-      <w:r>
-        <w:t>password: Mật khẩu đăng nhập (đã được băm và mã hóa để bảo mật).</w:t>
-      </w:r>
-    </w:p>
-    <w:p>
-      <w:pPr>
-        <w:pStyle w:val="ListParagraph"/>
-        <w:numPr>
-          <w:ilvl w:val="0"/>
-          <w:numId w:val="12"/>
-        </w:numPr>
-      </w:pPr>
-      <w:r>
-        <w:t>full_name: Họ và tên đầy đủ của người dùng.</w:t>
-      </w:r>
-    </w:p>
-    <w:p>
-      <w:pPr>
-        <w:pStyle w:val="ListParagraph"/>
-        <w:numPr>
-          <w:ilvl w:val="0"/>
-          <w:numId w:val="12"/>
-        </w:numPr>
-      </w:pPr>
-      <w:r>
-        <w:t>phone: Số điện thoại liên hệ.</w:t>
-      </w:r>
-    </w:p>
-    <w:p>
-      <w:pPr>
-        <w:pStyle w:val="ListParagraph"/>
-        <w:numPr>
-          <w:ilvl w:val="0"/>
-          <w:numId w:val="12"/>
-        </w:numPr>
-      </w:pPr>
-      <w:r>
-        <w:t>role_id: Khóa ngoại liên kết với bảng roles</w:t>
-      </w:r>
-    </w:p>
-    <w:p>
-      <w:pPr>
-        <w:pStyle w:val="ListParagraph"/>
-        <w:numPr>
-          <w:ilvl w:val="1"/>
-          <w:numId w:val="6"/>
-        </w:numPr>
-        <w:ind w:firstLine="273"/>
-      </w:pPr>
-      <w:r>
-        <w:t>Bảng cinemas</w:t>
-      </w:r>
-    </w:p>
-    <w:p>
-      <w:pPr>
-        <w:pStyle w:val="ListParagraph"/>
-        <w:numPr>
-          <w:ilvl w:val="0"/>
-          <w:numId w:val="13"/>
-        </w:numPr>
-      </w:pPr>
-      <w:r>
-        <w:t>id: Khóa chính của bảng</w:t>
-      </w:r>
-    </w:p>
-    <w:p>
-      <w:pPr>
-        <w:pStyle w:val="ListParagraph"/>
-        <w:numPr>
-          <w:ilvl w:val="0"/>
-          <w:numId w:val="13"/>
-        </w:numPr>
-      </w:pPr>
-      <w:r>
-        <w:t>name: Tên chi nhánh rạp (Ví dụ: Rạp chiếu phim Beta Thanh Xuân).</w:t>
-      </w:r>
-    </w:p>
-    <w:p>
-      <w:pPr>
-        <w:pStyle w:val="ListParagraph"/>
-        <w:numPr>
-          <w:ilvl w:val="0"/>
-          <w:numId w:val="13"/>
-        </w:numPr>
-      </w:pPr>
-      <w:r>
-        <w:t>address: Địa chỉ cụ thể của rạp.</w:t>
-      </w:r>
-    </w:p>
-    <w:p>
-      <w:pPr>
-        <w:pStyle w:val="ListParagraph"/>
-        <w:numPr>
-          <w:ilvl w:val="1"/>
-          <w:numId w:val="6"/>
-        </w:numPr>
-        <w:ind w:firstLine="273"/>
-      </w:pPr>
-      <w:r>
-        <w:t>Bảng rooms</w:t>
-      </w:r>
-    </w:p>
-    <w:p>
-      <w:pPr>
-        <w:pStyle w:val="ListParagraph"/>
-        <w:numPr>
-          <w:ilvl w:val="0"/>
-          <w:numId w:val="14"/>
-        </w:numPr>
-      </w:pPr>
-      <w:r>
-        <w:t>id: Khóa chính của bảng.</w:t>
-      </w:r>
-    </w:p>
-    <w:p>
-      <w:pPr>
-        <w:pStyle w:val="ListParagraph"/>
-        <w:numPr>
-          <w:ilvl w:val="0"/>
-          <w:numId w:val="14"/>
-        </w:numPr>
-      </w:pPr>
-      <w:r>
-        <w:t xml:space="preserve">name: </w:t>
-      </w:r>
-      <w:r>
-        <w:t>Tên phòng</w:t>
-      </w:r>
-    </w:p>
-    <w:p>
-      <w:pPr>
-        <w:pStyle w:val="ListParagraph"/>
-        <w:numPr>
-          <w:ilvl w:val="0"/>
-          <w:numId w:val="14"/>
-        </w:numPr>
-      </w:pPr>
-      <w:r>
-        <w:t>cinema_id: Khóa ngoại liên kết với bảng cinemas</w:t>
-      </w:r>
-    </w:p>
-    <w:p>
-      <w:pPr>
-        <w:pStyle w:val="ListParagraph"/>
-        <w:numPr>
-          <w:ilvl w:val="1"/>
-          <w:numId w:val="6"/>
-        </w:numPr>
-        <w:ind w:firstLine="273"/>
-      </w:pPr>
-      <w:r>
-        <w:t>Bảng seats</w:t>
-      </w:r>
-    </w:p>
-    <w:p>
-      <w:pPr>
-        <w:pStyle w:val="ListParagraph"/>
-        <w:numPr>
-          <w:ilvl w:val="0"/>
-          <w:numId w:val="15"/>
-        </w:numPr>
-      </w:pPr>
-      <w:r>
-        <w:t>id: Khóa chính của bảng.</w:t>
-      </w:r>
-    </w:p>
-    <w:p>
-      <w:pPr>
-        <w:pStyle w:val="ListParagraph"/>
-        <w:numPr>
-          <w:ilvl w:val="0"/>
-          <w:numId w:val="15"/>
-        </w:numPr>
-      </w:pPr>
-      <w:r>
-        <w:t>seat_number: Ký hiệu vị trí ghế (Ví dụ: A1, A2, B1...).</w:t>
-      </w:r>
-    </w:p>
-    <w:p>
-      <w:pPr>
-        <w:pStyle w:val="ListParagraph"/>
-        <w:numPr>
-          <w:ilvl w:val="0"/>
-          <w:numId w:val="15"/>
-        </w:numPr>
-      </w:pPr>
-      <w:r>
-        <w:t>room_id: Khóa ngoại liên kết với bảng rooms</w:t>
-      </w:r>
-      <w:r>
-        <w:t>.</w:t>
-      </w:r>
-    </w:p>
-    <w:p>
-      <w:pPr>
-        <w:pStyle w:val="ListParagraph"/>
-        <w:numPr>
-          <w:ilvl w:val="1"/>
-          <w:numId w:val="6"/>
-        </w:numPr>
-        <w:ind w:firstLine="273"/>
-      </w:pPr>
-      <w:r>
-        <w:t>Bảng movies</w:t>
-      </w:r>
-    </w:p>
-    <w:p>
-      <w:pPr>
-        <w:pStyle w:val="ListParagraph"/>
-        <w:numPr>
-          <w:ilvl w:val="0"/>
-          <w:numId w:val="16"/>
-        </w:numPr>
-      </w:pPr>
-      <w:r>
-        <w:t>id: Khóa chính của bảng.</w:t>
-      </w:r>
-    </w:p>
-    <w:p>
-      <w:pPr>
-        <w:pStyle w:val="ListParagraph"/>
-        <w:numPr>
-          <w:ilvl w:val="0"/>
-          <w:numId w:val="16"/>
-        </w:numPr>
-      </w:pPr>
-      <w:r>
-        <w:t xml:space="preserve">title: Tên bộ </w:t>
-      </w:r>
-      <w:r>
-        <w:t>p</w:t>
-      </w:r>
-      <w:r>
-        <w:t>him.</w:t>
-      </w:r>
-    </w:p>
-    <w:p>
-      <w:pPr>
-        <w:pStyle w:val="ListParagraph"/>
-        <w:numPr>
-          <w:ilvl w:val="0"/>
-          <w:numId w:val="16"/>
-        </w:numPr>
-      </w:pPr>
-      <w:r>
-        <w:t>description: Mô tả tóm tắt nội dung bộ phim.</w:t>
-      </w:r>
-    </w:p>
-    <w:p>
-      <w:pPr>
-        <w:pStyle w:val="ListParagraph"/>
-        <w:numPr>
-          <w:ilvl w:val="0"/>
-          <w:numId w:val="16"/>
-        </w:numPr>
-      </w:pPr>
-      <w:r>
-        <w:t>release_date: Ngày phim chính thức khởi chiếu.</w:t>
-      </w:r>
-    </w:p>
-    <w:p>
-      <w:pPr>
-        <w:pStyle w:val="ListParagraph"/>
-        <w:numPr>
-          <w:ilvl w:val="0"/>
-          <w:numId w:val="16"/>
-        </w:numPr>
-      </w:pPr>
-      <w:r>
-        <w:t>status: Trạng thái của phim (Sử dụng Enum: NOW_SHOWING - Đang chiếu, COMING_SOON - Sắp chiếu, ENDED - Ngừng chiếu).</w:t>
-      </w:r>
-    </w:p>
-    <w:p>
-      <w:pPr>
-        <w:pStyle w:val="ListParagraph"/>
-        <w:numPr>
-          <w:ilvl w:val="1"/>
-          <w:numId w:val="6"/>
-        </w:numPr>
-        <w:ind w:firstLine="273"/>
-      </w:pPr>
-      <w:r>
-        <w:t>Bảng showtimes</w:t>
-      </w:r>
-    </w:p>
-    <w:p>
-      <w:pPr>
-        <w:pStyle w:val="ListParagraph"/>
-        <w:numPr>
-          <w:ilvl w:val="0"/>
-          <w:numId w:val="17"/>
-        </w:numPr>
-      </w:pPr>
-      <w:r>
-        <w:t>id: Khóa chính của bảng.</w:t>
-      </w:r>
-    </w:p>
-    <w:p>
-      <w:pPr>
-        <w:pStyle w:val="ListParagraph"/>
-        <w:numPr>
-          <w:ilvl w:val="0"/>
-          <w:numId w:val="17"/>
-        </w:numPr>
-      </w:pPr>
-      <w:r>
-        <w:t>movie_id: Khóa ngoại liên kết với bảng movies (Chiếu bộ phim nào).</w:t>
-      </w:r>
-    </w:p>
-    <w:p>
-      <w:pPr>
-        <w:pStyle w:val="ListParagraph"/>
-        <w:numPr>
-          <w:ilvl w:val="0"/>
-          <w:numId w:val="17"/>
-        </w:numPr>
-      </w:pPr>
-      <w:r>
-        <w:t>room_id: Khóa ngoại liên kết với bảng rooms (Được chiếu ở phòng nào).</w:t>
-      </w:r>
-    </w:p>
-    <w:p>
-      <w:pPr>
-        <w:pStyle w:val="ListParagraph"/>
-        <w:numPr>
-          <w:ilvl w:val="0"/>
-          <w:numId w:val="17"/>
-        </w:numPr>
-      </w:pPr>
-      <w:r>
-        <w:t>start_time: Thời gian bắt đầu chiếu phim.</w:t>
-      </w:r>
-    </w:p>
-    <w:p>
-      <w:pPr>
-        <w:pStyle w:val="ListParagraph"/>
-        <w:numPr>
-          <w:ilvl w:val="0"/>
-          <w:numId w:val="17"/>
-        </w:numPr>
-      </w:pPr>
-      <w:r>
-        <w:t>price: Giá vé cơ bản của suất chiếu này.</w:t>
-      </w:r>
-    </w:p>
-    <w:p>
-      <w:pPr>
-        <w:pStyle w:val="ListParagraph"/>
-        <w:numPr>
-          <w:ilvl w:val="1"/>
-          <w:numId w:val="6"/>
-        </w:numPr>
-        <w:ind w:firstLine="273"/>
-      </w:pPr>
-      <w:r>
-        <w:lastRenderedPageBreak/>
-        <w:t xml:space="preserve">Bảng </w:t>
-      </w:r>
-      <w:r>
-        <w:t>bookings</w:t>
-      </w:r>
-    </w:p>
-    <w:p>
-      <w:pPr>
-        <w:pStyle w:val="ListParagraph"/>
-        <w:numPr>
-          <w:ilvl w:val="0"/>
-          <w:numId w:val="18"/>
-        </w:numPr>
-      </w:pPr>
-      <w:r>
-        <w:t>id: Khóa chính của bảng (Mã đơn hàng).</w:t>
-      </w:r>
-    </w:p>
-    <w:p>
-      <w:pPr>
-        <w:pStyle w:val="ListParagraph"/>
-        <w:numPr>
-          <w:ilvl w:val="0"/>
-          <w:numId w:val="18"/>
-        </w:numPr>
-      </w:pPr>
-      <w:r>
-        <w:t>user_id: Khóa ngoại liên kết với bảng users (Xác định ai là người mua vé).</w:t>
-      </w:r>
-    </w:p>
-    <w:p>
-      <w:pPr>
-        <w:pStyle w:val="ListParagraph"/>
-        <w:numPr>
-          <w:ilvl w:val="0"/>
-          <w:numId w:val="18"/>
-        </w:numPr>
-      </w:pPr>
-      <w:r>
-        <w:t>total_amount: Tổng số tiền gốc của đơn hàng (chưa tính giảm giá).</w:t>
-      </w:r>
-    </w:p>
-    <w:p>
-      <w:pPr>
-        <w:pStyle w:val="ListParagraph"/>
-        <w:numPr>
-          <w:ilvl w:val="0"/>
-          <w:numId w:val="18"/>
-        </w:numPr>
-      </w:pPr>
-      <w:r>
-        <w:t>voucher_id: Khóa ngoại liên kết với bảng vouchers (Mã giảm giá đã được áp dụng cho đơn này, nếu không dùng mã thì để trống).</w:t>
-      </w:r>
-    </w:p>
-    <w:p>
-      <w:pPr>
-        <w:pStyle w:val="ListParagraph"/>
-        <w:numPr>
-          <w:ilvl w:val="0"/>
-          <w:numId w:val="18"/>
-        </w:numPr>
-      </w:pPr>
-      <w:r>
-        <w:t>discount_amount: Số tiền được trừ ra nhờ áp dụng mã giảm giá.</w:t>
-      </w:r>
-    </w:p>
-    <w:p>
-      <w:pPr>
-        <w:pStyle w:val="ListParagraph"/>
-        <w:numPr>
-          <w:ilvl w:val="0"/>
-          <w:numId w:val="18"/>
-        </w:numPr>
-      </w:pPr>
-      <w:r>
-        <w:t>created_at: Dấu thời gian ghi nhận thời điểm tạo đơn hàng.</w:t>
-      </w:r>
-    </w:p>
-    <w:p>
-      <w:pPr>
-        <w:pStyle w:val="ListParagraph"/>
-        <w:numPr>
-          <w:ilvl w:val="1"/>
-          <w:numId w:val="6"/>
-        </w:numPr>
-        <w:ind w:firstLine="273"/>
-      </w:pPr>
-      <w:r>
-        <w:t>Bảng booking_details</w:t>
-      </w:r>
-    </w:p>
-    <w:p>
-      <w:pPr>
-        <w:pStyle w:val="ListParagraph"/>
-        <w:numPr>
-          <w:ilvl w:val="0"/>
-          <w:numId w:val="19"/>
-        </w:numPr>
-      </w:pPr>
-      <w:r>
-        <w:t>id: Khóa chính của bảng.</w:t>
-      </w:r>
-    </w:p>
-    <w:p>
-      <w:pPr>
-        <w:pStyle w:val="ListParagraph"/>
-        <w:numPr>
-          <w:ilvl w:val="0"/>
-          <w:numId w:val="19"/>
-        </w:numPr>
-      </w:pPr>
-      <w:r>
-        <w:t>booking_id: Khóa ngoại liên kết với bảng bookings (Chiếc vé này thuộc đơn hàng nào).</w:t>
-      </w:r>
-    </w:p>
-    <w:p>
-      <w:pPr>
-        <w:pStyle w:val="ListParagraph"/>
-        <w:numPr>
-          <w:ilvl w:val="0"/>
-          <w:numId w:val="19"/>
-        </w:numPr>
-      </w:pPr>
-      <w:r>
-        <w:t>showtime_id: Khóa ngoại liên kết với bảng showtimes (Vé này xem suất chiếu nào).</w:t>
-      </w:r>
-    </w:p>
-    <w:p>
-      <w:pPr>
-        <w:pStyle w:val="ListParagraph"/>
-        <w:numPr>
-          <w:ilvl w:val="0"/>
-          <w:numId w:val="19"/>
-        </w:numPr>
-      </w:pPr>
-      <w:r>
-        <w:t>seat_id: Khóa ngoại liên kết với bảng seats (Vé này ngồi đúng vị trí ghế nào).</w:t>
-      </w:r>
-    </w:p>
-    <w:p>
-      <w:pPr>
-        <w:pStyle w:val="ListParagraph"/>
-        <w:numPr>
-          <w:ilvl w:val="1"/>
-          <w:numId w:val="6"/>
-        </w:numPr>
-        <w:ind w:firstLine="131"/>
-      </w:pPr>
-      <w:r>
-        <w:t>Bảng payments</w:t>
-      </w:r>
-    </w:p>
-    <w:p>
-      <w:pPr>
-        <w:pStyle w:val="ListParagraph"/>
-        <w:numPr>
-          <w:ilvl w:val="0"/>
-          <w:numId w:val="20"/>
-        </w:numPr>
-      </w:pPr>
-      <w:r>
-        <w:t>id: Khóa chính của bảng.</w:t>
-      </w:r>
-    </w:p>
-    <w:p>
-      <w:pPr>
-        <w:pStyle w:val="ListParagraph"/>
-        <w:numPr>
-          <w:ilvl w:val="0"/>
-          <w:numId w:val="20"/>
-        </w:numPr>
-      </w:pPr>
-      <w:r>
-        <w:t>booking_id: Khóa ngoại liên kết với bảng bookings (Thanh toán cho đơn hàng nào).</w:t>
-      </w:r>
-    </w:p>
-    <w:p>
-      <w:pPr>
-        <w:pStyle w:val="ListParagraph"/>
-        <w:numPr>
-          <w:ilvl w:val="0"/>
-          <w:numId w:val="20"/>
-        </w:numPr>
-      </w:pPr>
-      <w:r>
-        <w:t>amount: Số tiền thực tế đã giao dịch.</w:t>
-      </w:r>
-    </w:p>
-    <w:p>
-      <w:pPr>
-        <w:pStyle w:val="ListParagraph"/>
-        <w:numPr>
-          <w:ilvl w:val="0"/>
-          <w:numId w:val="20"/>
-        </w:numPr>
-      </w:pPr>
-      <w:r>
-        <w:t>payment_method: Hình thức khách hàng chọn thanh toán (Ví dụ: VNPay, Momo, Thẻ tín dụng).</w:t>
-      </w:r>
-    </w:p>
-    <w:p>
-      <w:pPr>
-        <w:pStyle w:val="ListParagraph"/>
-        <w:numPr>
-          <w:ilvl w:val="0"/>
-          <w:numId w:val="20"/>
-        </w:numPr>
-      </w:pPr>
-      <w:r>
-        <w:t>status: Trạng thái của phiên thanh toán (Ví dụ: SUCCESS - Thành công, FAILED - Thất bại).</w:t>
-      </w:r>
-    </w:p>
-    <w:p>
-      <w:pPr>
-        <w:pStyle w:val="ListParagraph"/>
-        <w:numPr>
-          <w:ilvl w:val="1"/>
-          <w:numId w:val="6"/>
-        </w:numPr>
-        <w:ind w:firstLine="131"/>
-      </w:pPr>
-      <w:r>
-        <w:t>Bảng vouchers</w:t>
-      </w:r>
-    </w:p>
-    <w:p>
-      <w:pPr>
-        <w:pStyle w:val="ListParagraph"/>
-        <w:numPr>
-          <w:ilvl w:val="0"/>
-          <w:numId w:val="21"/>
-        </w:numPr>
-      </w:pPr>
-      <w:r>
-        <w:t>id: Khóa chính của bảng.</w:t>
-      </w:r>
-    </w:p>
-    <w:p>
-      <w:pPr>
-        <w:pStyle w:val="ListParagraph"/>
-        <w:numPr>
-          <w:ilvl w:val="0"/>
-          <w:numId w:val="21"/>
-        </w:numPr>
-      </w:pPr>
-      <w:r>
-        <w:t>code: Mã văn bản để khách hàng nhập vào (Ví dụ: TET2026, SALE50).</w:t>
-      </w:r>
-    </w:p>
-    <w:p>
-      <w:pPr>
-        <w:pStyle w:val="ListParagraph"/>
-        <w:numPr>
-          <w:ilvl w:val="0"/>
-          <w:numId w:val="21"/>
-        </w:numPr>
-      </w:pPr>
-      <w:r>
-        <w:t>discount_type: Phân loại hình thức giảm giá (Giảm theo phần trăm hay giảm tiền mặt trực tiếp).</w:t>
-      </w:r>
-    </w:p>
-    <w:p>
-      <w:pPr>
-        <w:pStyle w:val="ListParagraph"/>
-        <w:numPr>
-          <w:ilvl w:val="0"/>
-          <w:numId w:val="21"/>
-        </w:numPr>
-      </w:pPr>
-      <w:r>
-        <w:t>discount_value: Giá trị giảm tương ứng (Ví dụ: 10% hoặc 50.000 VNĐ).</w:t>
-      </w:r>
-    </w:p>
-    <w:p>
-      <w:pPr>
-        <w:pStyle w:val="ListParagraph"/>
-        <w:numPr>
-          <w:ilvl w:val="0"/>
-          <w:numId w:val="21"/>
-        </w:numPr>
-      </w:pPr>
-      <w:r>
-        <w:t>min_order_value: Giá trị đơn hàng tối thiểu để mã có hiệu lực.</w:t>
-      </w:r>
-    </w:p>
-    <w:p>
-      <w:pPr>
-        <w:pStyle w:val="ListParagraph"/>
-        <w:numPr>
-          <w:ilvl w:val="0"/>
-          <w:numId w:val="21"/>
-        </w:numPr>
-      </w:pPr>
-      <w:r>
-        <w:t>max_discount_amount: Số tiền giảm tối đa (Áp dụng chặn trần cho loại giảm theo phần trăm).</w:t>
-      </w:r>
-    </w:p>
-    <w:p>
-      <w:pPr>
-        <w:pStyle w:val="ListParagraph"/>
-        <w:numPr>
-          <w:ilvl w:val="0"/>
-          <w:numId w:val="21"/>
-        </w:numPr>
-      </w:pPr>
-      <w:r>
-        <w:t>start_date / end_date: Thời gian bắt đầu và thời gian hết hạn của mã.</w:t>
-      </w:r>
-    </w:p>
-    <w:p>
-      <w:pPr>
-        <w:pStyle w:val="ListParagraph"/>
-        <w:numPr>
-          <w:ilvl w:val="0"/>
-          <w:numId w:val="21"/>
-        </w:numPr>
-      </w:pPr>
-      <w:r>
-        <w:lastRenderedPageBreak/>
-        <w:t>usage_limit: Giới hạn tổng số lượng mã được phép dùng trên toàn hệ thống.</w:t>
-      </w:r>
-    </w:p>
-    <w:p>
-      <w:pPr>
-        <w:pStyle w:val="ListParagraph"/>
-        <w:numPr>
-          <w:ilvl w:val="0"/>
-          <w:numId w:val="21"/>
-        </w:numPr>
-      </w:pPr>
-      <w:r>
-        <w:t>used_count: Biến đếm số lượng mã đã được sử dụng thành công.</w:t>
-      </w:r>
-    </w:p>
-    <w:p>
-      <w:pPr>
-        <w:pStyle w:val="ListParagraph"/>
-        <w:numPr>
-          <w:ilvl w:val="0"/>
-          <w:numId w:val="21"/>
-        </w:numPr>
-      </w:pPr>
-      <w:r>
-        <w:t>status: Trạng thái kích hoạt của mã giảm giá.</w:t>
-      </w:r>
-    </w:p>
-    <w:p>
-      <w:pPr>
-        <w:pStyle w:val="ListParagraph"/>
-        <w:numPr>
-          <w:ilvl w:val="1"/>
-          <w:numId w:val="6"/>
-        </w:numPr>
-        <w:ind w:firstLine="131"/>
-      </w:pPr>
-      <w:r>
-        <w:t>Bảng user_vouchers</w:t>
-      </w:r>
-    </w:p>
-    <w:p>
-      <w:pPr>
-        <w:pStyle w:val="ListParagraph"/>
-        <w:numPr>
-          <w:ilvl w:val="0"/>
-          <w:numId w:val="22"/>
-        </w:numPr>
-      </w:pPr>
-      <w:r>
-        <w:t>id: Khóa chính của bảng.</w:t>
-      </w:r>
-    </w:p>
-    <w:p>
-      <w:pPr>
-        <w:pStyle w:val="ListParagraph"/>
-        <w:numPr>
-          <w:ilvl w:val="0"/>
-          <w:numId w:val="22"/>
-        </w:numPr>
-      </w:pPr>
-      <w:r>
-        <w:t>user_id: Khóa ngoại liên kết với bảng users (Chủ sở hữu ví).</w:t>
-      </w:r>
-    </w:p>
-    <w:p>
-      <w:pPr>
-        <w:pStyle w:val="ListParagraph"/>
-        <w:numPr>
-          <w:ilvl w:val="0"/>
-          <w:numId w:val="22"/>
-        </w:numPr>
-      </w:pPr>
-      <w:r>
-        <w:t>voucher_id: Khóa ngoại liên kết với bảng vouchers (Mã giảm giá được lưu trong ví).</w:t>
-      </w:r>
-    </w:p>
-    <w:p>
-      <w:pPr>
-        <w:pStyle w:val="ListParagraph"/>
-        <w:numPr>
-          <w:ilvl w:val="0"/>
-          <w:numId w:val="22"/>
-        </w:numPr>
-      </w:pPr>
-      <w:r>
-        <w:t>is_used: Biến cờ (True/False) xác định mã này đã bị lấy ra dùng hay chưa.</w:t>
-      </w:r>
-    </w:p>
-    <w:p>
-      <w:pPr>
-        <w:pStyle w:val="ListParagraph"/>
-        <w:numPr>
-          <w:ilvl w:val="0"/>
-          <w:numId w:val="22"/>
-        </w:numPr>
-      </w:pPr>
-      <w:r>
-        <w:t>assigned_at: Thời điểm khách hàng lưu mã vào ví.</w:t>
-      </w:r>
-    </w:p>
-    <w:p>
-      <w:pPr>
-        <w:pStyle w:val="ListParagraph"/>
-        <w:numPr>
-          <w:ilvl w:val="0"/>
-          <w:numId w:val="22"/>
-        </w:numPr>
-      </w:pPr>
-      <w:r>
-        <w:t>used_at: Thời điểm khách hàng chốt đơn và sử dụng mã thành công.</w:t>
-      </w:r>
-    </w:p>
-    <w:p>
-      <w:pPr>
-        <w:pStyle w:val="ListParagraph"/>
-        <w:numPr>
-          <w:ilvl w:val="0"/>
-          <w:numId w:val="6"/>
-        </w:numPr>
+        <w:t>Mã code bị trùng:</w:t>
+      </w:r>
+      <w:r>
+        <w:t xml:space="preserve"> Tại bước 6, nếu mã code "TET2026" đã từng tồn tại trong hệ thống, hệ thống báo lỗi: "Mã code này đã tồn tại. Vui lòng sử dụng một mã code khác!".</w:t>
+      </w:r>
+    </w:p>
+    <w:p>
+      <w:pPr>
+        <w:pStyle w:val="Heading3"/>
+        <w:numPr>
+          <w:ilvl w:val="0"/>
+          <w:numId w:val="24"/>
+        </w:numPr>
+        <w:rPr>
+          <w:sz w:val="27"/>
+          <w:szCs w:val="27"/>
+        </w:rPr>
+      </w:pPr>
+      <w:r>
+        <w:t>Kịch bản 3: đăng ký và bảo mật tài khoản</w:t>
+      </w:r>
+    </w:p>
+    <w:p>
+      <w:pPr>
+        <w:pStyle w:val="NormalWeb"/>
+        <w:numPr>
+          <w:ilvl w:val="0"/>
+          <w:numId w:val="29"/>
+        </w:numPr>
+        <w:tabs>
+          <w:tab w:val="clear" w:pos="720"/>
+          <w:tab w:val="num" w:pos="1080"/>
+        </w:tabs>
+        <w:ind w:left="1080"/>
+      </w:pPr>
+      <w:r>
         <w:rPr>
           <w:b/>
           <w:bCs/>
         </w:rPr>
+        <w:t>Tên kịch bản:</w:t>
+      </w:r>
+      <w:r>
+        <w:t xml:space="preserve"> Khách hàng mới tạo tài khoản trên nền tảng.</w:t>
+      </w:r>
+    </w:p>
+    <w:p>
+      <w:pPr>
+        <w:pStyle w:val="NormalWeb"/>
+        <w:numPr>
+          <w:ilvl w:val="0"/>
+          <w:numId w:val="29"/>
+        </w:numPr>
+        <w:tabs>
+          <w:tab w:val="clear" w:pos="720"/>
+          <w:tab w:val="num" w:pos="1080"/>
+        </w:tabs>
+        <w:ind w:left="1080"/>
       </w:pPr>
       <w:r>
         <w:rPr>
           <w:b/>
           <w:bCs/>
         </w:rPr>
-        <w:t>Quan hệ giữa các bảng</w:t>
-      </w:r>
-    </w:p>
-    <w:p>
-      <w:pPr>
-        <w:pStyle w:val="ListParagraph"/>
-        <w:numPr>
-          <w:ilvl w:val="0"/>
-          <w:numId w:val="7"/>
+        <w:t>Tác nhân (Actor):</w:t>
+      </w:r>
+      <w:r>
+        <w:t xml:space="preserve"> Khách chưa đăng nhập (Guest).</w:t>
+      </w:r>
+    </w:p>
+    <w:p>
+      <w:pPr>
+        <w:pStyle w:val="NormalWeb"/>
+        <w:numPr>
+          <w:ilvl w:val="0"/>
+          <w:numId w:val="29"/>
         </w:numPr>
         <w:tabs>
           <w:tab w:val="clear" w:pos="720"/>
@@ -1576,18 +2149,18 @@
           <w:b/>
           <w:bCs/>
         </w:rPr>
-        <w:t>roles (1) - (N) users:</w:t>
-      </w:r>
-      <w:r>
-        <w:t xml:space="preserve"> Một quyền có thể cấp cho nhiều người dùng.</w:t>
-      </w:r>
-    </w:p>
-    <w:p>
-      <w:pPr>
-        <w:pStyle w:val="ListParagraph"/>
-        <w:numPr>
-          <w:ilvl w:val="0"/>
-          <w:numId w:val="7"/>
+        <w:t>Điều kiện tiên quyết:</w:t>
+      </w:r>
+      <w:r>
+        <w:t xml:space="preserve"> Khách hàng đang ở giao diện Trang chủ và nhấn vào nút "Đăng ký".</w:t>
+      </w:r>
+    </w:p>
+    <w:p>
+      <w:pPr>
+        <w:pStyle w:val="NormalWeb"/>
+        <w:numPr>
+          <w:ilvl w:val="0"/>
+          <w:numId w:val="29"/>
         </w:numPr>
         <w:tabs>
           <w:tab w:val="clear" w:pos="720"/>
@@ -1600,18 +2173,152 @@
           <w:b/>
           <w:bCs/>
         </w:rPr>
-        <w:t>cinemas (1) - (N) rooms:</w:t>
-      </w:r>
-      <w:r>
-        <w:t xml:space="preserve"> Một rạp phim có nhiều phòng chiếu.</w:t>
-      </w:r>
-    </w:p>
-    <w:p>
-      <w:pPr>
-        <w:pStyle w:val="ListParagraph"/>
-        <w:numPr>
-          <w:ilvl w:val="0"/>
-          <w:numId w:val="7"/>
+        <w:t>Luồng sự kiện chính (Main Flow):</w:t>
+      </w:r>
+    </w:p>
+    <w:p>
+      <w:pPr>
+        <w:pStyle w:val="NormalWeb"/>
+        <w:numPr>
+          <w:ilvl w:val="1"/>
+          <w:numId w:val="29"/>
+        </w:numPr>
+        <w:tabs>
+          <w:tab w:val="clear" w:pos="1440"/>
+          <w:tab w:val="num" w:pos="1800"/>
+        </w:tabs>
+        <w:ind w:left="1800"/>
+      </w:pPr>
+      <w:r>
+        <w:t>Hệ thống hiển thị Form đăng ký (Popup hoặc Trang riêng).</w:t>
+      </w:r>
+    </w:p>
+    <w:p>
+      <w:pPr>
+        <w:pStyle w:val="NormalWeb"/>
+        <w:numPr>
+          <w:ilvl w:val="1"/>
+          <w:numId w:val="29"/>
+        </w:numPr>
+        <w:tabs>
+          <w:tab w:val="clear" w:pos="1440"/>
+          <w:tab w:val="num" w:pos="1800"/>
+        </w:tabs>
+        <w:ind w:left="1800"/>
+      </w:pPr>
+      <w:r>
+        <w:t>Khách hàng nhập thông tin cá nhân: Họ tên, Số điện thoại, Email và Mật khẩu.</w:t>
+      </w:r>
+    </w:p>
+    <w:p>
+      <w:pPr>
+        <w:pStyle w:val="NormalWeb"/>
+        <w:numPr>
+          <w:ilvl w:val="1"/>
+          <w:numId w:val="29"/>
+        </w:numPr>
+        <w:tabs>
+          <w:tab w:val="clear" w:pos="1440"/>
+          <w:tab w:val="num" w:pos="1800"/>
+        </w:tabs>
+        <w:ind w:left="1800"/>
+      </w:pPr>
+      <w:r>
+        <w:t>Khách hàng nhấn nút "Tạo tài khoản".</w:t>
+      </w:r>
+    </w:p>
+    <w:p>
+      <w:pPr>
+        <w:pStyle w:val="NormalWeb"/>
+        <w:numPr>
+          <w:ilvl w:val="1"/>
+          <w:numId w:val="29"/>
+        </w:numPr>
+        <w:tabs>
+          <w:tab w:val="clear" w:pos="1440"/>
+          <w:tab w:val="num" w:pos="1800"/>
+        </w:tabs>
+        <w:ind w:left="1800"/>
+      </w:pPr>
+      <w:r>
+        <w:t>Hệ thống kiểm tra định dạng dữ liệu (Email phải có chữ @, mật khẩu phải đủ độ dài).</w:t>
+      </w:r>
+    </w:p>
+    <w:p>
+      <w:pPr>
+        <w:pStyle w:val="NormalWeb"/>
+        <w:numPr>
+          <w:ilvl w:val="1"/>
+          <w:numId w:val="29"/>
+        </w:numPr>
+        <w:tabs>
+          <w:tab w:val="clear" w:pos="1440"/>
+          <w:tab w:val="num" w:pos="1800"/>
+        </w:tabs>
+        <w:ind w:left="1800"/>
+      </w:pPr>
+      <w:r>
+        <w:t>Hệ thống truy vấn cơ sở dữ liệu để đảm bảo Email này chưa từng được đăng ký.</w:t>
+      </w:r>
+    </w:p>
+    <w:p>
+      <w:pPr>
+        <w:pStyle w:val="NormalWeb"/>
+        <w:numPr>
+          <w:ilvl w:val="1"/>
+          <w:numId w:val="29"/>
+        </w:numPr>
+        <w:tabs>
+          <w:tab w:val="clear" w:pos="1440"/>
+          <w:tab w:val="num" w:pos="1800"/>
+        </w:tabs>
+        <w:ind w:left="1800"/>
+      </w:pPr>
+      <w:r>
+        <w:t>Hệ thống sử dụng thuật toán băm (BCrypt) để mã hóa mật khẩu khách hàng cung cấp.</w:t>
+      </w:r>
+    </w:p>
+    <w:p>
+      <w:pPr>
+        <w:pStyle w:val="NormalWeb"/>
+        <w:numPr>
+          <w:ilvl w:val="1"/>
+          <w:numId w:val="29"/>
+        </w:numPr>
+        <w:tabs>
+          <w:tab w:val="clear" w:pos="1440"/>
+          <w:tab w:val="num" w:pos="1800"/>
+        </w:tabs>
+        <w:ind w:left="1800"/>
+      </w:pPr>
+      <w:r>
+        <w:t>Hệ thống lưu tài khoản mới vào cơ sở dữ liệu, mặc định gán quyền "CUSTOMER".</w:t>
+      </w:r>
+    </w:p>
+    <w:p>
+      <w:pPr>
+        <w:pStyle w:val="NormalWeb"/>
+        <w:numPr>
+          <w:ilvl w:val="1"/>
+          <w:numId w:val="29"/>
+        </w:numPr>
+        <w:tabs>
+          <w:tab w:val="clear" w:pos="1440"/>
+          <w:tab w:val="num" w:pos="1800"/>
+        </w:tabs>
+        <w:ind w:left="1800"/>
+      </w:pPr>
+      <w:r>
+        <w:lastRenderedPageBreak/>
+        <w:t>Hệ thống thông báo "Đăng ký thành công" và tự động chuyển hướng khách hàng sang trang Đăng nhập (hoặc tự động đăng nhập và cấp Token cho khách).</w:t>
+      </w:r>
+    </w:p>
+    <w:p>
+      <w:pPr>
+        <w:pStyle w:val="NormalWeb"/>
+        <w:numPr>
+          <w:ilvl w:val="0"/>
+          <w:numId w:val="29"/>
         </w:numPr>
         <w:tabs>
           <w:tab w:val="clear" w:pos="720"/>
@@ -1624,114 +2331,73 @@
           <w:b/>
           <w:bCs/>
         </w:rPr>
-        <w:t>rooms (1) - (N) seats:</w:t>
-      </w:r>
-      <w:r>
-        <w:t xml:space="preserve"> Một phòng chiếu có nhiều ghế ngồi.</w:t>
-      </w:r>
-    </w:p>
-    <w:p>
-      <w:pPr>
-        <w:pStyle w:val="ListParagraph"/>
-        <w:numPr>
-          <w:ilvl w:val="0"/>
-          <w:numId w:val="7"/>
-        </w:numPr>
-        <w:tabs>
-          <w:tab w:val="clear" w:pos="720"/>
-          <w:tab w:val="num" w:pos="1080"/>
-        </w:tabs>
-        <w:ind w:left="1080"/>
-      </w:pPr>
-      <w:r>
+        <w:t>Luồng ngoại lệ (Alternative Flow):</w:t>
+      </w:r>
+    </w:p>
+    <w:p>
+      <w:pPr>
+        <w:pStyle w:val="NormalWeb"/>
+        <w:numPr>
+          <w:ilvl w:val="1"/>
+          <w:numId w:val="30"/>
+        </w:numPr>
+        <w:tabs>
+          <w:tab w:val="clear" w:pos="1440"/>
+          <w:tab w:val="num" w:pos="1800"/>
+        </w:tabs>
+        <w:ind w:left="1800"/>
+      </w:pPr>
+      <w:r>
+        <w:rPr>
+          <w:i/>
+          <w:iCs/>
+        </w:rPr>
+        <w:t>Email đã tồn tại:</w:t>
+      </w:r>
+      <w:r>
+        <w:t xml:space="preserve"> Tại bước 5, nếu email đã có trong hệ thống, hệ thống giữ nguyên Form và báo lỗi: "Email này đã được sử dụng. Vui lòng đăng nhập hoặc sử dụng email khác."</w:t>
+      </w:r>
+    </w:p>
+    <w:p>
+      <w:pPr>
+        <w:pStyle w:val="ListParagraph"/>
+        <w:numPr>
+          <w:ilvl w:val="0"/>
+          <w:numId w:val="24"/>
+        </w:numPr>
         <w:rPr>
           <w:b/>
           <w:bCs/>
         </w:rPr>
-        <w:t>movies (1) - (N) showtimes:</w:t>
-      </w:r>
-      <w:r>
-        <w:t xml:space="preserve"> Một bộ phim có thể có nhiều suất chiếu vào các khung giờ khác nhau.</w:t>
-      </w:r>
-    </w:p>
-    <w:p>
-      <w:pPr>
-        <w:pStyle w:val="ListParagraph"/>
-        <w:numPr>
-          <w:ilvl w:val="0"/>
-          <w:numId w:val="7"/>
-        </w:numPr>
-        <w:tabs>
-          <w:tab w:val="clear" w:pos="720"/>
-          <w:tab w:val="num" w:pos="1080"/>
-        </w:tabs>
-        <w:ind w:left="1080"/>
       </w:pPr>
       <w:r>
         <w:rPr>
           <w:b/>
           <w:bCs/>
         </w:rPr>
-        <w:t>rooms (1) - (N) showtimes:</w:t>
-      </w:r>
-      <w:r>
-        <w:t xml:space="preserve"> Một phòng chiếu có thể phục vụ nhiều suất chiếu (của các phim khác nhau) trong một ngày.</w:t>
-      </w:r>
-    </w:p>
-    <w:p>
-      <w:pPr>
-        <w:pStyle w:val="ListParagraph"/>
-        <w:numPr>
-          <w:ilvl w:val="0"/>
-          <w:numId w:val="7"/>
-        </w:numPr>
-        <w:tabs>
-          <w:tab w:val="clear" w:pos="720"/>
-          <w:tab w:val="num" w:pos="1080"/>
-        </w:tabs>
-        <w:ind w:left="1080"/>
-      </w:pPr>
+        <w:t>K</w:t>
+      </w:r>
       <w:r>
         <w:rPr>
           <w:b/>
           <w:bCs/>
         </w:rPr>
-        <w:t>users (1) - (N) bookings:</w:t>
-      </w:r>
-      <w:r>
-        <w:t xml:space="preserve"> Một khách hàng có thể tạo nhiều đơn đặt vé.</w:t>
-      </w:r>
-    </w:p>
-    <w:p>
-      <w:pPr>
-        <w:pStyle w:val="ListParagraph"/>
-        <w:numPr>
-          <w:ilvl w:val="0"/>
-          <w:numId w:val="7"/>
-        </w:numPr>
-        <w:tabs>
-          <w:tab w:val="clear" w:pos="720"/>
-          <w:tab w:val="num" w:pos="1080"/>
-        </w:tabs>
-        <w:ind w:left="1080"/>
-      </w:pPr>
+        <w:t>ịch bản 4: đăng nhập và xác thực phân qu</w:t>
+      </w:r>
       <w:r>
         <w:rPr>
           <w:b/>
           <w:bCs/>
         </w:rPr>
-        <w:t>bookings (1) - (N) booking_details:</w:t>
-      </w:r>
-      <w:r>
-        <w:t xml:space="preserve"> Một đơn đặt vé có thể mua nhiều ghế (chi tiết đơn).</w:t>
-      </w:r>
-    </w:p>
-    <w:p>
-      <w:pPr>
-        <w:pStyle w:val="ListParagraph"/>
-        <w:numPr>
-          <w:ilvl w:val="0"/>
-          <w:numId w:val="7"/>
+        <w:t>yền</w:t>
+      </w:r>
+    </w:p>
+    <w:p>
+      <w:pPr>
+        <w:pStyle w:val="ListParagraph"/>
+        <w:numPr>
+          <w:ilvl w:val="0"/>
+          <w:numId w:val="31"/>
         </w:numPr>
         <w:tabs>
           <w:tab w:val="clear" w:pos="720"/>
@@ -1744,18 +2410,18 @@
           <w:b/>
           <w:bCs/>
         </w:rPr>
-        <w:t>showtimes (1) - (N) booking_details:</w:t>
-      </w:r>
-      <w:r>
-        <w:t xml:space="preserve"> Một suất chiếu sẽ bán ra nhiều vé (chi tiết đơn) cho nhiều khách khác nhau.</w:t>
-      </w:r>
-    </w:p>
-    <w:p>
-      <w:pPr>
-        <w:pStyle w:val="ListParagraph"/>
-        <w:numPr>
-          <w:ilvl w:val="0"/>
-          <w:numId w:val="7"/>
+        <w:t>Tên kịch bản:</w:t>
+      </w:r>
+      <w:r>
+        <w:t xml:space="preserve"> Người dùng đăng nhập vào hệ thống để lấy quyền truy cập.</w:t>
+      </w:r>
+    </w:p>
+    <w:p>
+      <w:pPr>
+        <w:pStyle w:val="ListParagraph"/>
+        <w:numPr>
+          <w:ilvl w:val="0"/>
+          <w:numId w:val="31"/>
         </w:numPr>
         <w:tabs>
           <w:tab w:val="clear" w:pos="720"/>
@@ -1768,18 +2434,18 @@
           <w:b/>
           <w:bCs/>
         </w:rPr>
-        <w:t>vouchers (1) - (N) bookings:</w:t>
-      </w:r>
-      <w:r>
-        <w:t xml:space="preserve"> Một mã giảm giá (nếu là mã dùng chung) có thể được áp dụng cho nhiều đơn hàng.</w:t>
-      </w:r>
-    </w:p>
-    <w:p>
-      <w:pPr>
-        <w:pStyle w:val="ListParagraph"/>
-        <w:numPr>
-          <w:ilvl w:val="0"/>
-          <w:numId w:val="8"/>
+        <w:t>Tác nhân (Actor):</w:t>
+      </w:r>
+      <w:r>
+        <w:t xml:space="preserve"> Khách hàng (Customer) hoặc Quản trị viên (Admin) chưa đăng nhập.</w:t>
+      </w:r>
+    </w:p>
+    <w:p>
+      <w:pPr>
+        <w:pStyle w:val="ListParagraph"/>
+        <w:numPr>
+          <w:ilvl w:val="0"/>
+          <w:numId w:val="31"/>
         </w:numPr>
         <w:tabs>
           <w:tab w:val="clear" w:pos="720"/>
@@ -1792,46 +2458,280 @@
           <w:b/>
           <w:bCs/>
         </w:rPr>
-        <w:t>bookings (1) - (1) payments:</w:t>
-      </w:r>
-      <w:r>
-        <w:t xml:space="preserve"> Mỗi đơn đặt vé chỉ đi kèm với một giao dịch thanh toán cụ thể.</w:t>
-      </w:r>
-    </w:p>
-    <w:p>
-      <w:pPr>
-        <w:pStyle w:val="ListParagraph"/>
-        <w:numPr>
-          <w:ilvl w:val="0"/>
-          <w:numId w:val="9"/>
-        </w:numPr>
+        <w:t>Điều kiện tiên quyết:</w:t>
+      </w:r>
+      <w:r>
+        <w:t xml:space="preserve"> Người dùng đã đăng ký tài khoản thành công và đang truy cập vào trang Đăng nhập của hệ thống.</w:t>
+      </w:r>
+    </w:p>
+    <w:p>
+      <w:pPr>
+        <w:pStyle w:val="ListParagraph"/>
+        <w:numPr>
+          <w:ilvl w:val="0"/>
+          <w:numId w:val="31"/>
+        </w:numPr>
+        <w:tabs>
+          <w:tab w:val="clear" w:pos="720"/>
+          <w:tab w:val="num" w:pos="1080"/>
+        </w:tabs>
+        <w:ind w:left="1080"/>
       </w:pPr>
       <w:r>
         <w:rPr>
           <w:b/>
           <w:bCs/>
         </w:rPr>
-        <w:t>users (N) - (N) vouchers:</w:t>
-      </w:r>
-      <w:r>
-        <w:t xml:space="preserve"> Một người dùng có thể lưu nhiều mã giảm giá, và một mã giảm giá có thể được lưu bởi nhiều người dùng. Mối quan hệ này được tách ra thành 2 quan hệ 1-N thông qua bảng trung gian </w:t>
+        <w:t>Luồng sự kiện chính (Main Flow):</w:t>
+      </w:r>
+    </w:p>
+    <w:p>
+      <w:pPr>
+        <w:pStyle w:val="ListParagraph"/>
+        <w:numPr>
+          <w:ilvl w:val="1"/>
+          <w:numId w:val="31"/>
+        </w:numPr>
+        <w:tabs>
+          <w:tab w:val="clear" w:pos="1440"/>
+          <w:tab w:val="num" w:pos="1800"/>
+        </w:tabs>
+        <w:ind w:left="1800"/>
+      </w:pPr>
+      <w:r>
+        <w:t>Người dùng nhập thông tin bao gồm Tên đăng nhập (Email) và Mật khẩu vào biểu mẫu (Form).</w:t>
+      </w:r>
+    </w:p>
+    <w:p>
+      <w:pPr>
+        <w:pStyle w:val="ListParagraph"/>
+        <w:numPr>
+          <w:ilvl w:val="1"/>
+          <w:numId w:val="31"/>
+        </w:numPr>
+        <w:tabs>
+          <w:tab w:val="clear" w:pos="1440"/>
+          <w:tab w:val="num" w:pos="1800"/>
+        </w:tabs>
+        <w:ind w:left="1800"/>
+      </w:pPr>
+      <w:r>
+        <w:t>Người dùng nhấn nút "Đăng nhập".</w:t>
+      </w:r>
+    </w:p>
+    <w:p>
+      <w:pPr>
+        <w:pStyle w:val="ListParagraph"/>
+        <w:numPr>
+          <w:ilvl w:val="1"/>
+          <w:numId w:val="31"/>
+        </w:numPr>
+        <w:tabs>
+          <w:tab w:val="clear" w:pos="1440"/>
+          <w:tab w:val="num" w:pos="1800"/>
+        </w:tabs>
+        <w:ind w:left="1800"/>
+      </w:pPr>
+      <w:r>
+        <w:t>Hệ thống tiếp nhận dữ liệu và tìm kiếm tài khoản trong cơ sở dữ liệu dựa trên Email.</w:t>
+      </w:r>
+    </w:p>
+    <w:p>
+      <w:pPr>
+        <w:pStyle w:val="ListParagraph"/>
+        <w:numPr>
+          <w:ilvl w:val="1"/>
+          <w:numId w:val="31"/>
+        </w:numPr>
+        <w:tabs>
+          <w:tab w:val="clear" w:pos="1440"/>
+          <w:tab w:val="num" w:pos="1800"/>
+        </w:tabs>
+        <w:ind w:left="1800"/>
+      </w:pPr>
+      <w:r>
+        <w:t>Hệ thống sử dụng thuật toán giải mã (BCrypt) để đối chiếu mật khẩu người dùng vừa nhập với mật khẩu đã được mã hóa trong cơ sở dữ liệu.</w:t>
+      </w:r>
+    </w:p>
+    <w:p>
+      <w:pPr>
+        <w:pStyle w:val="ListParagraph"/>
+        <w:numPr>
+          <w:ilvl w:val="1"/>
+          <w:numId w:val="31"/>
+        </w:numPr>
+        <w:tabs>
+          <w:tab w:val="clear" w:pos="1440"/>
+          <w:tab w:val="num" w:pos="1800"/>
+        </w:tabs>
+        <w:ind w:left="1800"/>
+      </w:pPr>
+      <w:r>
+        <w:t>Xác thực thành công, hệ thống tiến hành tạo ra một "thẻ thông hành" mã hóa (JWT Token). Token này chứa các thông tin cơ bản của người dùng và Quyền hạn (Role) của họ.</w:t>
+      </w:r>
+    </w:p>
+    <w:p>
+      <w:pPr>
+        <w:pStyle w:val="ListParagraph"/>
+        <w:numPr>
+          <w:ilvl w:val="1"/>
+          <w:numId w:val="31"/>
+        </w:numPr>
+        <w:tabs>
+          <w:tab w:val="clear" w:pos="1440"/>
+          <w:tab w:val="num" w:pos="1800"/>
+        </w:tabs>
+        <w:ind w:left="1800"/>
+      </w:pPr>
+      <w:r>
+        <w:t>Hệ thống gửi Token này về lại cho giao diện Frontend kèm thông báo "Đăng nhập thành công".</w:t>
+      </w:r>
+    </w:p>
+    <w:p>
+      <w:pPr>
+        <w:pStyle w:val="ListParagraph"/>
+        <w:numPr>
+          <w:ilvl w:val="1"/>
+          <w:numId w:val="31"/>
+        </w:numPr>
+        <w:tabs>
+          <w:tab w:val="clear" w:pos="1440"/>
+          <w:tab w:val="num" w:pos="1800"/>
+        </w:tabs>
+        <w:ind w:left="1800"/>
+      </w:pPr>
+      <w:r>
+        <w:t>Giao diện lưu trữ Token vào bộ nhớ trình duyệt (LocalStorage/Cookies) và tự động chuyển hướng người dùng dựa theo Quyền (Role):</w:t>
+      </w:r>
+    </w:p>
+    <w:p>
+      <w:pPr>
+        <w:pStyle w:val="ListParagraph"/>
+        <w:numPr>
+          <w:ilvl w:val="2"/>
+          <w:numId w:val="31"/>
+        </w:numPr>
+        <w:tabs>
+          <w:tab w:val="clear" w:pos="2160"/>
+          <w:tab w:val="num" w:pos="2520"/>
+        </w:tabs>
+        <w:ind w:left="2520"/>
+      </w:pPr>
+      <w:r>
+        <w:t xml:space="preserve">Nếu quyền là </w:t>
       </w:r>
       <w:r>
         <w:rPr>
           <w:b/>
           <w:bCs/>
         </w:rPr>
-        <w:t>user_vouchers</w:t>
-      </w:r>
-      <w:r>
-        <w:t>.</w:t>
-      </w:r>
-    </w:p>
-    <w:p>
-      <w:r>
-        <w:t>https://drawdb.vercel.app/editor/diagrams/54b06ebc-11d5-42cd-a6cb-bcd87c062426</w:t>
-      </w:r>
-    </w:p>
+        <w:t>CUSTOMER</w:t>
+      </w:r>
+      <w:r>
+        <w:t>: Chuyển hướng người dùng về Trang chủ để tiếp tục xem phim và đặt vé.</w:t>
+      </w:r>
+    </w:p>
+    <w:p>
+      <w:pPr>
+        <w:pStyle w:val="ListParagraph"/>
+        <w:numPr>
+          <w:ilvl w:val="2"/>
+          <w:numId w:val="31"/>
+        </w:numPr>
+        <w:tabs>
+          <w:tab w:val="clear" w:pos="2160"/>
+          <w:tab w:val="num" w:pos="2520"/>
+        </w:tabs>
+        <w:ind w:left="2520"/>
+      </w:pPr>
+      <w:r>
+        <w:t xml:space="preserve">Nếu quyền là </w:t>
+      </w:r>
+      <w:r>
+        <w:rPr>
+          <w:b/>
+          <w:bCs/>
+        </w:rPr>
+        <w:t>ADMIN</w:t>
+      </w:r>
+      <w:r>
+        <w:t>: Chuyển hướng người dùng vào trang Quản trị (Dashboard) để bắt đầu công việc quản lý.</w:t>
+      </w:r>
+    </w:p>
+    <w:p>
+      <w:pPr>
+        <w:pStyle w:val="ListParagraph"/>
+        <w:numPr>
+          <w:ilvl w:val="0"/>
+          <w:numId w:val="31"/>
+        </w:numPr>
+        <w:tabs>
+          <w:tab w:val="clear" w:pos="720"/>
+        </w:tabs>
+      </w:pPr>
+      <w:r>
+        <w:rPr>
+          <w:b/>
+          <w:bCs/>
+        </w:rPr>
+        <w:t>Luồng ngoại lệ (Alternative Flow):</w:t>
+      </w:r>
+    </w:p>
+    <w:p>
+      <w:pPr>
+        <w:pStyle w:val="ListParagraph"/>
+        <w:numPr>
+          <w:ilvl w:val="1"/>
+          <w:numId w:val="32"/>
+        </w:numPr>
+        <w:tabs>
+          <w:tab w:val="clear" w:pos="1440"/>
+          <w:tab w:val="num" w:pos="1800"/>
+        </w:tabs>
+        <w:ind w:left="1800"/>
+      </w:pPr>
+      <w:r>
+        <w:rPr>
+          <w:i/>
+          <w:iCs/>
+        </w:rPr>
+        <w:t>Ngoại lệ 1 (Sai thông tin):</w:t>
+      </w:r>
+      <w:r>
+        <w:t xml:space="preserve"> Tại bước 3 hoặc bước 4, nếu Email không tồn tại trong hệ thống hoặc mật khẩu nhập vào không khớp, hệ thống lập tức từ chối yêu cầu và hiển thị thông báo lỗi: "Email hoặc mật khẩu không chính xác. Vui lòng thử lại!".</w:t>
+      </w:r>
+    </w:p>
+    <w:p>
+      <w:pPr>
+        <w:pStyle w:val="ListParagraph"/>
+        <w:numPr>
+          <w:ilvl w:val="1"/>
+          <w:numId w:val="32"/>
+        </w:numPr>
+        <w:tabs>
+          <w:tab w:val="clear" w:pos="1440"/>
+          <w:tab w:val="num" w:pos="1800"/>
+        </w:tabs>
+        <w:ind w:left="1800"/>
+      </w:pPr>
+      <w:r>
+        <w:rPr>
+          <w:i/>
+          <w:iCs/>
+        </w:rPr>
+        <w:lastRenderedPageBreak/>
+        <w:t>Ngoại lệ 2 (Bỏ trống trường dữ liệu):</w:t>
+      </w:r>
+      <w:r>
+        <w:t xml:space="preserve"> Ngay tại bước 2, nếu người dùng để trống Email hoặc Mật khẩu, hệ thống (Frontend) sẽ chặn lại và cảnh báo "Vui lòng nhập đầy đủ thông tin" mà không cần gửi dữ liệu xuống máy chủ.</w:t>
+      </w:r>
+    </w:p>
+    <w:p>
+      <w:pPr>
+        <w:pStyle w:val="ListParagraph"/>
+      </w:pPr>
+    </w:p>
+    <w:p/>
     <w:sectPr>
       <w:pgSz w:w="12240" w:h="15840"/>
       <w:pgMar w:top="1440" w:right="1440" w:bottom="1440" w:left="1440" w:header="720" w:footer="720" w:gutter="0"/>
@@ -2107,6 +3007,296 @@
     </w:lvl>
   </w:abstractNum>
   <w:abstractNum w:abstractNumId="2" w15:restartNumberingAfterBreak="0">
+    <w:nsid w:val="0D064B1B"/>
+    <w:multiLevelType w:val="multilevel"/>
+    <w:tmpl w:val="242857DE"/>
+    <w:lvl w:ilvl="0">
+      <w:start w:val="1"/>
+      <w:numFmt w:val="bullet"/>
+      <w:lvlText w:val=""/>
+      <w:lvlJc w:val="left"/>
+      <w:pPr>
+        <w:tabs>
+          <w:tab w:val="num" w:pos="1080"/>
+        </w:tabs>
+        <w:ind w:left="1080" w:hanging="360"/>
+      </w:pPr>
+      <w:rPr>
+        <w:rFonts w:ascii="Symbol" w:hAnsi="Symbol" w:hint="default"/>
+        <w:sz w:val="20"/>
+      </w:rPr>
+    </w:lvl>
+    <w:lvl w:ilvl="1">
+      <w:start w:val="1"/>
+      <w:numFmt w:val="decimal"/>
+      <w:lvlText w:val="%2."/>
+      <w:lvlJc w:val="left"/>
+      <w:pPr>
+        <w:tabs>
+          <w:tab w:val="num" w:pos="1800"/>
+        </w:tabs>
+        <w:ind w:left="1800" w:hanging="360"/>
+      </w:pPr>
+    </w:lvl>
+    <w:lvl w:ilvl="2" w:tentative="1">
+      <w:start w:val="1"/>
+      <w:numFmt w:val="bullet"/>
+      <w:lvlText w:val=""/>
+      <w:lvlJc w:val="left"/>
+      <w:pPr>
+        <w:tabs>
+          <w:tab w:val="num" w:pos="2520"/>
+        </w:tabs>
+        <w:ind w:left="2520" w:hanging="360"/>
+      </w:pPr>
+      <w:rPr>
+        <w:rFonts w:ascii="Wingdings" w:hAnsi="Wingdings" w:hint="default"/>
+        <w:sz w:val="20"/>
+      </w:rPr>
+    </w:lvl>
+    <w:lvl w:ilvl="3" w:tentative="1">
+      <w:start w:val="1"/>
+      <w:numFmt w:val="bullet"/>
+      <w:lvlText w:val=""/>
+      <w:lvlJc w:val="left"/>
+      <w:pPr>
+        <w:tabs>
+          <w:tab w:val="num" w:pos="3240"/>
+        </w:tabs>
+        <w:ind w:left="3240" w:hanging="360"/>
+      </w:pPr>
+      <w:rPr>
+        <w:rFonts w:ascii="Wingdings" w:hAnsi="Wingdings" w:hint="default"/>
+        <w:sz w:val="20"/>
+      </w:rPr>
+    </w:lvl>
+    <w:lvl w:ilvl="4" w:tentative="1">
+      <w:start w:val="1"/>
+      <w:numFmt w:val="bullet"/>
+      <w:lvlText w:val=""/>
+      <w:lvlJc w:val="left"/>
+      <w:pPr>
+        <w:tabs>
+          <w:tab w:val="num" w:pos="3960"/>
+        </w:tabs>
+        <w:ind w:left="3960" w:hanging="360"/>
+      </w:pPr>
+      <w:rPr>
+        <w:rFonts w:ascii="Wingdings" w:hAnsi="Wingdings" w:hint="default"/>
+        <w:sz w:val="20"/>
+      </w:rPr>
+    </w:lvl>
+    <w:lvl w:ilvl="5" w:tentative="1">
+      <w:start w:val="1"/>
+      <w:numFmt w:val="bullet"/>
+      <w:lvlText w:val=""/>
+      <w:lvlJc w:val="left"/>
+      <w:pPr>
+        <w:tabs>
+          <w:tab w:val="num" w:pos="4680"/>
+        </w:tabs>
+        <w:ind w:left="4680" w:hanging="360"/>
+      </w:pPr>
+      <w:rPr>
+        <w:rFonts w:ascii="Wingdings" w:hAnsi="Wingdings" w:hint="default"/>
+        <w:sz w:val="20"/>
+      </w:rPr>
+    </w:lvl>
+    <w:lvl w:ilvl="6" w:tentative="1">
+      <w:start w:val="1"/>
+      <w:numFmt w:val="bullet"/>
+      <w:lvlText w:val=""/>
+      <w:lvlJc w:val="left"/>
+      <w:pPr>
+        <w:tabs>
+          <w:tab w:val="num" w:pos="5400"/>
+        </w:tabs>
+        <w:ind w:left="5400" w:hanging="360"/>
+      </w:pPr>
+      <w:rPr>
+        <w:rFonts w:ascii="Wingdings" w:hAnsi="Wingdings" w:hint="default"/>
+        <w:sz w:val="20"/>
+      </w:rPr>
+    </w:lvl>
+    <w:lvl w:ilvl="7" w:tentative="1">
+      <w:start w:val="1"/>
+      <w:numFmt w:val="bullet"/>
+      <w:lvlText w:val=""/>
+      <w:lvlJc w:val="left"/>
+      <w:pPr>
+        <w:tabs>
+          <w:tab w:val="num" w:pos="6120"/>
+        </w:tabs>
+        <w:ind w:left="6120" w:hanging="360"/>
+      </w:pPr>
+      <w:rPr>
+        <w:rFonts w:ascii="Wingdings" w:hAnsi="Wingdings" w:hint="default"/>
+        <w:sz w:val="20"/>
+      </w:rPr>
+    </w:lvl>
+    <w:lvl w:ilvl="8" w:tentative="1">
+      <w:start w:val="1"/>
+      <w:numFmt w:val="bullet"/>
+      <w:lvlText w:val=""/>
+      <w:lvlJc w:val="left"/>
+      <w:pPr>
+        <w:tabs>
+          <w:tab w:val="num" w:pos="6840"/>
+        </w:tabs>
+        <w:ind w:left="6840" w:hanging="360"/>
+      </w:pPr>
+      <w:rPr>
+        <w:rFonts w:ascii="Wingdings" w:hAnsi="Wingdings" w:hint="default"/>
+        <w:sz w:val="20"/>
+      </w:rPr>
+    </w:lvl>
+  </w:abstractNum>
+  <w:abstractNum w:abstractNumId="3" w15:restartNumberingAfterBreak="0">
+    <w:nsid w:val="0F0E48C1"/>
+    <w:multiLevelType w:val="multilevel"/>
+    <w:tmpl w:val="AD9E0C2A"/>
+    <w:lvl w:ilvl="0">
+      <w:start w:val="1"/>
+      <w:numFmt w:val="bullet"/>
+      <w:lvlText w:val=""/>
+      <w:lvlJc w:val="left"/>
+      <w:pPr>
+        <w:tabs>
+          <w:tab w:val="num" w:pos="720"/>
+        </w:tabs>
+        <w:ind w:left="720" w:hanging="360"/>
+      </w:pPr>
+      <w:rPr>
+        <w:rFonts w:ascii="Symbol" w:hAnsi="Symbol" w:hint="default"/>
+        <w:sz w:val="20"/>
+      </w:rPr>
+    </w:lvl>
+    <w:lvl w:ilvl="1">
+      <w:start w:val="1"/>
+      <w:numFmt w:val="decimal"/>
+      <w:lvlText w:val="%2."/>
+      <w:lvlJc w:val="left"/>
+      <w:pPr>
+        <w:tabs>
+          <w:tab w:val="num" w:pos="1440"/>
+        </w:tabs>
+        <w:ind w:left="1440" w:hanging="360"/>
+      </w:pPr>
+    </w:lvl>
+    <w:lvl w:ilvl="2">
+      <w:start w:val="1"/>
+      <w:numFmt w:val="bullet"/>
+      <w:lvlText w:val=""/>
+      <w:lvlJc w:val="left"/>
+      <w:pPr>
+        <w:tabs>
+          <w:tab w:val="num" w:pos="2160"/>
+        </w:tabs>
+        <w:ind w:left="2160" w:hanging="360"/>
+      </w:pPr>
+      <w:rPr>
+        <w:rFonts w:ascii="Wingdings" w:hAnsi="Wingdings" w:hint="default"/>
+        <w:sz w:val="20"/>
+      </w:rPr>
+    </w:lvl>
+    <w:lvl w:ilvl="3" w:tentative="1">
+      <w:start w:val="1"/>
+      <w:numFmt w:val="bullet"/>
+      <w:lvlText w:val=""/>
+      <w:lvlJc w:val="left"/>
+      <w:pPr>
+        <w:tabs>
+          <w:tab w:val="num" w:pos="2880"/>
+        </w:tabs>
+        <w:ind w:left="2880" w:hanging="360"/>
+      </w:pPr>
+      <w:rPr>
+        <w:rFonts w:ascii="Wingdings" w:hAnsi="Wingdings" w:hint="default"/>
+        <w:sz w:val="20"/>
+      </w:rPr>
+    </w:lvl>
+    <w:lvl w:ilvl="4" w:tentative="1">
+      <w:start w:val="1"/>
+      <w:numFmt w:val="bullet"/>
+      <w:lvlText w:val=""/>
+      <w:lvlJc w:val="left"/>
+      <w:pPr>
+        <w:tabs>
+          <w:tab w:val="num" w:pos="3600"/>
+        </w:tabs>
+        <w:ind w:left="3600" w:hanging="360"/>
+      </w:pPr>
+      <w:rPr>
+        <w:rFonts w:ascii="Wingdings" w:hAnsi="Wingdings" w:hint="default"/>
+        <w:sz w:val="20"/>
+      </w:rPr>
+    </w:lvl>
+    <w:lvl w:ilvl="5" w:tentative="1">
+      <w:start w:val="1"/>
+      <w:numFmt w:val="bullet"/>
+      <w:lvlText w:val=""/>
+      <w:lvlJc w:val="left"/>
+      <w:pPr>
+        <w:tabs>
+          <w:tab w:val="num" w:pos="4320"/>
+        </w:tabs>
+        <w:ind w:left="4320" w:hanging="360"/>
+      </w:pPr>
+      <w:rPr>
+        <w:rFonts w:ascii="Wingdings" w:hAnsi="Wingdings" w:hint="default"/>
+        <w:sz w:val="20"/>
+      </w:rPr>
+    </w:lvl>
+    <w:lvl w:ilvl="6" w:tentative="1">
+      <w:start w:val="1"/>
+      <w:numFmt w:val="bullet"/>
+      <w:lvlText w:val=""/>
+      <w:lvlJc w:val="left"/>
+      <w:pPr>
+        <w:tabs>
+          <w:tab w:val="num" w:pos="5040"/>
+        </w:tabs>
+        <w:ind w:left="5040" w:hanging="360"/>
+      </w:pPr>
+      <w:rPr>
+        <w:rFonts w:ascii="Wingdings" w:hAnsi="Wingdings" w:hint="default"/>
+        <w:sz w:val="20"/>
+      </w:rPr>
+    </w:lvl>
+    <w:lvl w:ilvl="7" w:tentative="1">
+      <w:start w:val="1"/>
+      <w:numFmt w:val="bullet"/>
+      <w:lvlText w:val=""/>
+      <w:lvlJc w:val="left"/>
+      <w:pPr>
+        <w:tabs>
+          <w:tab w:val="num" w:pos="5760"/>
+        </w:tabs>
+        <w:ind w:left="5760" w:hanging="360"/>
+      </w:pPr>
+      <w:rPr>
+        <w:rFonts w:ascii="Wingdings" w:hAnsi="Wingdings" w:hint="default"/>
+        <w:sz w:val="20"/>
+      </w:rPr>
+    </w:lvl>
+    <w:lvl w:ilvl="8" w:tentative="1">
+      <w:start w:val="1"/>
+      <w:numFmt w:val="bullet"/>
+      <w:lvlText w:val=""/>
+      <w:lvlJc w:val="left"/>
+      <w:pPr>
+        <w:tabs>
+          <w:tab w:val="num" w:pos="6480"/>
+        </w:tabs>
+        <w:ind w:left="6480" w:hanging="360"/>
+      </w:pPr>
+      <w:rPr>
+        <w:rFonts w:ascii="Wingdings" w:hAnsi="Wingdings" w:hint="default"/>
+        <w:sz w:val="20"/>
+      </w:rPr>
+    </w:lvl>
+  </w:abstractNum>
+  <w:abstractNum w:abstractNumId="4" w15:restartNumberingAfterBreak="0">
     <w:nsid w:val="12847D72"/>
     <w:multiLevelType w:val="multilevel"/>
     <w:tmpl w:val="A3625F5A"/>
@@ -2255,7 +3445,7 @@
       </w:rPr>
     </w:lvl>
   </w:abstractNum>
-  <w:abstractNum w:abstractNumId="3" w15:restartNumberingAfterBreak="0">
+  <w:abstractNum w:abstractNumId="5" w15:restartNumberingAfterBreak="0">
     <w:nsid w:val="1F507509"/>
     <w:multiLevelType w:val="multilevel"/>
     <w:tmpl w:val="73CCC4B8"/>
@@ -2404,7 +3594,7 @@
       </w:rPr>
     </w:lvl>
   </w:abstractNum>
-  <w:abstractNum w:abstractNumId="4" w15:restartNumberingAfterBreak="0">
+  <w:abstractNum w:abstractNumId="6" w15:restartNumberingAfterBreak="0">
     <w:nsid w:val="21FE4B70"/>
     <w:multiLevelType w:val="multilevel"/>
     <w:tmpl w:val="A67C75DE"/>
@@ -2553,7 +3743,7 @@
       </w:rPr>
     </w:lvl>
   </w:abstractNum>
-  <w:abstractNum w:abstractNumId="5" w15:restartNumberingAfterBreak="0">
+  <w:abstractNum w:abstractNumId="7" w15:restartNumberingAfterBreak="0">
     <w:nsid w:val="26A84018"/>
     <w:multiLevelType w:val="hybridMultilevel"/>
     <w:tmpl w:val="284C611C"/>
@@ -2666,7 +3856,7 @@
       </w:rPr>
     </w:lvl>
   </w:abstractNum>
-  <w:abstractNum w:abstractNumId="6" w15:restartNumberingAfterBreak="0">
+  <w:abstractNum w:abstractNumId="8" w15:restartNumberingAfterBreak="0">
     <w:nsid w:val="2C5F6C93"/>
     <w:multiLevelType w:val="hybridMultilevel"/>
     <w:tmpl w:val="412478A0"/>
@@ -2779,7 +3969,7 @@
       </w:rPr>
     </w:lvl>
   </w:abstractNum>
-  <w:abstractNum w:abstractNumId="7" w15:restartNumberingAfterBreak="0">
+  <w:abstractNum w:abstractNumId="9" w15:restartNumberingAfterBreak="0">
     <w:nsid w:val="2FBF75A8"/>
     <w:multiLevelType w:val="multilevel"/>
     <w:tmpl w:val="A90233B4"/>
@@ -2925,7 +4115,7 @@
       </w:rPr>
     </w:lvl>
   </w:abstractNum>
-  <w:abstractNum w:abstractNumId="8" w15:restartNumberingAfterBreak="0">
+  <w:abstractNum w:abstractNumId="10" w15:restartNumberingAfterBreak="0">
     <w:nsid w:val="33323B52"/>
     <w:multiLevelType w:val="hybridMultilevel"/>
     <w:tmpl w:val="28220D84"/>
@@ -3038,7 +4228,7 @@
       </w:rPr>
     </w:lvl>
   </w:abstractNum>
-  <w:abstractNum w:abstractNumId="9" w15:restartNumberingAfterBreak="0">
+  <w:abstractNum w:abstractNumId="11" w15:restartNumberingAfterBreak="0">
     <w:nsid w:val="362972D5"/>
     <w:multiLevelType w:val="hybridMultilevel"/>
     <w:tmpl w:val="34DC2B0E"/>
@@ -3151,7 +4341,7 @@
       </w:rPr>
     </w:lvl>
   </w:abstractNum>
-  <w:abstractNum w:abstractNumId="10" w15:restartNumberingAfterBreak="0">
+  <w:abstractNum w:abstractNumId="12" w15:restartNumberingAfterBreak="0">
     <w:nsid w:val="4368278C"/>
     <w:multiLevelType w:val="multilevel"/>
     <w:tmpl w:val="B858B376"/>
@@ -3300,7 +4490,7 @@
       </w:rPr>
     </w:lvl>
   </w:abstractNum>
-  <w:abstractNum w:abstractNumId="11" w15:restartNumberingAfterBreak="0">
+  <w:abstractNum w:abstractNumId="13" w15:restartNumberingAfterBreak="0">
     <w:nsid w:val="49602478"/>
     <w:multiLevelType w:val="multilevel"/>
     <w:tmpl w:val="15EC5106"/>
@@ -3445,7 +4635,7 @@
       </w:rPr>
     </w:lvl>
   </w:abstractNum>
-  <w:abstractNum w:abstractNumId="12" w15:restartNumberingAfterBreak="0">
+  <w:abstractNum w:abstractNumId="14" w15:restartNumberingAfterBreak="0">
     <w:nsid w:val="5475608B"/>
     <w:multiLevelType w:val="hybridMultilevel"/>
     <w:tmpl w:val="222C706C"/>
@@ -3558,7 +4748,7 @@
       </w:rPr>
     </w:lvl>
   </w:abstractNum>
-  <w:abstractNum w:abstractNumId="13" w15:restartNumberingAfterBreak="0">
+  <w:abstractNum w:abstractNumId="15" w15:restartNumberingAfterBreak="0">
     <w:nsid w:val="557C4004"/>
     <w:multiLevelType w:val="multilevel"/>
     <w:tmpl w:val="37540E4A"/>
@@ -3707,7 +4897,7 @@
       </w:rPr>
     </w:lvl>
   </w:abstractNum>
-  <w:abstractNum w:abstractNumId="14" w15:restartNumberingAfterBreak="0">
+  <w:abstractNum w:abstractNumId="16" w15:restartNumberingAfterBreak="0">
     <w:nsid w:val="579E1E7E"/>
     <w:multiLevelType w:val="hybridMultilevel"/>
     <w:tmpl w:val="11E0060A"/>
@@ -3820,7 +5010,7 @@
       </w:rPr>
     </w:lvl>
   </w:abstractNum>
-  <w:abstractNum w:abstractNumId="15" w15:restartNumberingAfterBreak="0">
+  <w:abstractNum w:abstractNumId="17" w15:restartNumberingAfterBreak="0">
     <w:nsid w:val="58753E0B"/>
     <w:multiLevelType w:val="multilevel"/>
     <w:tmpl w:val="5D1ECE1C"/>
@@ -3941,7 +5131,7 @@
       </w:rPr>
     </w:lvl>
   </w:abstractNum>
-  <w:abstractNum w:abstractNumId="16" w15:restartNumberingAfterBreak="0">
+  <w:abstractNum w:abstractNumId="18" w15:restartNumberingAfterBreak="0">
     <w:nsid w:val="63F571A3"/>
     <w:multiLevelType w:val="hybridMultilevel"/>
     <w:tmpl w:val="759C7C28"/>
@@ -4054,7 +5244,152 @@
       </w:rPr>
     </w:lvl>
   </w:abstractNum>
-  <w:abstractNum w:abstractNumId="17" w15:restartNumberingAfterBreak="0">
+  <w:abstractNum w:abstractNumId="19" w15:restartNumberingAfterBreak="0">
+    <w:nsid w:val="65745478"/>
+    <w:multiLevelType w:val="multilevel"/>
+    <w:tmpl w:val="7C38FBE8"/>
+    <w:lvl w:ilvl="0">
+      <w:start w:val="1"/>
+      <w:numFmt w:val="bullet"/>
+      <w:lvlText w:val=""/>
+      <w:lvlJc w:val="left"/>
+      <w:pPr>
+        <w:tabs>
+          <w:tab w:val="num" w:pos="720"/>
+        </w:tabs>
+        <w:ind w:left="720" w:hanging="360"/>
+      </w:pPr>
+      <w:rPr>
+        <w:rFonts w:ascii="Symbol" w:hAnsi="Symbol" w:hint="default"/>
+        <w:sz w:val="20"/>
+      </w:rPr>
+    </w:lvl>
+    <w:lvl w:ilvl="1">
+      <w:start w:val="1"/>
+      <w:numFmt w:val="decimal"/>
+      <w:lvlText w:val="%2."/>
+      <w:lvlJc w:val="left"/>
+      <w:pPr>
+        <w:tabs>
+          <w:tab w:val="num" w:pos="1440"/>
+        </w:tabs>
+        <w:ind w:left="1440" w:hanging="360"/>
+      </w:pPr>
+    </w:lvl>
+    <w:lvl w:ilvl="2" w:tentative="1">
+      <w:start w:val="1"/>
+      <w:numFmt w:val="bullet"/>
+      <w:lvlText w:val=""/>
+      <w:lvlJc w:val="left"/>
+      <w:pPr>
+        <w:tabs>
+          <w:tab w:val="num" w:pos="2160"/>
+        </w:tabs>
+        <w:ind w:left="2160" w:hanging="360"/>
+      </w:pPr>
+      <w:rPr>
+        <w:rFonts w:ascii="Wingdings" w:hAnsi="Wingdings" w:hint="default"/>
+        <w:sz w:val="20"/>
+      </w:rPr>
+    </w:lvl>
+    <w:lvl w:ilvl="3" w:tentative="1">
+      <w:start w:val="1"/>
+      <w:numFmt w:val="bullet"/>
+      <w:lvlText w:val=""/>
+      <w:lvlJc w:val="left"/>
+      <w:pPr>
+        <w:tabs>
+          <w:tab w:val="num" w:pos="2880"/>
+        </w:tabs>
+        <w:ind w:left="2880" w:hanging="360"/>
+      </w:pPr>
+      <w:rPr>
+        <w:rFonts w:ascii="Wingdings" w:hAnsi="Wingdings" w:hint="default"/>
+        <w:sz w:val="20"/>
+      </w:rPr>
+    </w:lvl>
+    <w:lvl w:ilvl="4" w:tentative="1">
+      <w:start w:val="1"/>
+      <w:numFmt w:val="bullet"/>
+      <w:lvlText w:val=""/>
+      <w:lvlJc w:val="left"/>
+      <w:pPr>
+        <w:tabs>
+          <w:tab w:val="num" w:pos="3600"/>
+        </w:tabs>
+        <w:ind w:left="3600" w:hanging="360"/>
+      </w:pPr>
+      <w:rPr>
+        <w:rFonts w:ascii="Wingdings" w:hAnsi="Wingdings" w:hint="default"/>
+        <w:sz w:val="20"/>
+      </w:rPr>
+    </w:lvl>
+    <w:lvl w:ilvl="5" w:tentative="1">
+      <w:start w:val="1"/>
+      <w:numFmt w:val="bullet"/>
+      <w:lvlText w:val=""/>
+      <w:lvlJc w:val="left"/>
+      <w:pPr>
+        <w:tabs>
+          <w:tab w:val="num" w:pos="4320"/>
+        </w:tabs>
+        <w:ind w:left="4320" w:hanging="360"/>
+      </w:pPr>
+      <w:rPr>
+        <w:rFonts w:ascii="Wingdings" w:hAnsi="Wingdings" w:hint="default"/>
+        <w:sz w:val="20"/>
+      </w:rPr>
+    </w:lvl>
+    <w:lvl w:ilvl="6" w:tentative="1">
+      <w:start w:val="1"/>
+      <w:numFmt w:val="bullet"/>
+      <w:lvlText w:val=""/>
+      <w:lvlJc w:val="left"/>
+      <w:pPr>
+        <w:tabs>
+          <w:tab w:val="num" w:pos="5040"/>
+        </w:tabs>
+        <w:ind w:left="5040" w:hanging="360"/>
+      </w:pPr>
+      <w:rPr>
+        <w:rFonts w:ascii="Wingdings" w:hAnsi="Wingdings" w:hint="default"/>
+        <w:sz w:val="20"/>
+      </w:rPr>
+    </w:lvl>
+    <w:lvl w:ilvl="7" w:tentative="1">
+      <w:start w:val="1"/>
+      <w:numFmt w:val="bullet"/>
+      <w:lvlText w:val=""/>
+      <w:lvlJc w:val="left"/>
+      <w:pPr>
+        <w:tabs>
+          <w:tab w:val="num" w:pos="5760"/>
+        </w:tabs>
+        <w:ind w:left="5760" w:hanging="360"/>
+      </w:pPr>
+      <w:rPr>
+        <w:rFonts w:ascii="Wingdings" w:hAnsi="Wingdings" w:hint="default"/>
+        <w:sz w:val="20"/>
+      </w:rPr>
+    </w:lvl>
+    <w:lvl w:ilvl="8" w:tentative="1">
+      <w:start w:val="1"/>
+      <w:numFmt w:val="bullet"/>
+      <w:lvlText w:val=""/>
+      <w:lvlJc w:val="left"/>
+      <w:pPr>
+        <w:tabs>
+          <w:tab w:val="num" w:pos="6480"/>
+        </w:tabs>
+        <w:ind w:left="6480" w:hanging="360"/>
+      </w:pPr>
+      <w:rPr>
+        <w:rFonts w:ascii="Wingdings" w:hAnsi="Wingdings" w:hint="default"/>
+        <w:sz w:val="20"/>
+      </w:rPr>
+    </w:lvl>
+  </w:abstractNum>
+  <w:abstractNum w:abstractNumId="20" w15:restartNumberingAfterBreak="0">
     <w:nsid w:val="6A231BCB"/>
     <w:multiLevelType w:val="hybridMultilevel"/>
     <w:tmpl w:val="EE66773E"/>
@@ -4167,7 +5502,7 @@
       </w:rPr>
     </w:lvl>
   </w:abstractNum>
-  <w:abstractNum w:abstractNumId="18" w15:restartNumberingAfterBreak="0">
+  <w:abstractNum w:abstractNumId="21" w15:restartNumberingAfterBreak="0">
     <w:nsid w:val="6FF55FEA"/>
     <w:multiLevelType w:val="hybridMultilevel"/>
     <w:tmpl w:val="AC6E8888"/>
@@ -4280,7 +5615,7 @@
       </w:rPr>
     </w:lvl>
   </w:abstractNum>
-  <w:abstractNum w:abstractNumId="19" w15:restartNumberingAfterBreak="0">
+  <w:abstractNum w:abstractNumId="22" w15:restartNumberingAfterBreak="0">
     <w:nsid w:val="7391520B"/>
     <w:multiLevelType w:val="hybridMultilevel"/>
     <w:tmpl w:val="74320912"/>
@@ -4393,7 +5728,7 @@
       </w:rPr>
     </w:lvl>
   </w:abstractNum>
-  <w:abstractNum w:abstractNumId="20" w15:restartNumberingAfterBreak="0">
+  <w:abstractNum w:abstractNumId="23" w15:restartNumberingAfterBreak="0">
     <w:nsid w:val="772224C1"/>
     <w:multiLevelType w:val="hybridMultilevel"/>
     <w:tmpl w:val="591E49CE"/>
@@ -4506,7 +5841,7 @@
       </w:rPr>
     </w:lvl>
   </w:abstractNum>
-  <w:abstractNum w:abstractNumId="21" w15:restartNumberingAfterBreak="0">
+  <w:abstractNum w:abstractNumId="24" w15:restartNumberingAfterBreak="0">
     <w:nsid w:val="78676CCE"/>
     <w:multiLevelType w:val="hybridMultilevel"/>
     <w:tmpl w:val="B430385C"/>
@@ -4619,7 +5954,7 @@
       </w:rPr>
     </w:lvl>
   </w:abstractNum>
-  <w:abstractNum w:abstractNumId="22" w15:restartNumberingAfterBreak="0">
+  <w:abstractNum w:abstractNumId="25" w15:restartNumberingAfterBreak="0">
     <w:nsid w:val="7B011629"/>
     <w:multiLevelType w:val="hybridMultilevel"/>
     <w:tmpl w:val="971CA98E"/>
@@ -4732,7 +6067,7 @@
       </w:rPr>
     </w:lvl>
   </w:abstractNum>
-  <w:abstractNum w:abstractNumId="23" w15:restartNumberingAfterBreak="0">
+  <w:abstractNum w:abstractNumId="26" w15:restartNumberingAfterBreak="0">
     <w:nsid w:val="7C267EF4"/>
     <w:multiLevelType w:val="hybridMultilevel"/>
     <w:tmpl w:val="6AA6BA00"/>
@@ -4845,7 +6180,7 @@
       </w:rPr>
     </w:lvl>
   </w:abstractNum>
-  <w:abstractNum w:abstractNumId="24" w15:restartNumberingAfterBreak="0">
+  <w:abstractNum w:abstractNumId="27" w15:restartNumberingAfterBreak="0">
     <w:nsid w:val="7ED86D97"/>
     <w:multiLevelType w:val="multilevel"/>
     <w:tmpl w:val="EC76EBC4"/>
@@ -4995,76 +6330,76 @@
     </w:lvl>
   </w:abstractNum>
   <w:num w:numId="1" w16cid:durableId="717316957">
-    <w:abstractNumId w:val="10"/>
+    <w:abstractNumId w:val="12"/>
   </w:num>
   <w:num w:numId="2" w16cid:durableId="748309874">
-    <w:abstractNumId w:val="4"/>
+    <w:abstractNumId w:val="6"/>
   </w:num>
   <w:num w:numId="3" w16cid:durableId="368726975">
-    <w:abstractNumId w:val="11"/>
+    <w:abstractNumId w:val="13"/>
   </w:num>
   <w:num w:numId="4" w16cid:durableId="848324795">
     <w:abstractNumId w:val="0"/>
   </w:num>
   <w:num w:numId="5" w16cid:durableId="1263759189">
-    <w:abstractNumId w:val="2"/>
+    <w:abstractNumId w:val="4"/>
   </w:num>
   <w:num w:numId="6" w16cid:durableId="49156083">
+    <w:abstractNumId w:val="17"/>
+  </w:num>
+  <w:num w:numId="7" w16cid:durableId="512182452">
+    <w:abstractNumId w:val="5"/>
+  </w:num>
+  <w:num w:numId="8" w16cid:durableId="1181045948">
     <w:abstractNumId w:val="15"/>
   </w:num>
-  <w:num w:numId="7" w16cid:durableId="512182452">
-    <w:abstractNumId w:val="3"/>
+  <w:num w:numId="9" w16cid:durableId="683440406">
+    <w:abstractNumId w:val="27"/>
   </w:num>
-  <w:num w:numId="8" w16cid:durableId="1181045948">
-    <w:abstractNumId w:val="13"/>
+  <w:num w:numId="10" w16cid:durableId="1314482819">
+    <w:abstractNumId w:val="18"/>
   </w:num>
-  <w:num w:numId="9" w16cid:durableId="683440406">
+  <w:num w:numId="11" w16cid:durableId="356539243">
+    <w:abstractNumId w:val="14"/>
+  </w:num>
+  <w:num w:numId="12" w16cid:durableId="154034248">
+    <w:abstractNumId w:val="22"/>
+  </w:num>
+  <w:num w:numId="13" w16cid:durableId="1693023176">
+    <w:abstractNumId w:val="26"/>
+  </w:num>
+  <w:num w:numId="14" w16cid:durableId="1916937604">
     <w:abstractNumId w:val="24"/>
   </w:num>
-  <w:num w:numId="10" w16cid:durableId="1314482819">
-    <w:abstractNumId w:val="16"/>
-  </w:num>
-  <w:num w:numId="11" w16cid:durableId="356539243">
-    <w:abstractNumId w:val="12"/>
-  </w:num>
-  <w:num w:numId="12" w16cid:durableId="154034248">
-    <w:abstractNumId w:val="19"/>
-  </w:num>
-  <w:num w:numId="13" w16cid:durableId="1693023176">
-    <w:abstractNumId w:val="23"/>
-  </w:num>
-  <w:num w:numId="14" w16cid:durableId="1916937604">
-    <w:abstractNumId w:val="21"/>
-  </w:num>
   <w:num w:numId="15" w16cid:durableId="835268066">
-    <w:abstractNumId w:val="17"/>
+    <w:abstractNumId w:val="20"/>
   </w:num>
   <w:num w:numId="16" w16cid:durableId="1860200437">
-    <w:abstractNumId w:val="22"/>
+    <w:abstractNumId w:val="25"/>
   </w:num>
   <w:num w:numId="17" w16cid:durableId="1335495486">
     <w:abstractNumId w:val="1"/>
   </w:num>
   <w:num w:numId="18" w16cid:durableId="2246346">
-    <w:abstractNumId w:val="20"/>
+    <w:abstractNumId w:val="23"/>
   </w:num>
   <w:num w:numId="19" w16cid:durableId="824124195">
+    <w:abstractNumId w:val="11"/>
+  </w:num>
+  <w:num w:numId="20" w16cid:durableId="1762488936">
+    <w:abstractNumId w:val="16"/>
+  </w:num>
+  <w:num w:numId="21" w16cid:durableId="234558796">
+    <w:abstractNumId w:val="8"/>
+  </w:num>
+  <w:num w:numId="22" w16cid:durableId="2122068437">
+    <w:abstractNumId w:val="21"/>
+  </w:num>
+  <w:num w:numId="23" w16cid:durableId="1227490388">
     <w:abstractNumId w:val="9"/>
   </w:num>
-  <w:num w:numId="20" w16cid:durableId="1762488936">
-    <w:abstractNumId w:val="14"/>
-  </w:num>
-  <w:num w:numId="21" w16cid:durableId="234558796">
-    <w:abstractNumId w:val="6"/>
-  </w:num>
-  <w:num w:numId="22" w16cid:durableId="2122068437">
-    <w:abstractNumId w:val="18"/>
-  </w:num>
-  <w:num w:numId="23" w16cid:durableId="1227490388">
-    <w:abstractNumId w:val="7"/>
-  </w:num>
   <w:num w:numId="24" w16cid:durableId="374356217">
-    <w:abstractNumId w:val="7"/>
+    <w:abstractNumId w:val="9"/>
     <w:lvlOverride w:ilvl="1">
       <w:lvl w:ilvl="1">
         <w:numFmt w:val="bullet"/>
@@ -5084,10 +6419,79 @@
     </w:lvlOverride>
   </w:num>
   <w:num w:numId="25" w16cid:durableId="524489109">
-    <w:abstractNumId w:val="8"/>
+    <w:abstractNumId w:val="10"/>
   </w:num>
   <w:num w:numId="26" w16cid:durableId="801726514">
-    <w:abstractNumId w:val="5"/>
+    <w:abstractNumId w:val="7"/>
+  </w:num>
+  <w:num w:numId="27" w16cid:durableId="827982858">
+    <w:abstractNumId w:val="2"/>
+  </w:num>
+  <w:num w:numId="28" w16cid:durableId="1538808205">
+    <w:abstractNumId w:val="2"/>
+    <w:lvlOverride w:ilvl="1">
+      <w:lvl w:ilvl="1">
+        <w:numFmt w:val="bullet"/>
+        <w:lvlText w:val="o"/>
+        <w:lvlJc w:val="left"/>
+        <w:pPr>
+          <w:tabs>
+            <w:tab w:val="num" w:pos="1440"/>
+          </w:tabs>
+          <w:ind w:left="1440" w:hanging="360"/>
+        </w:pPr>
+        <w:rPr>
+          <w:rFonts w:ascii="Courier New" w:hAnsi="Courier New" w:hint="default"/>
+          <w:sz w:val="20"/>
+        </w:rPr>
+      </w:lvl>
+    </w:lvlOverride>
+  </w:num>
+  <w:num w:numId="29" w16cid:durableId="1395350162">
+    <w:abstractNumId w:val="19"/>
+  </w:num>
+  <w:num w:numId="30" w16cid:durableId="1890149758">
+    <w:abstractNumId w:val="19"/>
+    <w:lvlOverride w:ilvl="1">
+      <w:lvl w:ilvl="1">
+        <w:numFmt w:val="bullet"/>
+        <w:lvlText w:val="o"/>
+        <w:lvlJc w:val="left"/>
+        <w:pPr>
+          <w:tabs>
+            <w:tab w:val="num" w:pos="1440"/>
+          </w:tabs>
+          <w:ind w:left="1440" w:hanging="360"/>
+        </w:pPr>
+        <w:rPr>
+          <w:rFonts w:ascii="Courier New" w:hAnsi="Courier New" w:hint="default"/>
+          <w:sz w:val="20"/>
+        </w:rPr>
+      </w:lvl>
+    </w:lvlOverride>
+  </w:num>
+  <w:num w:numId="31" w16cid:durableId="317079172">
+    <w:abstractNumId w:val="3"/>
+  </w:num>
+  <w:num w:numId="32" w16cid:durableId="1588880349">
+    <w:abstractNumId w:val="3"/>
+    <w:lvlOverride w:ilvl="1">
+      <w:lvl w:ilvl="1">
+        <w:numFmt w:val="bullet"/>
+        <w:lvlText w:val="o"/>
+        <w:lvlJc w:val="left"/>
+        <w:pPr>
+          <w:tabs>
+            <w:tab w:val="num" w:pos="1440"/>
+          </w:tabs>
+          <w:ind w:left="1440" w:hanging="360"/>
+        </w:pPr>
+        <w:rPr>
+          <w:rFonts w:ascii="Courier New" w:hAnsi="Courier New" w:hint="default"/>
+          <w:sz w:val="20"/>
+        </w:rPr>
+      </w:lvl>
+    </w:lvlOverride>
   </w:num>
 </w:numbering>
 </file>

--- a/Document/MÔ TẢ YÊU CẦU HỆ THỐNG.docx
+++ b/Document/MÔ TẢ YÊU CẦU HỆ THỐNG.docx
@@ -82,7 +82,13 @@
         <w:t>Đối với quản trị viên:</w:t>
       </w:r>
       <w:r>
-        <w:t xml:space="preserve"> Cung cấp công cụ quản lý toàn diện từ thông tin phim, phòng chiếu, suất chiếu đến thống kê doanh thu.</w:t>
+        <w:t xml:space="preserve"> Cung cấp công cụ quản lý toàn diện từ thông tin phim, phòng chiếu, suất chiếu</w:t>
+      </w:r>
+      <w:r>
+        <w:t>, phiếu giảm giá</w:t>
+      </w:r>
+      <w:r>
+        <w:t xml:space="preserve"> đến thống kê doanh thu.</w:t>
       </w:r>
     </w:p>
     <w:p>
@@ -335,6 +341,27 @@
           <w:b/>
           <w:bCs/>
         </w:rPr>
+        <w:t>Quản lý mã khuyến mãi</w:t>
+      </w:r>
+    </w:p>
+    <w:p>
+      <w:pPr>
+        <w:pStyle w:val="ListParagraph"/>
+        <w:numPr>
+          <w:ilvl w:val="0"/>
+          <w:numId w:val="3"/>
+        </w:numPr>
+        <w:tabs>
+          <w:tab w:val="clear" w:pos="720"/>
+          <w:tab w:val="num" w:pos="1080"/>
+        </w:tabs>
+        <w:ind w:left="1080"/>
+      </w:pPr>
+      <w:r>
+        <w:rPr>
+          <w:b/>
+          <w:bCs/>
+        </w:rPr>
         <w:t>Thống kê:</w:t>
       </w:r>
       <w:r>
@@ -428,6 +455,7 @@
           <w:b/>
           <w:bCs/>
         </w:rPr>
+        <w:lastRenderedPageBreak/>
         <w:t>Server:</w:t>
       </w:r>
       <w:r>
@@ -439,7 +467,6 @@
         <w:pStyle w:val="Heading2"/>
       </w:pPr>
       <w:r>
-        <w:lastRenderedPageBreak/>
         <w:t>II. Tạo Database</w:t>
       </w:r>
     </w:p>
@@ -450,8 +477,16 @@
           <w:ilvl w:val="0"/>
           <w:numId w:val="6"/>
         </w:numPr>
-      </w:pPr>
-      <w:r>
+        <w:rPr>
+          <w:b/>
+          <w:bCs/>
+        </w:rPr>
+      </w:pPr>
+      <w:r>
+        <w:rPr>
+          <w:b/>
+          <w:bCs/>
+        </w:rPr>
         <w:t>Các bảng có trong hệ thống</w:t>
       </w:r>
     </w:p>
@@ -587,6 +622,18 @@
       <w:pPr>
         <w:pStyle w:val="ListParagraph"/>
         <w:numPr>
+          <w:ilvl w:val="0"/>
+          <w:numId w:val="12"/>
+        </w:numPr>
+      </w:pPr>
+      <w:r>
+        <w:t>created_at: thời gian đăng ký tài khoản</w:t>
+      </w:r>
+    </w:p>
+    <w:p>
+      <w:pPr>
+        <w:pStyle w:val="ListParagraph"/>
+        <w:numPr>
           <w:ilvl w:val="1"/>
           <w:numId w:val="6"/>
         </w:numPr>
@@ -788,6 +835,18 @@
         </w:numPr>
       </w:pPr>
       <w:r>
+        <w:t xml:space="preserve">duration: thời gian bộ phim  </w:t>
+      </w:r>
+    </w:p>
+    <w:p>
+      <w:pPr>
+        <w:pStyle w:val="ListParagraph"/>
+        <w:numPr>
+          <w:ilvl w:val="0"/>
+          <w:numId w:val="16"/>
+        </w:numPr>
+      </w:pPr>
+      <w:r>
         <w:t>release_date: Ngày phim chính thức khởi chiếu.</w:t>
       </w:r>
     </w:p>
@@ -800,6 +859,31 @@
         </w:numPr>
       </w:pPr>
       <w:r>
+        <w:t>poster_url: url của poster</w:t>
+      </w:r>
+    </w:p>
+    <w:p>
+      <w:pPr>
+        <w:pStyle w:val="ListParagraph"/>
+        <w:numPr>
+          <w:ilvl w:val="0"/>
+          <w:numId w:val="16"/>
+        </w:numPr>
+      </w:pPr>
+      <w:r>
+        <w:t>trailer_url: url của trailer</w:t>
+      </w:r>
+    </w:p>
+    <w:p>
+      <w:pPr>
+        <w:pStyle w:val="ListParagraph"/>
+        <w:numPr>
+          <w:ilvl w:val="0"/>
+          <w:numId w:val="16"/>
+        </w:numPr>
+      </w:pPr>
+      <w:r>
+        <w:lastRenderedPageBreak/>
         <w:t>status: Trạng thái của phim (Sử dụng Enum: NOW_SHOWING - Đang chiếu, COMING_SOON - Sắp chiếu, ENDED - Ngừng chiếu).</w:t>
       </w:r>
     </w:p>
@@ -849,7 +933,6 @@
         </w:numPr>
       </w:pPr>
       <w:r>
-        <w:lastRenderedPageBreak/>
         <w:t>room_id: Khóa ngoại liên kết với bảng rooms (Được chiếu ở phòng nào).</w:t>
       </w:r>
     </w:p>
@@ -923,7 +1006,7 @@
         </w:numPr>
       </w:pPr>
       <w:r>
-        <w:t>total_amount: Tổng số tiền gốc của đơn hàng (chưa tính giảm giá).</w:t>
+        <w:t>showtime_id: Khoá ngoại liên kết với bảng showtimes</w:t>
       </w:r>
     </w:p>
     <w:p>
@@ -936,6 +1019,54 @@
       </w:pPr>
       <w:r>
         <w:t>voucher_id: Khóa ngoại liên kết với bảng vouchers (Mã giảm giá đã được áp dụng cho đơn này, nếu không dùng mã thì để trống).</w:t>
+      </w:r>
+    </w:p>
+    <w:p>
+      <w:pPr>
+        <w:pStyle w:val="ListParagraph"/>
+        <w:numPr>
+          <w:ilvl w:val="0"/>
+          <w:numId w:val="18"/>
+        </w:numPr>
+      </w:pPr>
+      <w:r>
+        <w:t>total_price: Tổng số tiền gốc của đơn hàng (chưa tính giảm giá).</w:t>
+      </w:r>
+    </w:p>
+    <w:p>
+      <w:pPr>
+        <w:pStyle w:val="ListParagraph"/>
+        <w:numPr>
+          <w:ilvl w:val="0"/>
+          <w:numId w:val="18"/>
+        </w:numPr>
+      </w:pPr>
+      <w:r>
+        <w:t xml:space="preserve">status: trạng thái đặt vé (Enum: </w:t>
+      </w:r>
+      <w:r>
+        <w:t>PENDIN</w:t>
+      </w:r>
+      <w:r>
+        <w:t xml:space="preserve">G (đang giữ ghế); </w:t>
+      </w:r>
+      <w:r>
+        <w:t xml:space="preserve">CONFIRMED </w:t>
+      </w:r>
+      <w:r>
+        <w:t>(</w:t>
+      </w:r>
+      <w:r>
+        <w:t>đã thanh toán thành công</w:t>
+      </w:r>
+      <w:r>
+        <w:t>);</w:t>
+      </w:r>
+      <w:r>
+        <w:t xml:space="preserve"> CANCELLED</w:t>
+      </w:r>
+      <w:r>
+        <w:t xml:space="preserve"> (bị huỷ)</w:t>
       </w:r>
     </w:p>
     <w:p>
@@ -1027,6 +1158,18 @@
       <w:pPr>
         <w:pStyle w:val="ListParagraph"/>
         <w:numPr>
+          <w:ilvl w:val="0"/>
+          <w:numId w:val="19"/>
+        </w:numPr>
+      </w:pPr>
+      <w:r>
+        <w:t>price_at_booking: giá của từng ghế</w:t>
+      </w:r>
+    </w:p>
+    <w:p>
+      <w:pPr>
+        <w:pStyle w:val="ListParagraph"/>
+        <w:numPr>
           <w:ilvl w:val="1"/>
           <w:numId w:val="6"/>
         </w:numPr>
@@ -1093,7 +1236,20 @@
         </w:numPr>
       </w:pPr>
       <w:r>
+        <w:lastRenderedPageBreak/>
         <w:t>status: Trạng thái của phiên thanh toán (Ví dụ: SUCCESS - Thành công, FAILED - Thất bại).</w:t>
+      </w:r>
+    </w:p>
+    <w:p>
+      <w:pPr>
+        <w:pStyle w:val="ListParagraph"/>
+        <w:numPr>
+          <w:ilvl w:val="0"/>
+          <w:numId w:val="20"/>
+        </w:numPr>
+      </w:pPr>
+      <w:r>
+        <w:t>payment_time: thời gian thanh toán</w:t>
       </w:r>
     </w:p>
     <w:p>
@@ -1142,6 +1298,18 @@
         </w:numPr>
       </w:pPr>
       <w:r>
+        <w:t xml:space="preserve">description: mô tả </w:t>
+      </w:r>
+    </w:p>
+    <w:p>
+      <w:pPr>
+        <w:pStyle w:val="ListParagraph"/>
+        <w:numPr>
+          <w:ilvl w:val="0"/>
+          <w:numId w:val="21"/>
+        </w:numPr>
+      </w:pPr>
+      <w:r>
         <w:t>discount_type: Phân loại hình thức giảm giá (Giảm theo phần trăm hay giảm tiền mặt trực tiếp).</w:t>
       </w:r>
     </w:p>
@@ -1178,7 +1346,6 @@
         </w:numPr>
       </w:pPr>
       <w:r>
-        <w:lastRenderedPageBreak/>
         <w:t>max_discount_amount: Số tiền giảm tối đa (Áp dụng chặn trần cho loại giảm theo phần trăm).</w:t>
       </w:r>
     </w:p>
@@ -1228,6 +1395,15 @@
       </w:pPr>
       <w:r>
         <w:t>status: Trạng thái kích hoạt của mã giảm giá.</w:t>
+      </w:r>
+      <w:r>
+        <w:t xml:space="preserve"> (Enum: ACTIVE, EXPI</w:t>
+      </w:r>
+      <w:r>
+        <w:t>R</w:t>
+      </w:r>
+      <w:r>
+        <w:t>ED, DISABLED)</w:t>
       </w:r>
     </w:p>
     <w:p>
@@ -1497,6 +1673,7 @@
           <w:b/>
           <w:bCs/>
         </w:rPr>
+        <w:lastRenderedPageBreak/>
         <w:t>bookings (1) - (N) booking_details:</w:t>
       </w:r>
       <w:r>
@@ -1609,7 +1786,6 @@
         <w:pStyle w:val="Heading2"/>
       </w:pPr>
       <w:r>
-        <w:lastRenderedPageBreak/>
         <w:t>https://drawdb.vercel.app/editor/diagrams/54b06ebc-11d5-42cd-a6cb-bcd87c062426</w:t>
       </w:r>
       <w:r>
@@ -1798,6 +1974,7 @@
         </w:numPr>
       </w:pPr>
       <w:r>
+        <w:lastRenderedPageBreak/>
         <w:t>Khách hàng chọn phương thức thanh toán (Ví dụ: VNPay) và tiến hành xác nhận giao dịch.</w:t>
       </w:r>
     </w:p>
@@ -1859,7 +2036,6 @@
         </w:rPr>
       </w:pPr>
       <w:r>
-        <w:lastRenderedPageBreak/>
         <w:t>Quản trị viên tạo mã giảm giá mới</w:t>
       </w:r>
     </w:p>
@@ -2173,6 +2349,7 @@
           <w:b/>
           <w:bCs/>
         </w:rPr>
+        <w:lastRenderedPageBreak/>
         <w:t>Luồng sự kiện chính (Main Flow):</w:t>
       </w:r>
     </w:p>
@@ -2309,7 +2486,6 @@
         <w:ind w:left="1800"/>
       </w:pPr>
       <w:r>
-        <w:lastRenderedPageBreak/>
         <w:t>Hệ thống thông báo "Đăng ký thành công" và tự động chuyển hướng khách hàng sang trang Đăng nhập (hoặc tự động đăng nhập và cấp Token cho khách).</w:t>
       </w:r>
     </w:p>
@@ -2375,14 +2551,7 @@
           <w:b/>
           <w:bCs/>
         </w:rPr>
-        <w:t>K</w:t>
-      </w:r>
-      <w:r>
-        <w:rPr>
-          <w:b/>
-          <w:bCs/>
-        </w:rPr>
-        <w:t>ịch bản 4: đăng nhập và xác thực phân qu</w:t>
+        <w:t>Kịch bản 4: đăng nhập và xác thực phân qu</w:t>
       </w:r>
       <w:r>
         <w:rPr>
@@ -2601,6 +2770,7 @@
         <w:ind w:left="1800"/>
       </w:pPr>
       <w:r>
+        <w:lastRenderedPageBreak/>
         <w:t>Giao diện lưu trữ Token vào bộ nhớ trình duyệt (LocalStorage/Cookies) và tự động chuyển hướng người dùng dựa theo Quyền (Role):</w:t>
       </w:r>
     </w:p>
@@ -2719,7 +2889,6 @@
           <w:i/>
           <w:iCs/>
         </w:rPr>
-        <w:lastRenderedPageBreak/>
         <w:t>Ngoại lệ 2 (Bỏ trống trường dữ liệu):</w:t>
       </w:r>
       <w:r>
@@ -5013,7 +5182,7 @@
   <w:abstractNum w:abstractNumId="17" w15:restartNumberingAfterBreak="0">
     <w:nsid w:val="58753E0B"/>
     <w:multiLevelType w:val="multilevel"/>
-    <w:tmpl w:val="5D1ECE1C"/>
+    <w:tmpl w:val="11D6BC9A"/>
     <w:lvl w:ilvl="0">
       <w:start w:val="1"/>
       <w:numFmt w:val="decimal"/>
@@ -5024,6 +5193,8 @@
       </w:pPr>
       <w:rPr>
         <w:rFonts w:hint="default"/>
+        <w:b/>
+        <w:bCs/>
       </w:rPr>
     </w:lvl>
     <w:lvl w:ilvl="1">
